--- a/实训要求/开发文档（每组交一份）/06 系统接口文档（校园综合服务平台）.docx
+++ b/实训要求/开发文档（每组交一份）/06 系统接口文档（校园综合服务平台）.docx
@@ -126,7 +126,7 @@
               <w:rPr>
                 <w:sz w:val="18"/>
               </w:rPr>
-              <w:t>v2.0</w:t>
+              <w:t>v2.1</w:t>
             </w:r>
           </w:p>
         </w:tc>
@@ -182,7 +182,7 @@
               <w:rPr>
                 <w:sz w:val="18"/>
               </w:rPr>
-              <w:t>RESTful API (Swagger 3.0 / OpenAPI 3.0)</w:t>
+              <w:t>RESTful + OpenAPI 3.0 (SpringDoc)</w:t>
             </w:r>
           </w:p>
         </w:tc>
@@ -210,7 +210,7 @@
               <w:rPr>
                 <w:sz w:val="18"/>
               </w:rPr>
-              <w:t>Knife4j 4.3.0 (Swagger 增强)</w:t>
+              <w:t>SpringDoc OpenAPI 2.2.0 (Swagger UI)</w:t>
             </w:r>
           </w:p>
         </w:tc>
@@ -294,7 +294,7 @@
               <w:rPr>
                 <w:sz w:val="18"/>
               </w:rPr>
-              <w:t>http://101.37.182.56/api  (生产) / http://localhost:8080 (本地)</w:t>
+              <w:t>http://101.37.182.56/api (生产) / http://localhost:8080 (本地)</w:t>
             </w:r>
           </w:p>
         </w:tc>
@@ -329,9 +329,322 @@
           <w:b/>
           <w:sz w:val="28"/>
         </w:rPr>
-        <w:t>1.1 文档说明</w:t>
+        <w:t>1.1 Swagger UI 在线文档</w:t>
       </w:r>
     </w:p>
+    <w:tbl>
+      <w:tblPr>
+        <w:tblStyle w:val="TableGrid"/>
+        <w:tblW w:type="auto" w:w="0"/>
+        <w:jc w:val="center"/>
+        <w:tblLook w:firstColumn="1" w:firstRow="1" w:lastColumn="0" w:lastRow="0" w:noHBand="0" w:noVBand="1" w:val="04A0"/>
+      </w:tblPr>
+      <w:tblGrid>
+        <w:gridCol w:w="2880"/>
+        <w:gridCol w:w="2880"/>
+        <w:gridCol w:w="2880"/>
+      </w:tblGrid>
+      <w:tr>
+        <w:tc>
+          <w:tcPr>
+            <w:tcW w:type="dxa" w:w="1701"/>
+          </w:tcPr>
+          <w:p>
+            <w:pPr>
+              <w:jc w:val="center"/>
+            </w:pPr>
+            <w:r>
+              <w:rPr>
+                <w:b/>
+                <w:sz w:val="18"/>
+              </w:rPr>
+              <w:t>服务</w:t>
+            </w:r>
+          </w:p>
+        </w:tc>
+        <w:tc>
+          <w:tcPr>
+            <w:tcW w:type="dxa" w:w="1134"/>
+          </w:tcPr>
+          <w:p>
+            <w:pPr>
+              <w:jc w:val="center"/>
+            </w:pPr>
+            <w:r>
+              <w:rPr>
+                <w:b/>
+                <w:sz w:val="18"/>
+              </w:rPr>
+              <w:t>端口</w:t>
+            </w:r>
+          </w:p>
+        </w:tc>
+        <w:tc>
+          <w:tcPr>
+            <w:tcW w:type="dxa" w:w="5102"/>
+          </w:tcPr>
+          <w:p>
+            <w:pPr>
+              <w:jc w:val="center"/>
+            </w:pPr>
+            <w:r>
+              <w:rPr>
+                <w:b/>
+                <w:sz w:val="18"/>
+              </w:rPr>
+              <w:t>Swagger UI 地址</w:t>
+            </w:r>
+          </w:p>
+        </w:tc>
+      </w:tr>
+      <w:tr>
+        <w:tc>
+          <w:tcPr>
+            <w:tcW w:type="dxa" w:w="1701"/>
+          </w:tcPr>
+          <w:p>
+            <w:r>
+              <w:rPr>
+                <w:sz w:val="18"/>
+              </w:rPr>
+              <w:t>user-service</w:t>
+            </w:r>
+          </w:p>
+        </w:tc>
+        <w:tc>
+          <w:tcPr>
+            <w:tcW w:type="dxa" w:w="1134"/>
+          </w:tcPr>
+          <w:p>
+            <w:r>
+              <w:rPr>
+                <w:sz w:val="18"/>
+              </w:rPr>
+              <w:t>8082</w:t>
+            </w:r>
+          </w:p>
+        </w:tc>
+        <w:tc>
+          <w:tcPr>
+            <w:tcW w:type="dxa" w:w="5102"/>
+          </w:tcPr>
+          <w:p>
+            <w:r>
+              <w:rPr>
+                <w:sz w:val="18"/>
+              </w:rPr>
+              <w:t>http://101.37.182.56:8082/doc.html</w:t>
+            </w:r>
+          </w:p>
+        </w:tc>
+      </w:tr>
+      <w:tr>
+        <w:tc>
+          <w:tcPr>
+            <w:tcW w:type="dxa" w:w="1701"/>
+          </w:tcPr>
+          <w:p>
+            <w:r>
+              <w:rPr>
+                <w:sz w:val="18"/>
+              </w:rPr>
+              <w:t>campus-news-service</w:t>
+            </w:r>
+          </w:p>
+        </w:tc>
+        <w:tc>
+          <w:tcPr>
+            <w:tcW w:type="dxa" w:w="1134"/>
+          </w:tcPr>
+          <w:p>
+            <w:r>
+              <w:rPr>
+                <w:sz w:val="18"/>
+              </w:rPr>
+              <w:t>8083</w:t>
+            </w:r>
+          </w:p>
+        </w:tc>
+        <w:tc>
+          <w:tcPr>
+            <w:tcW w:type="dxa" w:w="5102"/>
+          </w:tcPr>
+          <w:p>
+            <w:r>
+              <w:rPr>
+                <w:sz w:val="18"/>
+              </w:rPr>
+              <w:t>http://101.37.182.56:8083/doc.html</w:t>
+            </w:r>
+          </w:p>
+        </w:tc>
+      </w:tr>
+      <w:tr>
+        <w:tc>
+          <w:tcPr>
+            <w:tcW w:type="dxa" w:w="1701"/>
+          </w:tcPr>
+          <w:p>
+            <w:r>
+              <w:rPr>
+                <w:sz w:val="18"/>
+              </w:rPr>
+              <w:t>forum-service</w:t>
+            </w:r>
+          </w:p>
+        </w:tc>
+        <w:tc>
+          <w:tcPr>
+            <w:tcW w:type="dxa" w:w="1134"/>
+          </w:tcPr>
+          <w:p>
+            <w:r>
+              <w:rPr>
+                <w:sz w:val="18"/>
+              </w:rPr>
+              <w:t>8084</w:t>
+            </w:r>
+          </w:p>
+        </w:tc>
+        <w:tc>
+          <w:tcPr>
+            <w:tcW w:type="dxa" w:w="5102"/>
+          </w:tcPr>
+          <w:p>
+            <w:r>
+              <w:rPr>
+                <w:sz w:val="18"/>
+              </w:rPr>
+              <w:t>http://101.37.182.56:8084/doc.html</w:t>
+            </w:r>
+          </w:p>
+        </w:tc>
+      </w:tr>
+      <w:tr>
+        <w:tc>
+          <w:tcPr>
+            <w:tcW w:type="dxa" w:w="1701"/>
+          </w:tcPr>
+          <w:p>
+            <w:r>
+              <w:rPr>
+                <w:sz w:val="18"/>
+              </w:rPr>
+              <w:t>lost-found-service</w:t>
+            </w:r>
+          </w:p>
+        </w:tc>
+        <w:tc>
+          <w:tcPr>
+            <w:tcW w:type="dxa" w:w="1134"/>
+          </w:tcPr>
+          <w:p>
+            <w:r>
+              <w:rPr>
+                <w:sz w:val="18"/>
+              </w:rPr>
+              <w:t>8085</w:t>
+            </w:r>
+          </w:p>
+        </w:tc>
+        <w:tc>
+          <w:tcPr>
+            <w:tcW w:type="dxa" w:w="5102"/>
+          </w:tcPr>
+          <w:p>
+            <w:r>
+              <w:rPr>
+                <w:sz w:val="18"/>
+              </w:rPr>
+              <w:t>http://101.37.182.56:8085/doc.html</w:t>
+            </w:r>
+          </w:p>
+        </w:tc>
+      </w:tr>
+      <w:tr>
+        <w:tc>
+          <w:tcPr>
+            <w:tcW w:type="dxa" w:w="1701"/>
+          </w:tcPr>
+          <w:p>
+            <w:r>
+              <w:rPr>
+                <w:sz w:val="18"/>
+              </w:rPr>
+              <w:t>second-hand-service</w:t>
+            </w:r>
+          </w:p>
+        </w:tc>
+        <w:tc>
+          <w:tcPr>
+            <w:tcW w:type="dxa" w:w="1134"/>
+          </w:tcPr>
+          <w:p>
+            <w:r>
+              <w:rPr>
+                <w:sz w:val="18"/>
+              </w:rPr>
+              <w:t>8086</w:t>
+            </w:r>
+          </w:p>
+        </w:tc>
+        <w:tc>
+          <w:tcPr>
+            <w:tcW w:type="dxa" w:w="5102"/>
+          </w:tcPr>
+          <w:p>
+            <w:r>
+              <w:rPr>
+                <w:sz w:val="18"/>
+              </w:rPr>
+              <w:t>http://101.37.182.56:8086/doc.html</w:t>
+            </w:r>
+          </w:p>
+        </w:tc>
+      </w:tr>
+      <w:tr>
+        <w:tc>
+          <w:tcPr>
+            <w:tcW w:type="dxa" w:w="1701"/>
+          </w:tcPr>
+          <w:p>
+            <w:r>
+              <w:rPr>
+                <w:sz w:val="18"/>
+              </w:rPr>
+              <w:t>complaint-service</w:t>
+            </w:r>
+          </w:p>
+        </w:tc>
+        <w:tc>
+          <w:tcPr>
+            <w:tcW w:type="dxa" w:w="1134"/>
+          </w:tcPr>
+          <w:p>
+            <w:r>
+              <w:rPr>
+                <w:sz w:val="18"/>
+              </w:rPr>
+              <w:t>8087</w:t>
+            </w:r>
+          </w:p>
+        </w:tc>
+        <w:tc>
+          <w:tcPr>
+            <w:tcW w:type="dxa" w:w="5102"/>
+          </w:tcPr>
+          <w:p>
+            <w:r>
+              <w:rPr>
+                <w:sz w:val="18"/>
+              </w:rPr>
+              <w:t>http://101.37.182.56:8087/doc.html</w:t>
+            </w:r>
+          </w:p>
+        </w:tc>
+      </w:tr>
+    </w:tbl>
+    <w:p/>
     <w:p>
       <w:pPr>
         <w:ind w:firstLine="420"/>
@@ -341,7 +654,7 @@
           <w:rFonts w:ascii="宋体" w:hAnsi="宋体" w:eastAsia="宋体"/>
           <w:sz w:val="24"/>
         </w:rPr>
-        <w:t>本文档基于 Swagger/Knife4j 自动生成的 OpenAPI 规范，汇总了校园综合服务平台所有微服务的 RESTful API 接口。每个服务均集成了 Knife4j (Swagger 增强) 接口文档生成工具，可通过各服务的 /doc.html 路径在线查看和调试接口。</w:t>
+        <w:t>每个服务集成 SpringDoc OpenAPI，访问 /doc.html 自动跳转至 Swagger UI 界面，支持在线查看接口定义和交互式调试。</w:t>
       </w:r>
     </w:p>
     <w:p>
@@ -354,495 +667,7 @@
           <w:b/>
           <w:sz w:val="28"/>
         </w:rPr>
-        <w:t>1.2 Swagger 在线文档地址</w:t>
-      </w:r>
-    </w:p>
-    <w:tbl>
-      <w:tblPr>
-        <w:tblStyle w:val="TableGrid"/>
-        <w:tblW w:type="auto" w:w="0"/>
-        <w:jc w:val="center"/>
-        <w:tblLook w:firstColumn="1" w:firstRow="1" w:lastColumn="0" w:lastRow="0" w:noHBand="0" w:noVBand="1" w:val="04A0"/>
-      </w:tblPr>
-      <w:tblGrid>
-        <w:gridCol w:w="2160"/>
-        <w:gridCol w:w="2160"/>
-        <w:gridCol w:w="2160"/>
-        <w:gridCol w:w="2160"/>
-      </w:tblGrid>
-      <w:tr>
-        <w:tc>
-          <w:tcPr>
-            <w:tcW w:type="dxa" w:w="1417"/>
-          </w:tcPr>
-          <w:p>
-            <w:pPr>
-              <w:jc w:val="center"/>
-            </w:pPr>
-            <w:r>
-              <w:rPr>
-                <w:b/>
-                <w:sz w:val="18"/>
-              </w:rPr>
-              <w:t>服务</w:t>
-            </w:r>
-          </w:p>
-        </w:tc>
-        <w:tc>
-          <w:tcPr>
-            <w:tcW w:type="dxa" w:w="850"/>
-          </w:tcPr>
-          <w:p>
-            <w:pPr>
-              <w:jc w:val="center"/>
-            </w:pPr>
-            <w:r>
-              <w:rPr>
-                <w:b/>
-                <w:sz w:val="18"/>
-              </w:rPr>
-              <w:t>端口</w:t>
-            </w:r>
-          </w:p>
-        </w:tc>
-        <w:tc>
-          <w:tcPr>
-            <w:tcW w:type="dxa" w:w="2835"/>
-          </w:tcPr>
-          <w:p>
-            <w:pPr>
-              <w:jc w:val="center"/>
-            </w:pPr>
-            <w:r>
-              <w:rPr>
-                <w:b/>
-                <w:sz w:val="18"/>
-              </w:rPr>
-              <w:t>Swagger 文档地址 (本地)</w:t>
-            </w:r>
-          </w:p>
-        </w:tc>
-        <w:tc>
-          <w:tcPr>
-            <w:tcW w:type="dxa" w:w="2835"/>
-          </w:tcPr>
-          <w:p>
-            <w:pPr>
-              <w:jc w:val="center"/>
-            </w:pPr>
-            <w:r>
-              <w:rPr>
-                <w:b/>
-                <w:sz w:val="18"/>
-              </w:rPr>
-              <w:t>文档地址 (生产)</w:t>
-            </w:r>
-          </w:p>
-        </w:tc>
-      </w:tr>
-      <w:tr>
-        <w:tc>
-          <w:tcPr>
-            <w:tcW w:type="dxa" w:w="1417"/>
-          </w:tcPr>
-          <w:p>
-            <w:r>
-              <w:rPr>
-                <w:sz w:val="18"/>
-              </w:rPr>
-              <w:t>API 网关汇总</w:t>
-            </w:r>
-          </w:p>
-        </w:tc>
-        <w:tc>
-          <w:tcPr>
-            <w:tcW w:type="dxa" w:w="850"/>
-          </w:tcPr>
-          <w:p>
-            <w:r>
-              <w:rPr>
-                <w:sz w:val="18"/>
-              </w:rPr>
-              <w:t>8080</w:t>
-            </w:r>
-          </w:p>
-        </w:tc>
-        <w:tc>
-          <w:tcPr>
-            <w:tcW w:type="dxa" w:w="2835"/>
-          </w:tcPr>
-          <w:p>
-            <w:r>
-              <w:rPr>
-                <w:sz w:val="18"/>
-              </w:rPr>
-              <w:t>-</w:t>
-            </w:r>
-          </w:p>
-        </w:tc>
-        <w:tc>
-          <w:tcPr>
-            <w:tcW w:type="dxa" w:w="2835"/>
-          </w:tcPr>
-          <w:p>
-            <w:r>
-              <w:rPr>
-                <w:sz w:val="18"/>
-              </w:rPr>
-              <w:t>http://101.37.182.56/doc.html</w:t>
-            </w:r>
-          </w:p>
-        </w:tc>
-      </w:tr>
-      <w:tr>
-        <w:tc>
-          <w:tcPr>
-            <w:tcW w:type="dxa" w:w="1417"/>
-          </w:tcPr>
-          <w:p>
-            <w:r>
-              <w:rPr>
-                <w:sz w:val="18"/>
-              </w:rPr>
-              <w:t>user-service</w:t>
-            </w:r>
-          </w:p>
-        </w:tc>
-        <w:tc>
-          <w:tcPr>
-            <w:tcW w:type="dxa" w:w="850"/>
-          </w:tcPr>
-          <w:p>
-            <w:r>
-              <w:rPr>
-                <w:sz w:val="18"/>
-              </w:rPr>
-              <w:t>8082</w:t>
-            </w:r>
-          </w:p>
-        </w:tc>
-        <w:tc>
-          <w:tcPr>
-            <w:tcW w:type="dxa" w:w="2835"/>
-          </w:tcPr>
-          <w:p>
-            <w:r>
-              <w:rPr>
-                <w:sz w:val="18"/>
-              </w:rPr>
-              <w:t>http://localhost:8082/doc.html</w:t>
-            </w:r>
-          </w:p>
-        </w:tc>
-        <w:tc>
-          <w:tcPr>
-            <w:tcW w:type="dxa" w:w="2835"/>
-          </w:tcPr>
-          <w:p>
-            <w:r>
-              <w:rPr>
-                <w:sz w:val="18"/>
-              </w:rPr>
-              <w:t>http://101.37.182.56:8082/doc.html</w:t>
-            </w:r>
-          </w:p>
-        </w:tc>
-      </w:tr>
-      <w:tr>
-        <w:tc>
-          <w:tcPr>
-            <w:tcW w:type="dxa" w:w="1417"/>
-          </w:tcPr>
-          <w:p>
-            <w:r>
-              <w:rPr>
-                <w:sz w:val="18"/>
-              </w:rPr>
-              <w:t>campus-news-service</w:t>
-            </w:r>
-          </w:p>
-        </w:tc>
-        <w:tc>
-          <w:tcPr>
-            <w:tcW w:type="dxa" w:w="850"/>
-          </w:tcPr>
-          <w:p>
-            <w:r>
-              <w:rPr>
-                <w:sz w:val="18"/>
-              </w:rPr>
-              <w:t>8083</w:t>
-            </w:r>
-          </w:p>
-        </w:tc>
-        <w:tc>
-          <w:tcPr>
-            <w:tcW w:type="dxa" w:w="2835"/>
-          </w:tcPr>
-          <w:p>
-            <w:r>
-              <w:rPr>
-                <w:sz w:val="18"/>
-              </w:rPr>
-              <w:t>http://localhost:8083/doc.html</w:t>
-            </w:r>
-          </w:p>
-        </w:tc>
-        <w:tc>
-          <w:tcPr>
-            <w:tcW w:type="dxa" w:w="2835"/>
-          </w:tcPr>
-          <w:p>
-            <w:r>
-              <w:rPr>
-                <w:sz w:val="18"/>
-              </w:rPr>
-              <w:t>http://101.37.182.56:8083/doc.html</w:t>
-            </w:r>
-          </w:p>
-        </w:tc>
-      </w:tr>
-      <w:tr>
-        <w:tc>
-          <w:tcPr>
-            <w:tcW w:type="dxa" w:w="1417"/>
-          </w:tcPr>
-          <w:p>
-            <w:r>
-              <w:rPr>
-                <w:sz w:val="18"/>
-              </w:rPr>
-              <w:t>forum-service</w:t>
-            </w:r>
-          </w:p>
-        </w:tc>
-        <w:tc>
-          <w:tcPr>
-            <w:tcW w:type="dxa" w:w="850"/>
-          </w:tcPr>
-          <w:p>
-            <w:r>
-              <w:rPr>
-                <w:sz w:val="18"/>
-              </w:rPr>
-              <w:t>8084</w:t>
-            </w:r>
-          </w:p>
-        </w:tc>
-        <w:tc>
-          <w:tcPr>
-            <w:tcW w:type="dxa" w:w="2835"/>
-          </w:tcPr>
-          <w:p>
-            <w:r>
-              <w:rPr>
-                <w:sz w:val="18"/>
-              </w:rPr>
-              <w:t>http://localhost:8084/doc.html</w:t>
-            </w:r>
-          </w:p>
-        </w:tc>
-        <w:tc>
-          <w:tcPr>
-            <w:tcW w:type="dxa" w:w="2835"/>
-          </w:tcPr>
-          <w:p>
-            <w:r>
-              <w:rPr>
-                <w:sz w:val="18"/>
-              </w:rPr>
-              <w:t>http://101.37.182.56:8084/doc.html</w:t>
-            </w:r>
-          </w:p>
-        </w:tc>
-      </w:tr>
-      <w:tr>
-        <w:tc>
-          <w:tcPr>
-            <w:tcW w:type="dxa" w:w="1417"/>
-          </w:tcPr>
-          <w:p>
-            <w:r>
-              <w:rPr>
-                <w:sz w:val="18"/>
-              </w:rPr>
-              <w:t>lost-found-service</w:t>
-            </w:r>
-          </w:p>
-        </w:tc>
-        <w:tc>
-          <w:tcPr>
-            <w:tcW w:type="dxa" w:w="850"/>
-          </w:tcPr>
-          <w:p>
-            <w:r>
-              <w:rPr>
-                <w:sz w:val="18"/>
-              </w:rPr>
-              <w:t>8085</w:t>
-            </w:r>
-          </w:p>
-        </w:tc>
-        <w:tc>
-          <w:tcPr>
-            <w:tcW w:type="dxa" w:w="2835"/>
-          </w:tcPr>
-          <w:p>
-            <w:r>
-              <w:rPr>
-                <w:sz w:val="18"/>
-              </w:rPr>
-              <w:t>http://localhost:8085/doc.html</w:t>
-            </w:r>
-          </w:p>
-        </w:tc>
-        <w:tc>
-          <w:tcPr>
-            <w:tcW w:type="dxa" w:w="2835"/>
-          </w:tcPr>
-          <w:p>
-            <w:r>
-              <w:rPr>
-                <w:sz w:val="18"/>
-              </w:rPr>
-              <w:t>http://101.37.182.56:8085/doc.html</w:t>
-            </w:r>
-          </w:p>
-        </w:tc>
-      </w:tr>
-      <w:tr>
-        <w:tc>
-          <w:tcPr>
-            <w:tcW w:type="dxa" w:w="1417"/>
-          </w:tcPr>
-          <w:p>
-            <w:r>
-              <w:rPr>
-                <w:sz w:val="18"/>
-              </w:rPr>
-              <w:t>second-hand-service</w:t>
-            </w:r>
-          </w:p>
-        </w:tc>
-        <w:tc>
-          <w:tcPr>
-            <w:tcW w:type="dxa" w:w="850"/>
-          </w:tcPr>
-          <w:p>
-            <w:r>
-              <w:rPr>
-                <w:sz w:val="18"/>
-              </w:rPr>
-              <w:t>8086</w:t>
-            </w:r>
-          </w:p>
-        </w:tc>
-        <w:tc>
-          <w:tcPr>
-            <w:tcW w:type="dxa" w:w="2835"/>
-          </w:tcPr>
-          <w:p>
-            <w:r>
-              <w:rPr>
-                <w:sz w:val="18"/>
-              </w:rPr>
-              <w:t>http://localhost:8086/doc.html</w:t>
-            </w:r>
-          </w:p>
-        </w:tc>
-        <w:tc>
-          <w:tcPr>
-            <w:tcW w:type="dxa" w:w="2835"/>
-          </w:tcPr>
-          <w:p>
-            <w:r>
-              <w:rPr>
-                <w:sz w:val="18"/>
-              </w:rPr>
-              <w:t>http://101.37.182.56:8086/doc.html</w:t>
-            </w:r>
-          </w:p>
-        </w:tc>
-      </w:tr>
-      <w:tr>
-        <w:tc>
-          <w:tcPr>
-            <w:tcW w:type="dxa" w:w="1417"/>
-          </w:tcPr>
-          <w:p>
-            <w:r>
-              <w:rPr>
-                <w:sz w:val="18"/>
-              </w:rPr>
-              <w:t>complaint-service</w:t>
-            </w:r>
-          </w:p>
-        </w:tc>
-        <w:tc>
-          <w:tcPr>
-            <w:tcW w:type="dxa" w:w="850"/>
-          </w:tcPr>
-          <w:p>
-            <w:r>
-              <w:rPr>
-                <w:sz w:val="18"/>
-              </w:rPr>
-              <w:t>8087</w:t>
-            </w:r>
-          </w:p>
-        </w:tc>
-        <w:tc>
-          <w:tcPr>
-            <w:tcW w:type="dxa" w:w="2835"/>
-          </w:tcPr>
-          <w:p>
-            <w:r>
-              <w:rPr>
-                <w:sz w:val="18"/>
-              </w:rPr>
-              <w:t>http://localhost:8087/doc.html</w:t>
-            </w:r>
-          </w:p>
-        </w:tc>
-        <w:tc>
-          <w:tcPr>
-            <w:tcW w:type="dxa" w:w="2835"/>
-          </w:tcPr>
-          <w:p>
-            <w:r>
-              <w:rPr>
-                <w:sz w:val="18"/>
-              </w:rPr>
-              <w:t>http://101.37.182.56:8087/doc.html</w:t>
-            </w:r>
-          </w:p>
-        </w:tc>
-      </w:tr>
-    </w:tbl>
-    <w:p/>
-    <w:p>
-      <w:pPr>
-        <w:spacing w:before="160" w:after="80"/>
-      </w:pPr>
-      <w:r>
-        <w:rPr>
-          <w:rFonts w:ascii="黑体" w:hAnsi="黑体" w:eastAsia="黑体"/>
-          <w:b/>
-          <w:sz w:val="28"/>
-        </w:rPr>
-        <w:t>1.3 统一响应格式</w:t>
-      </w:r>
-    </w:p>
-    <w:p>
-      <w:pPr>
-        <w:ind w:firstLine="420"/>
-      </w:pPr>
-      <w:r>
-        <w:rPr>
-          <w:rFonts w:ascii="宋体" w:hAnsi="宋体" w:eastAsia="宋体"/>
-          <w:sz w:val="24"/>
-        </w:rPr>
-        <w:t>所有接口统一返回以下 JSON 格式：</w:t>
+        <w:t>1.2 统一响应格式</w:t>
       </w:r>
     </w:p>
     <w:p>
@@ -857,11 +682,11 @@
         </w:rPr>
         <w:t>{</w:t>
         <w:br/>
-        <w:t xml:space="preserve">  "code": 200,        // 状态码: 200=成功, 400=参数错误, 401=未登录, 403=无权限, 500=服务异常</w:t>
+        <w:t xml:space="preserve">  "code": 200,        // 200=成功 400=参数错误 401=未登录 403=无权限 500=服务异常</w:t>
         <w:br/>
-        <w:t xml:space="preserve">  "message": "success", // 提示信息</w:t>
+        <w:t xml:space="preserve">  "message": "success",</w:t>
         <w:br/>
-        <w:t xml:space="preserve">  "data": { ... }     // 响应数据（泛型，可为 null）</w:t>
+        <w:t xml:space="preserve">  "data": { ... }     // 泛型数据体（对象/数组/分页对象/null）</w:t>
         <w:br/>
         <w:t>}</w:t>
       </w:r>
@@ -876,7 +701,7 @@
           <w:b/>
           <w:sz w:val="28"/>
         </w:rPr>
-        <w:t>1.4 统一认证机制</w:t>
+        <w:t>1.3 认证机制</w:t>
       </w:r>
     </w:p>
     <w:p>
@@ -888,7 +713,7 @@
           <w:rFonts w:ascii="宋体" w:hAnsi="宋体" w:eastAsia="宋体"/>
           <w:sz w:val="24"/>
         </w:rPr>
-        <w:t>系统采用 JWT + Gateway 统一鉴权。客户端登录后获得 Token，后续请求在 HTTP Header 中携带：</w:t>
+        <w:t>系统采用 JWT + Gateway 统一鉴权。客户端登录后获得 Token，后续请求携带：</w:t>
       </w:r>
     </w:p>
     <w:p>
@@ -913,7 +738,7 @@
           <w:rFonts w:ascii="宋体" w:hAnsi="宋体" w:eastAsia="宋体"/>
           <w:sz w:val="24"/>
         </w:rPr>
-        <w:t>Gateway AuthGlobalFilter 校验 Token 后，将用户信息注入以下请求头转发给下游微服务：</w:t>
+        <w:t>Gateway 校验 Token 后注入以下 Header 转发给下游微服务：</w:t>
       </w:r>
     </w:p>
     <w:tbl>
@@ -942,7 +767,7 @@
                 <w:b/>
                 <w:sz w:val="18"/>
               </w:rPr>
-              <w:t>Header 名称</w:t>
+              <w:t>Header</w:t>
             </w:r>
           </w:p>
         </w:tc>
@@ -1045,7 +870,7 @@
               <w:rPr>
                 <w:sz w:val="18"/>
               </w:rPr>
-              <w:t>用户名（学号/工号）</w:t>
+              <w:t>用户名</w:t>
             </w:r>
           </w:p>
         </w:tc>
@@ -1086,7 +911,7 @@
               <w:rPr>
                 <w:sz w:val="18"/>
               </w:rPr>
-              <w:t>用户昵称（URL编码）</w:t>
+              <w:t>昵称（URL编码）</w:t>
             </w:r>
           </w:p>
         </w:tc>
@@ -1127,7 +952,7 @@
               <w:rPr>
                 <w:sz w:val="18"/>
               </w:rPr>
-              <w:t>用户角色</w:t>
+              <w:t>角色</w:t>
             </w:r>
           </w:p>
         </w:tc>
@@ -1140,7 +965,7 @@
               <w:rPr>
                 <w:sz w:val="18"/>
               </w:rPr>
-              <w:t>student / teacher / admin</w:t>
+              <w:t>student/teacher/admin</w:t>
             </w:r>
           </w:p>
         </w:tc>
@@ -1157,19 +982,7 @@
           <w:b/>
           <w:sz w:val="28"/>
         </w:rPr>
-        <w:t>1.5 白名单（无需登录的接口）</w:t>
-      </w:r>
-    </w:p>
-    <w:p>
-      <w:pPr>
-        <w:ind w:firstLine="420"/>
-      </w:pPr>
-      <w:r>
-        <w:rPr>
-          <w:rFonts w:ascii="宋体" w:hAnsi="宋体" w:eastAsia="宋体"/>
-          <w:sz w:val="24"/>
-        </w:rPr>
-        <w:t>以下路径无需 Token 即可访问：</w:t>
+        <w:t>1.4 白名单（无需登录）</w:t>
       </w:r>
     </w:p>
     <w:p>
@@ -1182,41 +995,35 @@
           <w:rFonts w:ascii="Courier New" w:hAnsi="Courier New"/>
           <w:sz w:val="18"/>
         </w:rPr>
+        <w:t>GET  /auth/captcha             获取验证码</w:t>
         <w:br/>
-        <w:t>GET  /auth/captcha          # 获取图形验证码</w:t>
+        <w:t>POST /auth/login               用户登录</w:t>
         <w:br/>
-        <w:t>POST /auth/login            # 用户登录</w:t>
+        <w:t>POST /auth/register            用户注册</w:t>
         <w:br/>
-        <w:t>POST /auth/register         # 用户注册</w:t>
+        <w:t>GET  /news/list                资讯列表</w:t>
         <w:br/>
-        <w:t>GET  /news/list             # 资讯列表</w:t>
+        <w:t>GET  /news/detail/{id}         资讯详情</w:t>
         <w:br/>
-        <w:t>GET  /news/detail/{id}      # 资讯详情</w:t>
+        <w:t>GET  /post/list                帖子列表</w:t>
         <w:br/>
-        <w:t>GET  /second-hand/list      # 二手商品列表</w:t>
+        <w:t>GET  /post/detail/{id}         帖子详情</w:t>
         <w:br/>
-        <w:t>GET  /second-hand/detail/{id} # 二手商品详情</w:t>
+        <w:t>GET  /post/hot                 热门帖子</w:t>
         <w:br/>
-        <w:t>GET  /lost-found/list       # 失物招领列表</w:t>
+        <w:t>GET  /second-hand/list         二手商品列表</w:t>
         <w:br/>
-        <w:t>GET  /lost-found/detail/{id} # 失物招领详情</w:t>
+        <w:t>GET  /second-hand/detail/{id}  二手商品详情</w:t>
         <w:br/>
-        <w:t>GET  /post/list             # 帖子列表</w:t>
+        <w:t>GET  /lost-found/list          失物招领列表</w:t>
         <w:br/>
-        <w:t>GET  /post/detail/{id}      # 帖子详情</w:t>
+        <w:t>GET  /lost-found/detail/{id}   失物招领详情</w:t>
         <w:br/>
-        <w:t>GET  /post/hot              # 热门帖子</w:t>
+        <w:t>GET  /uploads/**               上传的静态图片</w:t>
         <w:br/>
-        <w:t>GET  /forum/list            # 论坛列表</w:t>
+        <w:t>GET  /doc.html                 Swagger UI 文档</w:t>
         <w:br/>
-        <w:t>GET  /forum/detail/{id}     # 论坛详情</w:t>
-        <w:br/>
-        <w:t>GET  /uploads/**            # 上传的静态图片</w:t>
-        <w:br/>
-        <w:t>GET  /doc.html              # Knife4j 接口文档</w:t>
-        <w:br/>
-        <w:t>GET  /v3/api-docs/**        # OpenAPI JSON</w:t>
-        <w:br/>
+        <w:t>GET  /v3/api-docs/**           OpenAPI JSON</w:t>
       </w:r>
     </w:p>
     <w:p>
@@ -1234,19 +1041,7 @@
           <w:b/>
           <w:sz w:val="32"/>
         </w:rPr>
-        <w:t>二、用户服务接口 (user-service)</w:t>
-      </w:r>
-    </w:p>
-    <w:p>
-      <w:pPr>
-        <w:ind w:firstLine="420"/>
-      </w:pPr>
-      <w:r>
-        <w:rPr>
-          <w:rFonts w:ascii="宋体" w:hAnsi="宋体" w:eastAsia="宋体"/>
-          <w:sz w:val="24"/>
-        </w:rPr>
-        <w:t>用户服务提供认证（注册/登录/Token刷新）、用户信息管理和管理员用户管理功能。</w:t>
+        <w:t>二、用户服务接口 (user-service :8082)</w:t>
       </w:r>
     </w:p>
     <w:p>
@@ -1271,7 +1066,7 @@
           <w:rFonts w:ascii="宋体" w:hAnsi="宋体" w:eastAsia="宋体"/>
           <w:sz w:val="24"/>
         </w:rPr>
-        <w:t>Tag: 认证接口 | Base: /auth</w:t>
+        <w:t>Base: /auth</w:t>
       </w:r>
     </w:p>
     <w:tbl>
@@ -1308,7 +1103,7 @@
         </w:tc>
         <w:tc>
           <w:tcPr>
-            <w:tcW w:type="dxa" w:w="1701"/>
+            <w:tcW w:type="dxa" w:w="1814"/>
           </w:tcPr>
           <w:p>
             <w:pPr>
@@ -1336,7 +1131,7 @@
                 <w:b/>
                 <w:sz w:val="18"/>
               </w:rPr>
-              <w:t>接口说明</w:t>
+              <w:t>说明</w:t>
             </w:r>
           </w:p>
         </w:tc>
@@ -1359,7 +1154,7 @@
         </w:tc>
         <w:tc>
           <w:tcPr>
-            <w:tcW w:type="dxa" w:w="3175"/>
+            <w:tcW w:type="dxa" w:w="3061"/>
           </w:tcPr>
           <w:p>
             <w:pPr>
@@ -1391,6 +1186,19 @@
         </w:tc>
         <w:tc>
           <w:tcPr>
+            <w:tcW w:type="dxa" w:w="1814"/>
+          </w:tcPr>
+          <w:p>
+            <w:r>
+              <w:rPr>
+                <w:sz w:val="18"/>
+              </w:rPr>
+              <w:t>/auth/captcha</w:t>
+            </w:r>
+          </w:p>
+        </w:tc>
+        <w:tc>
+          <w:tcPr>
             <w:tcW w:type="dxa" w:w="1701"/>
           </w:tcPr>
           <w:p>
@@ -1398,19 +1206,6 @@
               <w:rPr>
                 <w:sz w:val="18"/>
               </w:rPr>
-              <w:t>/auth/captcha</w:t>
-            </w:r>
-          </w:p>
-        </w:tc>
-        <w:tc>
-          <w:tcPr>
-            <w:tcW w:type="dxa" w:w="1701"/>
-          </w:tcPr>
-          <w:p>
-            <w:r>
-              <w:rPr>
-                <w:sz w:val="18"/>
-              </w:rPr>
               <w:t>获取图形验证码</w:t>
             </w:r>
           </w:p>
@@ -1430,7 +1225,7 @@
         </w:tc>
         <w:tc>
           <w:tcPr>
-            <w:tcW w:type="dxa" w:w="3175"/>
+            <w:tcW w:type="dxa" w:w="3061"/>
           </w:tcPr>
           <w:p>
             <w:r>
@@ -1458,6 +1253,19 @@
         </w:tc>
         <w:tc>
           <w:tcPr>
+            <w:tcW w:type="dxa" w:w="1814"/>
+          </w:tcPr>
+          <w:p>
+            <w:r>
+              <w:rPr>
+                <w:sz w:val="18"/>
+              </w:rPr>
+              <w:t>/auth/register</w:t>
+            </w:r>
+          </w:p>
+        </w:tc>
+        <w:tc>
+          <w:tcPr>
             <w:tcW w:type="dxa" w:w="1701"/>
           </w:tcPr>
           <w:p>
@@ -1465,19 +1273,6 @@
               <w:rPr>
                 <w:sz w:val="18"/>
               </w:rPr>
-              <w:t>/auth/register</w:t>
-            </w:r>
-          </w:p>
-        </w:tc>
-        <w:tc>
-          <w:tcPr>
-            <w:tcW w:type="dxa" w:w="1701"/>
-          </w:tcPr>
-          <w:p>
-            <w:r>
-              <w:rPr>
-                <w:sz w:val="18"/>
-              </w:rPr>
               <w:t>用户注册</w:t>
             </w:r>
           </w:p>
@@ -1497,7 +1292,7 @@
         </w:tc>
         <w:tc>
           <w:tcPr>
-            <w:tcW w:type="dxa" w:w="3175"/>
+            <w:tcW w:type="dxa" w:w="3061"/>
           </w:tcPr>
           <w:p>
             <w:r>
@@ -1525,6 +1320,19 @@
         </w:tc>
         <w:tc>
           <w:tcPr>
+            <w:tcW w:type="dxa" w:w="1814"/>
+          </w:tcPr>
+          <w:p>
+            <w:r>
+              <w:rPr>
+                <w:sz w:val="18"/>
+              </w:rPr>
+              <w:t>/auth/login</w:t>
+            </w:r>
+          </w:p>
+        </w:tc>
+        <w:tc>
+          <w:tcPr>
             <w:tcW w:type="dxa" w:w="1701"/>
           </w:tcPr>
           <w:p>
@@ -1532,19 +1340,6 @@
               <w:rPr>
                 <w:sz w:val="18"/>
               </w:rPr>
-              <w:t>/auth/login</w:t>
-            </w:r>
-          </w:p>
-        </w:tc>
-        <w:tc>
-          <w:tcPr>
-            <w:tcW w:type="dxa" w:w="1701"/>
-          </w:tcPr>
-          <w:p>
-            <w:r>
-              <w:rPr>
-                <w:sz w:val="18"/>
-              </w:rPr>
               <w:t>用户登录</w:t>
             </w:r>
           </w:p>
@@ -1564,14 +1359,14 @@
         </w:tc>
         <w:tc>
           <w:tcPr>
-            <w:tcW w:type="dxa" w:w="3175"/>
-          </w:tcPr>
-          <w:p>
-            <w:r>
-              <w:rPr>
-                <w:sz w:val="18"/>
-              </w:rPr>
-              <w:t>Body: {username, password}</w:t>
+            <w:tcW w:type="dxa" w:w="3061"/>
+          </w:tcPr>
+          <w:p>
+            <w:r>
+              <w:rPr>
+                <w:sz w:val="18"/>
+              </w:rPr>
+              <w:t>Body: {username, password} → 返回 {token, nickname, role, userId}</w:t>
             </w:r>
           </w:p>
         </w:tc>
@@ -1592,6 +1387,19 @@
         </w:tc>
         <w:tc>
           <w:tcPr>
+            <w:tcW w:type="dxa" w:w="1814"/>
+          </w:tcPr>
+          <w:p>
+            <w:r>
+              <w:rPr>
+                <w:sz w:val="18"/>
+              </w:rPr>
+              <w:t>/auth/refresh</w:t>
+            </w:r>
+          </w:p>
+        </w:tc>
+        <w:tc>
+          <w:tcPr>
             <w:tcW w:type="dxa" w:w="1701"/>
           </w:tcPr>
           <w:p>
@@ -1599,20 +1407,7 @@
               <w:rPr>
                 <w:sz w:val="18"/>
               </w:rPr>
-              <w:t>/auth/refresh</w:t>
-            </w:r>
-          </w:p>
-        </w:tc>
-        <w:tc>
-          <w:tcPr>
-            <w:tcW w:type="dxa" w:w="1701"/>
-          </w:tcPr>
-          <w:p>
-            <w:r>
-              <w:rPr>
-                <w:sz w:val="18"/>
-              </w:rPr>
-              <w:t>刷新Token（需已登录）</w:t>
+              <w:t>刷新 Token</w:t>
             </w:r>
           </w:p>
         </w:tc>
@@ -1631,7 +1426,7 @@
         </w:tc>
         <w:tc>
           <w:tcPr>
-            <w:tcW w:type="dxa" w:w="3175"/>
+            <w:tcW w:type="dxa" w:w="3061"/>
           </w:tcPr>
           <w:p>
             <w:r>
@@ -1645,609 +1440,6 @@
       </w:tr>
     </w:tbl>
     <w:p/>
-    <w:p>
-      <w:pPr>
-        <w:spacing w:before="120" w:after="60"/>
-      </w:pPr>
-      <w:r>
-        <w:rPr>
-          <w:rFonts w:ascii="黑体" w:hAnsi="黑体" w:eastAsia="黑体"/>
-          <w:b/>
-          <w:sz w:val="24"/>
-        </w:rPr>
-        <w:t>2.1.1 获取图形验证码</w:t>
-      </w:r>
-    </w:p>
-    <w:p>
-      <w:pPr>
-        <w:ind w:firstLine="420"/>
-      </w:pPr>
-      <w:r>
-        <w:rPr>
-          <w:rFonts w:ascii="宋体" w:hAnsi="宋体" w:eastAsia="宋体"/>
-          <w:sz w:val="24"/>
-        </w:rPr>
-        <w:t>请求示例：</w:t>
-      </w:r>
-    </w:p>
-    <w:p>
-      <w:pPr>
-        <w:spacing w:before="40" w:after="40"/>
-        <w:ind w:firstLine="0"/>
-      </w:pPr>
-      <w:r>
-        <w:rPr>
-          <w:rFonts w:ascii="Courier New" w:hAnsi="Courier New"/>
-          <w:sz w:val="18"/>
-        </w:rPr>
-        <w:t>GET /auth/captcha</w:t>
-        <w:br/>
-        <w:t>响应: {</w:t>
-        <w:br/>
-        <w:t xml:space="preserve">  "code": 200,</w:t>
-        <w:br/>
-        <w:t xml:space="preserve">  "data": {</w:t>
-        <w:br/>
-        <w:t xml:space="preserve">    "key": "uuid-string",      // 验证码唯一标识</w:t>
-        <w:br/>
-        <w:t xml:space="preserve">    "image": "data:image/png;base64,..."  // Base64 图片</w:t>
-        <w:br/>
-        <w:t xml:space="preserve">  }</w:t>
-        <w:br/>
-        <w:t>}</w:t>
-      </w:r>
-    </w:p>
-    <w:p>
-      <w:pPr>
-        <w:spacing w:before="120" w:after="60"/>
-      </w:pPr>
-      <w:r>
-        <w:rPr>
-          <w:rFonts w:ascii="黑体" w:hAnsi="黑体" w:eastAsia="黑体"/>
-          <w:b/>
-          <w:sz w:val="24"/>
-        </w:rPr>
-        <w:t>2.1.2 用户注册</w:t>
-      </w:r>
-    </w:p>
-    <w:p>
-      <w:pPr>
-        <w:ind w:firstLine="420"/>
-      </w:pPr>
-      <w:r>
-        <w:rPr>
-          <w:rFonts w:ascii="宋体" w:hAnsi="宋体" w:eastAsia="宋体"/>
-          <w:sz w:val="24"/>
-        </w:rPr>
-        <w:t>请求参数说明：</w:t>
-      </w:r>
-    </w:p>
-    <w:tbl>
-      <w:tblPr>
-        <w:tblStyle w:val="TableGrid"/>
-        <w:tblW w:type="auto" w:w="0"/>
-        <w:jc w:val="center"/>
-        <w:tblLook w:firstColumn="1" w:firstRow="1" w:lastColumn="0" w:lastRow="0" w:noHBand="0" w:noVBand="1" w:val="04A0"/>
-      </w:tblPr>
-      <w:tblGrid>
-        <w:gridCol w:w="2160"/>
-        <w:gridCol w:w="2160"/>
-        <w:gridCol w:w="2160"/>
-        <w:gridCol w:w="2160"/>
-      </w:tblGrid>
-      <w:tr>
-        <w:tc>
-          <w:tcPr>
-            <w:tcW w:type="dxa" w:w="1701"/>
-          </w:tcPr>
-          <w:p>
-            <w:pPr>
-              <w:jc w:val="center"/>
-            </w:pPr>
-            <w:r>
-              <w:rPr>
-                <w:b/>
-                <w:sz w:val="18"/>
-              </w:rPr>
-              <w:t>参数</w:t>
-            </w:r>
-          </w:p>
-        </w:tc>
-        <w:tc>
-          <w:tcPr>
-            <w:tcW w:type="dxa" w:w="1134"/>
-          </w:tcPr>
-          <w:p>
-            <w:pPr>
-              <w:jc w:val="center"/>
-            </w:pPr>
-            <w:r>
-              <w:rPr>
-                <w:b/>
-                <w:sz w:val="18"/>
-              </w:rPr>
-              <w:t>类型</w:t>
-            </w:r>
-          </w:p>
-        </w:tc>
-        <w:tc>
-          <w:tcPr>
-            <w:tcW w:type="dxa" w:w="850"/>
-          </w:tcPr>
-          <w:p>
-            <w:pPr>
-              <w:jc w:val="center"/>
-            </w:pPr>
-            <w:r>
-              <w:rPr>
-                <w:b/>
-                <w:sz w:val="18"/>
-              </w:rPr>
-              <w:t>必填</w:t>
-            </w:r>
-          </w:p>
-        </w:tc>
-        <w:tc>
-          <w:tcPr>
-            <w:tcW w:type="dxa" w:w="4252"/>
-          </w:tcPr>
-          <w:p>
-            <w:pPr>
-              <w:jc w:val="center"/>
-            </w:pPr>
-            <w:r>
-              <w:rPr>
-                <w:b/>
-                <w:sz w:val="18"/>
-              </w:rPr>
-              <w:t>说明</w:t>
-            </w:r>
-          </w:p>
-        </w:tc>
-      </w:tr>
-      <w:tr>
-        <w:tc>
-          <w:tcPr>
-            <w:tcW w:type="dxa" w:w="1701"/>
-          </w:tcPr>
-          <w:p>
-            <w:r>
-              <w:rPr>
-                <w:sz w:val="18"/>
-              </w:rPr>
-              <w:t>username</w:t>
-            </w:r>
-          </w:p>
-        </w:tc>
-        <w:tc>
-          <w:tcPr>
-            <w:tcW w:type="dxa" w:w="1134"/>
-          </w:tcPr>
-          <w:p>
-            <w:r>
-              <w:rPr>
-                <w:sz w:val="18"/>
-              </w:rPr>
-              <w:t>String</w:t>
-            </w:r>
-          </w:p>
-        </w:tc>
-        <w:tc>
-          <w:tcPr>
-            <w:tcW w:type="dxa" w:w="850"/>
-          </w:tcPr>
-          <w:p>
-            <w:r>
-              <w:rPr>
-                <w:sz w:val="18"/>
-              </w:rPr>
-              <w:t>是</w:t>
-            </w:r>
-          </w:p>
-        </w:tc>
-        <w:tc>
-          <w:tcPr>
-            <w:tcW w:type="dxa" w:w="4252"/>
-          </w:tcPr>
-          <w:p>
-            <w:r>
-              <w:rPr>
-                <w:sz w:val="18"/>
-              </w:rPr>
-              <w:t>用户名（学号/工号），唯一</w:t>
-            </w:r>
-          </w:p>
-        </w:tc>
-      </w:tr>
-      <w:tr>
-        <w:tc>
-          <w:tcPr>
-            <w:tcW w:type="dxa" w:w="1701"/>
-          </w:tcPr>
-          <w:p>
-            <w:r>
-              <w:rPr>
-                <w:sz w:val="18"/>
-              </w:rPr>
-              <w:t>password</w:t>
-            </w:r>
-          </w:p>
-        </w:tc>
-        <w:tc>
-          <w:tcPr>
-            <w:tcW w:type="dxa" w:w="1134"/>
-          </w:tcPr>
-          <w:p>
-            <w:r>
-              <w:rPr>
-                <w:sz w:val="18"/>
-              </w:rPr>
-              <w:t>String</w:t>
-            </w:r>
-          </w:p>
-        </w:tc>
-        <w:tc>
-          <w:tcPr>
-            <w:tcW w:type="dxa" w:w="850"/>
-          </w:tcPr>
-          <w:p>
-            <w:r>
-              <w:rPr>
-                <w:sz w:val="18"/>
-              </w:rPr>
-              <w:t>是</w:t>
-            </w:r>
-          </w:p>
-        </w:tc>
-        <w:tc>
-          <w:tcPr>
-            <w:tcW w:type="dxa" w:w="4252"/>
-          </w:tcPr>
-          <w:p>
-            <w:r>
-              <w:rPr>
-                <w:sz w:val="18"/>
-              </w:rPr>
-              <w:t>密码，明文传输，服务端 BCrypt 加密</w:t>
-            </w:r>
-          </w:p>
-        </w:tc>
-      </w:tr>
-      <w:tr>
-        <w:tc>
-          <w:tcPr>
-            <w:tcW w:type="dxa" w:w="1701"/>
-          </w:tcPr>
-          <w:p>
-            <w:r>
-              <w:rPr>
-                <w:sz w:val="18"/>
-              </w:rPr>
-              <w:t>nickname</w:t>
-            </w:r>
-          </w:p>
-        </w:tc>
-        <w:tc>
-          <w:tcPr>
-            <w:tcW w:type="dxa" w:w="1134"/>
-          </w:tcPr>
-          <w:p>
-            <w:r>
-              <w:rPr>
-                <w:sz w:val="18"/>
-              </w:rPr>
-              <w:t>String</w:t>
-            </w:r>
-          </w:p>
-        </w:tc>
-        <w:tc>
-          <w:tcPr>
-            <w:tcW w:type="dxa" w:w="850"/>
-          </w:tcPr>
-          <w:p>
-            <w:r>
-              <w:rPr>
-                <w:sz w:val="18"/>
-              </w:rPr>
-              <w:t>否</w:t>
-            </w:r>
-          </w:p>
-        </w:tc>
-        <w:tc>
-          <w:tcPr>
-            <w:tcW w:type="dxa" w:w="4252"/>
-          </w:tcPr>
-          <w:p>
-            <w:r>
-              <w:rPr>
-                <w:sz w:val="18"/>
-              </w:rPr>
-              <w:t>昵称，不传则使用 username</w:t>
-            </w:r>
-          </w:p>
-        </w:tc>
-      </w:tr>
-      <w:tr>
-        <w:tc>
-          <w:tcPr>
-            <w:tcW w:type="dxa" w:w="1701"/>
-          </w:tcPr>
-          <w:p>
-            <w:r>
-              <w:rPr>
-                <w:sz w:val="18"/>
-              </w:rPr>
-              <w:t>phone</w:t>
-            </w:r>
-          </w:p>
-        </w:tc>
-        <w:tc>
-          <w:tcPr>
-            <w:tcW w:type="dxa" w:w="1134"/>
-          </w:tcPr>
-          <w:p>
-            <w:r>
-              <w:rPr>
-                <w:sz w:val="18"/>
-              </w:rPr>
-              <w:t>String</w:t>
-            </w:r>
-          </w:p>
-        </w:tc>
-        <w:tc>
-          <w:tcPr>
-            <w:tcW w:type="dxa" w:w="850"/>
-          </w:tcPr>
-          <w:p>
-            <w:r>
-              <w:rPr>
-                <w:sz w:val="18"/>
-              </w:rPr>
-              <w:t>否</w:t>
-            </w:r>
-          </w:p>
-        </w:tc>
-        <w:tc>
-          <w:tcPr>
-            <w:tcW w:type="dxa" w:w="4252"/>
-          </w:tcPr>
-          <w:p>
-            <w:r>
-              <w:rPr>
-                <w:sz w:val="18"/>
-              </w:rPr>
-              <w:t>手机号，唯一</w:t>
-            </w:r>
-          </w:p>
-        </w:tc>
-      </w:tr>
-      <w:tr>
-        <w:tc>
-          <w:tcPr>
-            <w:tcW w:type="dxa" w:w="1701"/>
-          </w:tcPr>
-          <w:p>
-            <w:r>
-              <w:rPr>
-                <w:sz w:val="18"/>
-              </w:rPr>
-              <w:t>email</w:t>
-            </w:r>
-          </w:p>
-        </w:tc>
-        <w:tc>
-          <w:tcPr>
-            <w:tcW w:type="dxa" w:w="1134"/>
-          </w:tcPr>
-          <w:p>
-            <w:r>
-              <w:rPr>
-                <w:sz w:val="18"/>
-              </w:rPr>
-              <w:t>String</w:t>
-            </w:r>
-          </w:p>
-        </w:tc>
-        <w:tc>
-          <w:tcPr>
-            <w:tcW w:type="dxa" w:w="850"/>
-          </w:tcPr>
-          <w:p>
-            <w:r>
-              <w:rPr>
-                <w:sz w:val="18"/>
-              </w:rPr>
-              <w:t>否</w:t>
-            </w:r>
-          </w:p>
-        </w:tc>
-        <w:tc>
-          <w:tcPr>
-            <w:tcW w:type="dxa" w:w="4252"/>
-          </w:tcPr>
-          <w:p>
-            <w:r>
-              <w:rPr>
-                <w:sz w:val="18"/>
-              </w:rPr>
-              <w:t>邮箱</w:t>
-            </w:r>
-          </w:p>
-        </w:tc>
-      </w:tr>
-      <w:tr>
-        <w:tc>
-          <w:tcPr>
-            <w:tcW w:type="dxa" w:w="1701"/>
-          </w:tcPr>
-          <w:p>
-            <w:r>
-              <w:rPr>
-                <w:sz w:val="18"/>
-              </w:rPr>
-              <w:t>captchaKey</w:t>
-            </w:r>
-          </w:p>
-        </w:tc>
-        <w:tc>
-          <w:tcPr>
-            <w:tcW w:type="dxa" w:w="1134"/>
-          </w:tcPr>
-          <w:p>
-            <w:r>
-              <w:rPr>
-                <w:sz w:val="18"/>
-              </w:rPr>
-              <w:t>String</w:t>
-            </w:r>
-          </w:p>
-        </w:tc>
-        <w:tc>
-          <w:tcPr>
-            <w:tcW w:type="dxa" w:w="850"/>
-          </w:tcPr>
-          <w:p>
-            <w:r>
-              <w:rPr>
-                <w:sz w:val="18"/>
-              </w:rPr>
-              <w:t>否</w:t>
-            </w:r>
-          </w:p>
-        </w:tc>
-        <w:tc>
-          <w:tcPr>
-            <w:tcW w:type="dxa" w:w="4252"/>
-          </w:tcPr>
-          <w:p>
-            <w:r>
-              <w:rPr>
-                <w:sz w:val="18"/>
-              </w:rPr>
-              <w:t>验证码 key（从 /auth/captcha 获取）</w:t>
-            </w:r>
-          </w:p>
-        </w:tc>
-      </w:tr>
-      <w:tr>
-        <w:tc>
-          <w:tcPr>
-            <w:tcW w:type="dxa" w:w="1701"/>
-          </w:tcPr>
-          <w:p>
-            <w:r>
-              <w:rPr>
-                <w:sz w:val="18"/>
-              </w:rPr>
-              <w:t>captchaCode</w:t>
-            </w:r>
-          </w:p>
-        </w:tc>
-        <w:tc>
-          <w:tcPr>
-            <w:tcW w:type="dxa" w:w="1134"/>
-          </w:tcPr>
-          <w:p>
-            <w:r>
-              <w:rPr>
-                <w:sz w:val="18"/>
-              </w:rPr>
-              <w:t>String</w:t>
-            </w:r>
-          </w:p>
-        </w:tc>
-        <w:tc>
-          <w:tcPr>
-            <w:tcW w:type="dxa" w:w="850"/>
-          </w:tcPr>
-          <w:p>
-            <w:r>
-              <w:rPr>
-                <w:sz w:val="18"/>
-              </w:rPr>
-              <w:t>否</w:t>
-            </w:r>
-          </w:p>
-        </w:tc>
-        <w:tc>
-          <w:tcPr>
-            <w:tcW w:type="dxa" w:w="4252"/>
-          </w:tcPr>
-          <w:p>
-            <w:r>
-              <w:rPr>
-                <w:sz w:val="18"/>
-              </w:rPr>
-              <w:t>验证码图片中的字符</w:t>
-            </w:r>
-          </w:p>
-        </w:tc>
-      </w:tr>
-    </w:tbl>
-    <w:p/>
-    <w:p>
-      <w:pPr>
-        <w:spacing w:before="40" w:after="40"/>
-        <w:ind w:firstLine="0"/>
-      </w:pPr>
-      <w:r>
-        <w:rPr>
-          <w:rFonts w:ascii="Courier New" w:hAnsi="Courier New"/>
-          <w:sz w:val="18"/>
-        </w:rPr>
-        <w:t>POST /auth/register</w:t>
-        <w:br/>
-        <w:t>Body: { "username": "20210010", "password": "123456", "nickname": "新同学" }</w:t>
-        <w:br/>
-        <w:t>响应: { "code": 200, "message": "注册成功", "data": null }</w:t>
-      </w:r>
-    </w:p>
-    <w:p>
-      <w:pPr>
-        <w:spacing w:before="120" w:after="60"/>
-      </w:pPr>
-      <w:r>
-        <w:rPr>
-          <w:rFonts w:ascii="黑体" w:hAnsi="黑体" w:eastAsia="黑体"/>
-          <w:b/>
-          <w:sz w:val="24"/>
-        </w:rPr>
-        <w:t>2.1.3 用户登录</w:t>
-      </w:r>
-    </w:p>
-    <w:p>
-      <w:pPr>
-        <w:spacing w:before="40" w:after="40"/>
-        <w:ind w:firstLine="0"/>
-      </w:pPr>
-      <w:r>
-        <w:rPr>
-          <w:rFonts w:ascii="Courier New" w:hAnsi="Courier New"/>
-          <w:sz w:val="18"/>
-        </w:rPr>
-        <w:t>POST /auth/login</w:t>
-        <w:br/>
-        <w:t>Body: { "username": "admin", "password": "123456" }</w:t>
-        <w:br/>
-        <w:t>响应: {</w:t>
-        <w:br/>
-        <w:t xml:space="preserve">  "code": 200,</w:t>
-        <w:br/>
-        <w:t xml:space="preserve">  "data": {</w:t>
-        <w:br/>
-        <w:t xml:space="preserve">    "token": "eyJhbGciOiJIUzI1NiJ9...",  // JWT Token，7天有效</w:t>
-        <w:br/>
-        <w:t xml:space="preserve">    "nickname": "系统管理员",</w:t>
-        <w:br/>
-        <w:t xml:space="preserve">    "role": "admin",</w:t>
-        <w:br/>
-        <w:t xml:space="preserve">    "userId": 1</w:t>
-        <w:br/>
-        <w:t xml:space="preserve">  }</w:t>
-        <w:br/>
-        <w:t>}</w:t>
-      </w:r>
-    </w:p>
     <w:p>
       <w:pPr>
         <w:spacing w:before="160" w:after="80"/>
@@ -2270,7 +1462,7 @@
           <w:rFonts w:ascii="宋体" w:hAnsi="宋体" w:eastAsia="宋体"/>
           <w:sz w:val="24"/>
         </w:rPr>
-        <w:t>Tag: 用户接口 | Base: /user | 需要登录</w:t>
+        <w:t>Base: /user</w:t>
       </w:r>
     </w:p>
     <w:tbl>
@@ -2307,7 +1499,7 @@
         </w:tc>
         <w:tc>
           <w:tcPr>
-            <w:tcW w:type="dxa" w:w="1701"/>
+            <w:tcW w:type="dxa" w:w="1814"/>
           </w:tcPr>
           <w:p>
             <w:pPr>
@@ -2324,7 +1516,7 @@
         </w:tc>
         <w:tc>
           <w:tcPr>
-            <w:tcW w:type="dxa" w:w="2268"/>
+            <w:tcW w:type="dxa" w:w="1701"/>
           </w:tcPr>
           <w:p>
             <w:pPr>
@@ -2335,7 +1527,7 @@
                 <w:b/>
                 <w:sz w:val="18"/>
               </w:rPr>
-              <w:t>接口说明</w:t>
+              <w:t>说明</w:t>
             </w:r>
           </w:p>
         </w:tc>
@@ -2358,7 +1550,7 @@
         </w:tc>
         <w:tc>
           <w:tcPr>
-            <w:tcW w:type="dxa" w:w="2608"/>
+            <w:tcW w:type="dxa" w:w="3061"/>
           </w:tcPr>
           <w:p>
             <w:pPr>
@@ -2390,6 +1582,19 @@
         </w:tc>
         <w:tc>
           <w:tcPr>
+            <w:tcW w:type="dxa" w:w="1814"/>
+          </w:tcPr>
+          <w:p>
+            <w:r>
+              <w:rPr>
+                <w:sz w:val="18"/>
+              </w:rPr>
+              <w:t>/user/me</w:t>
+            </w:r>
+          </w:p>
+        </w:tc>
+        <w:tc>
+          <w:tcPr>
             <w:tcW w:type="dxa" w:w="1701"/>
           </w:tcPr>
           <w:p>
@@ -2397,20 +1602,7 @@
               <w:rPr>
                 <w:sz w:val="18"/>
               </w:rPr>
-              <w:t>/user/me</w:t>
-            </w:r>
-          </w:p>
-        </w:tc>
-        <w:tc>
-          <w:tcPr>
-            <w:tcW w:type="dxa" w:w="2268"/>
-          </w:tcPr>
-          <w:p>
-            <w:r>
-              <w:rPr>
-                <w:sz w:val="18"/>
-              </w:rPr>
-              <w:t>获取当前登录用户信息</w:t>
+              <w:t>获取当前用户信息</w:t>
             </w:r>
           </w:p>
         </w:tc>
@@ -2429,7 +1621,7 @@
         </w:tc>
         <w:tc>
           <w:tcPr>
-            <w:tcW w:type="dxa" w:w="2608"/>
+            <w:tcW w:type="dxa" w:w="3061"/>
           </w:tcPr>
           <w:p>
             <w:r>
@@ -2457,6 +1649,19 @@
         </w:tc>
         <w:tc>
           <w:tcPr>
+            <w:tcW w:type="dxa" w:w="1814"/>
+          </w:tcPr>
+          <w:p>
+            <w:r>
+              <w:rPr>
+                <w:sz w:val="18"/>
+              </w:rPr>
+              <w:t>/user/{userId}</w:t>
+            </w:r>
+          </w:p>
+        </w:tc>
+        <w:tc>
+          <w:tcPr>
             <w:tcW w:type="dxa" w:w="1701"/>
           </w:tcPr>
           <w:p>
@@ -2464,20 +1669,7 @@
               <w:rPr>
                 <w:sz w:val="18"/>
               </w:rPr>
-              <w:t>/user/{userId}</w:t>
-            </w:r>
-          </w:p>
-        </w:tc>
-        <w:tc>
-          <w:tcPr>
-            <w:tcW w:type="dxa" w:w="2268"/>
-          </w:tcPr>
-          <w:p>
-            <w:r>
-              <w:rPr>
-                <w:sz w:val="18"/>
-              </w:rPr>
-              <w:t>根据ID获取用户信息（内部调用）</w:t>
+              <w:t>按ID获取用户（Feign内部调用）</w:t>
             </w:r>
           </w:p>
         </w:tc>
@@ -2496,7 +1688,7 @@
         </w:tc>
         <w:tc>
           <w:tcPr>
-            <w:tcW w:type="dxa" w:w="2608"/>
+            <w:tcW w:type="dxa" w:w="3061"/>
           </w:tcPr>
           <w:p>
             <w:r>
@@ -2524,6 +1716,19 @@
         </w:tc>
         <w:tc>
           <w:tcPr>
+            <w:tcW w:type="dxa" w:w="1814"/>
+          </w:tcPr>
+          <w:p>
+            <w:r>
+              <w:rPr>
+                <w:sz w:val="18"/>
+              </w:rPr>
+              <w:t>/user/me</w:t>
+            </w:r>
+          </w:p>
+        </w:tc>
+        <w:tc>
+          <w:tcPr>
             <w:tcW w:type="dxa" w:w="1701"/>
           </w:tcPr>
           <w:p>
@@ -2531,19 +1736,6 @@
               <w:rPr>
                 <w:sz w:val="18"/>
               </w:rPr>
-              <w:t>/user/me</w:t>
-            </w:r>
-          </w:p>
-        </w:tc>
-        <w:tc>
-          <w:tcPr>
-            <w:tcW w:type="dxa" w:w="2268"/>
-          </w:tcPr>
-          <w:p>
-            <w:r>
-              <w:rPr>
-                <w:sz w:val="18"/>
-              </w:rPr>
               <w:t>更新个人信息</w:t>
             </w:r>
           </w:p>
@@ -2563,7 +1755,7 @@
         </w:tc>
         <w:tc>
           <w:tcPr>
-            <w:tcW w:type="dxa" w:w="2608"/>
+            <w:tcW w:type="dxa" w:w="3061"/>
           </w:tcPr>
           <w:p>
             <w:r>
@@ -2577,64 +1769,6 @@
       </w:tr>
     </w:tbl>
     <w:p/>
-    <w:p>
-      <w:pPr>
-        <w:spacing w:before="120" w:after="60"/>
-      </w:pPr>
-      <w:r>
-        <w:rPr>
-          <w:rFonts w:ascii="黑体" w:hAnsi="黑体" w:eastAsia="黑体"/>
-          <w:b/>
-          <w:sz w:val="24"/>
-        </w:rPr>
-        <w:t>2.2.1 获取当前用户信息</w:t>
-      </w:r>
-    </w:p>
-    <w:p>
-      <w:pPr>
-        <w:spacing w:before="40" w:after="40"/>
-        <w:ind w:firstLine="0"/>
-      </w:pPr>
-      <w:r>
-        <w:rPr>
-          <w:rFonts w:ascii="Courier New" w:hAnsi="Courier New"/>
-          <w:sz w:val="18"/>
-        </w:rPr>
-        <w:t>GET /user/me</w:t>
-        <w:br/>
-        <w:t>Header: X-User-Id: 1</w:t>
-        <w:br/>
-        <w:t>响应: {</w:t>
-        <w:br/>
-        <w:t xml:space="preserve">  "code": 200,</w:t>
-        <w:br/>
-        <w:t xml:space="preserve">  "data": {</w:t>
-        <w:br/>
-        <w:t xml:space="preserve">    "id": 1,</w:t>
-        <w:br/>
-        <w:t xml:space="preserve">    "username": "admin",</w:t>
-        <w:br/>
-        <w:t xml:space="preserve">    "nickname": "系统管理员",</w:t>
-        <w:br/>
-        <w:t xml:space="preserve">    "phone": "13800000000",</w:t>
-        <w:br/>
-        <w:t xml:space="preserve">    "email": "admin@campus.edu",</w:t>
-        <w:br/>
-        <w:t xml:space="preserve">    "avatarUrl": "",</w:t>
-        <w:br/>
-        <w:t xml:space="preserve">    "role": "admin",</w:t>
-        <w:br/>
-        <w:t xml:space="preserve">    "college": "信息中心",</w:t>
-        <w:br/>
-        <w:t xml:space="preserve">    "major": "",</w:t>
-        <w:br/>
-        <w:t xml:space="preserve">    "grade": ""</w:t>
-        <w:br/>
-        <w:t xml:space="preserve">  }</w:t>
-        <w:br/>
-        <w:t>}</w:t>
-      </w:r>
-    </w:p>
     <w:p>
       <w:pPr>
         <w:spacing w:before="160" w:after="80"/>
@@ -2657,7 +1791,7 @@
           <w:rFonts w:ascii="宋体" w:hAnsi="宋体" w:eastAsia="宋体"/>
           <w:sz w:val="24"/>
         </w:rPr>
-        <w:t>Tag: 管理员接口 | Base: /user/admin | 需要 admin 角色</w:t>
+        <w:t>Base: /user/admin</w:t>
       </w:r>
     </w:p>
     <w:tbl>
@@ -2694,7 +1828,7 @@
         </w:tc>
         <w:tc>
           <w:tcPr>
-            <w:tcW w:type="dxa" w:w="1984"/>
+            <w:tcW w:type="dxa" w:w="1814"/>
           </w:tcPr>
           <w:p>
             <w:pPr>
@@ -2711,7 +1845,7 @@
         </w:tc>
         <w:tc>
           <w:tcPr>
-            <w:tcW w:type="dxa" w:w="1871"/>
+            <w:tcW w:type="dxa" w:w="1701"/>
           </w:tcPr>
           <w:p>
             <w:pPr>
@@ -2722,7 +1856,7 @@
                 <w:b/>
                 <w:sz w:val="18"/>
               </w:rPr>
-              <w:t>接口说明</w:t>
+              <w:t>说明</w:t>
             </w:r>
           </w:p>
         </w:tc>
@@ -2745,7 +1879,7 @@
         </w:tc>
         <w:tc>
           <w:tcPr>
-            <w:tcW w:type="dxa" w:w="2721"/>
+            <w:tcW w:type="dxa" w:w="3061"/>
           </w:tcPr>
           <w:p>
             <w:pPr>
@@ -2777,7 +1911,7 @@
         </w:tc>
         <w:tc>
           <w:tcPr>
-            <w:tcW w:type="dxa" w:w="1984"/>
+            <w:tcW w:type="dxa" w:w="1814"/>
           </w:tcPr>
           <w:p>
             <w:r>
@@ -2790,7 +1924,7 @@
         </w:tc>
         <w:tc>
           <w:tcPr>
-            <w:tcW w:type="dxa" w:w="1871"/>
+            <w:tcW w:type="dxa" w:w="1701"/>
           </w:tcPr>
           <w:p>
             <w:r>
@@ -2816,14 +1950,14 @@
         </w:tc>
         <w:tc>
           <w:tcPr>
-            <w:tcW w:type="dxa" w:w="2721"/>
-          </w:tcPr>
-          <w:p>
-            <w:r>
-              <w:rPr>
-                <w:sz w:val="18"/>
-              </w:rPr>
-              <w:t>Query: page(默认1), size(默认10)</w:t>
+            <w:tcW w:type="dxa" w:w="3061"/>
+          </w:tcPr>
+          <w:p>
+            <w:r>
+              <w:rPr>
+                <w:sz w:val="18"/>
+              </w:rPr>
+              <w:t>Query: page(1), size(10)</w:t>
             </w:r>
           </w:p>
         </w:tc>
@@ -2844,7 +1978,7 @@
         </w:tc>
         <w:tc>
           <w:tcPr>
-            <w:tcW w:type="dxa" w:w="1984"/>
+            <w:tcW w:type="dxa" w:w="1814"/>
           </w:tcPr>
           <w:p>
             <w:r>
@@ -2857,7 +1991,7 @@
         </w:tc>
         <w:tc>
           <w:tcPr>
-            <w:tcW w:type="dxa" w:w="1871"/>
+            <w:tcW w:type="dxa" w:w="1701"/>
           </w:tcPr>
           <w:p>
             <w:r>
@@ -2883,66 +2017,20 @@
         </w:tc>
         <w:tc>
           <w:tcPr>
-            <w:tcW w:type="dxa" w:w="2721"/>
-          </w:tcPr>
-          <w:p>
-            <w:r>
-              <w:rPr>
-                <w:sz w:val="18"/>
-              </w:rPr>
-              <w:t>Path: id | Query: status(0=禁用,1=启用)</w:t>
+            <w:tcW w:type="dxa" w:w="3061"/>
+          </w:tcPr>
+          <w:p>
+            <w:r>
+              <w:rPr>
+                <w:sz w:val="18"/>
+              </w:rPr>
+              <w:t>Path: id | Query: status(0/1)</w:t>
             </w:r>
           </w:p>
         </w:tc>
       </w:tr>
     </w:tbl>
     <w:p/>
-    <w:p>
-      <w:pPr>
-        <w:spacing w:before="120" w:after="60"/>
-      </w:pPr>
-      <w:r>
-        <w:rPr>
-          <w:rFonts w:ascii="黑体" w:hAnsi="黑体" w:eastAsia="黑体"/>
-          <w:b/>
-          <w:sz w:val="24"/>
-        </w:rPr>
-        <w:t>2.3.1 用户列表</w:t>
-      </w:r>
-    </w:p>
-    <w:p>
-      <w:pPr>
-        <w:spacing w:before="40" w:after="40"/>
-        <w:ind w:firstLine="0"/>
-      </w:pPr>
-      <w:r>
-        <w:rPr>
-          <w:rFonts w:ascii="Courier New" w:hAnsi="Courier New"/>
-          <w:sz w:val="18"/>
-        </w:rPr>
-        <w:t>GET /user/admin/list?page=1&amp;size=10</w:t>
-        <w:br/>
-        <w:t>Header: Authorization: Bearer &lt;admin-token&gt;</w:t>
-        <w:br/>
-        <w:t>响应: {</w:t>
-        <w:br/>
-        <w:t xml:space="preserve">  "code": 200,</w:t>
-        <w:br/>
-        <w:t xml:space="preserve">  "data": {</w:t>
-        <w:br/>
-        <w:t xml:space="preserve">    "records": [{ "id": 1, "username": "admin", ... }, ...],</w:t>
-        <w:br/>
-        <w:t xml:space="preserve">    "total": 7,</w:t>
-        <w:br/>
-        <w:t xml:space="preserve">    "current": 1,</w:t>
-        <w:br/>
-        <w:t xml:space="preserve">    "size": 10</w:t>
-        <w:br/>
-        <w:t xml:space="preserve">  }</w:t>
-        <w:br/>
-        <w:t>}</w:t>
-      </w:r>
-    </w:p>
     <w:p>
       <w:r>
         <w:br w:type="page"/>
@@ -2958,19 +2046,7 @@
           <w:b/>
           <w:sz w:val="32"/>
         </w:rPr>
-        <w:t>三、资讯服务接口 (campus-news-service)</w:t>
-      </w:r>
-    </w:p>
-    <w:p>
-      <w:pPr>
-        <w:ind w:firstLine="420"/>
-      </w:pPr>
-      <w:r>
-        <w:rPr>
-          <w:rFonts w:ascii="宋体" w:hAnsi="宋体" w:eastAsia="宋体"/>
-          <w:sz w:val="24"/>
-        </w:rPr>
-        <w:t>资讯服务提供校园新闻/资讯的发布、编辑、列表和详情功能。列表和详情为公开接口。</w:t>
+        <w:t>三、资讯服务接口 (campus-news-service :8083)</w:t>
       </w:r>
     </w:p>
     <w:p>
@@ -2995,7 +2071,7 @@
           <w:rFonts w:ascii="宋体" w:hAnsi="宋体" w:eastAsia="宋体"/>
           <w:sz w:val="24"/>
         </w:rPr>
-        <w:t>Tag: 资讯接口 | Base: /news</w:t>
+        <w:t>Base: /news</w:t>
       </w:r>
     </w:p>
     <w:tbl>
@@ -3032,7 +2108,7 @@
         </w:tc>
         <w:tc>
           <w:tcPr>
-            <w:tcW w:type="dxa" w:w="1701"/>
+            <w:tcW w:type="dxa" w:w="1814"/>
           </w:tcPr>
           <w:p>
             <w:pPr>
@@ -3049,7 +2125,7 @@
         </w:tc>
         <w:tc>
           <w:tcPr>
-            <w:tcW w:type="dxa" w:w="1871"/>
+            <w:tcW w:type="dxa" w:w="1701"/>
           </w:tcPr>
           <w:p>
             <w:pPr>
@@ -3060,13 +2136,13 @@
                 <w:b/>
                 <w:sz w:val="18"/>
               </w:rPr>
-              <w:t>接口说明</w:t>
-            </w:r>
-          </w:p>
-        </w:tc>
-        <w:tc>
-          <w:tcPr>
-            <w:tcW w:type="dxa" w:w="850"/>
+              <w:t>说明</w:t>
+            </w:r>
+          </w:p>
+        </w:tc>
+        <w:tc>
+          <w:tcPr>
+            <w:tcW w:type="dxa" w:w="680"/>
           </w:tcPr>
           <w:p>
             <w:pPr>
@@ -3083,7 +2159,7 @@
         </w:tc>
         <w:tc>
           <w:tcPr>
-            <w:tcW w:type="dxa" w:w="2835"/>
+            <w:tcW w:type="dxa" w:w="3061"/>
           </w:tcPr>
           <w:p>
             <w:pPr>
@@ -3115,6 +2191,19 @@
         </w:tc>
         <w:tc>
           <w:tcPr>
+            <w:tcW w:type="dxa" w:w="1814"/>
+          </w:tcPr>
+          <w:p>
+            <w:r>
+              <w:rPr>
+                <w:sz w:val="18"/>
+              </w:rPr>
+              <w:t>/news/list</w:t>
+            </w:r>
+          </w:p>
+        </w:tc>
+        <w:tc>
+          <w:tcPr>
             <w:tcW w:type="dxa" w:w="1701"/>
           </w:tcPr>
           <w:p>
@@ -3122,26 +2211,13 @@
               <w:rPr>
                 <w:sz w:val="18"/>
               </w:rPr>
-              <w:t>/news/list</w:t>
-            </w:r>
-          </w:p>
-        </w:tc>
-        <w:tc>
-          <w:tcPr>
-            <w:tcW w:type="dxa" w:w="1871"/>
-          </w:tcPr>
-          <w:p>
-            <w:r>
-              <w:rPr>
-                <w:sz w:val="18"/>
-              </w:rPr>
               <w:t>资讯列表（公开，分页+分类筛选）</w:t>
             </w:r>
           </w:p>
         </w:tc>
         <w:tc>
           <w:tcPr>
-            <w:tcW w:type="dxa" w:w="850"/>
+            <w:tcW w:type="dxa" w:w="680"/>
           </w:tcPr>
           <w:p>
             <w:r>
@@ -3154,7 +2230,7 @@
         </w:tc>
         <w:tc>
           <w:tcPr>
-            <w:tcW w:type="dxa" w:w="2835"/>
+            <w:tcW w:type="dxa" w:w="3061"/>
           </w:tcPr>
           <w:p>
             <w:r>
@@ -3182,6 +2258,19 @@
         </w:tc>
         <w:tc>
           <w:tcPr>
+            <w:tcW w:type="dxa" w:w="1814"/>
+          </w:tcPr>
+          <w:p>
+            <w:r>
+              <w:rPr>
+                <w:sz w:val="18"/>
+              </w:rPr>
+              <w:t>/news/detail/{id}</w:t>
+            </w:r>
+          </w:p>
+        </w:tc>
+        <w:tc>
+          <w:tcPr>
             <w:tcW w:type="dxa" w:w="1701"/>
           </w:tcPr>
           <w:p>
@@ -3189,26 +2278,13 @@
               <w:rPr>
                 <w:sz w:val="18"/>
               </w:rPr>
-              <w:t>/news/detail/{id}</w:t>
-            </w:r>
-          </w:p>
-        </w:tc>
-        <w:tc>
-          <w:tcPr>
-            <w:tcW w:type="dxa" w:w="1871"/>
-          </w:tcPr>
-          <w:p>
-            <w:r>
-              <w:rPr>
-                <w:sz w:val="18"/>
-              </w:rPr>
               <w:t>资讯详情（公开）</w:t>
             </w:r>
           </w:p>
         </w:tc>
         <w:tc>
           <w:tcPr>
-            <w:tcW w:type="dxa" w:w="850"/>
+            <w:tcW w:type="dxa" w:w="680"/>
           </w:tcPr>
           <w:p>
             <w:r>
@@ -3221,7 +2297,7 @@
         </w:tc>
         <w:tc>
           <w:tcPr>
-            <w:tcW w:type="dxa" w:w="2835"/>
+            <w:tcW w:type="dxa" w:w="3061"/>
           </w:tcPr>
           <w:p>
             <w:r>
@@ -3249,6 +2325,19 @@
         </w:tc>
         <w:tc>
           <w:tcPr>
+            <w:tcW w:type="dxa" w:w="1814"/>
+          </w:tcPr>
+          <w:p>
+            <w:r>
+              <w:rPr>
+                <w:sz w:val="18"/>
+              </w:rPr>
+              <w:t>/news/publish</w:t>
+            </w:r>
+          </w:p>
+        </w:tc>
+        <w:tc>
+          <w:tcPr>
             <w:tcW w:type="dxa" w:w="1701"/>
           </w:tcPr>
           <w:p>
@@ -3256,26 +2345,13 @@
               <w:rPr>
                 <w:sz w:val="18"/>
               </w:rPr>
-              <w:t>/news/publish</w:t>
-            </w:r>
-          </w:p>
-        </w:tc>
-        <w:tc>
-          <w:tcPr>
-            <w:tcW w:type="dxa" w:w="1871"/>
-          </w:tcPr>
-          <w:p>
-            <w:r>
-              <w:rPr>
-                <w:sz w:val="18"/>
-              </w:rPr>
               <w:t>发布资讯（教师/管理员）</w:t>
             </w:r>
           </w:p>
         </w:tc>
         <w:tc>
           <w:tcPr>
-            <w:tcW w:type="dxa" w:w="850"/>
+            <w:tcW w:type="dxa" w:w="680"/>
           </w:tcPr>
           <w:p>
             <w:r>
@@ -3288,14 +2364,14 @@
         </w:tc>
         <w:tc>
           <w:tcPr>
-            <w:tcW w:type="dxa" w:w="2835"/>
-          </w:tcPr>
-          <w:p>
-            <w:r>
-              <w:rPr>
-                <w:sz w:val="18"/>
-              </w:rPr>
-              <w:t>Header: X-User-Id, X-Username | Body: {title, content, coverUrl?, source?, category?}</w:t>
+            <w:tcW w:type="dxa" w:w="3061"/>
+          </w:tcPr>
+          <w:p>
+            <w:r>
+              <w:rPr>
+                <w:sz w:val="18"/>
+              </w:rPr>
+              <w:t>Header: X-User-Id, X-Username | Body: {title, content, coverUrl?, category?}</w:t>
             </w:r>
           </w:p>
         </w:tc>
@@ -3316,6 +2392,19 @@
         </w:tc>
         <w:tc>
           <w:tcPr>
+            <w:tcW w:type="dxa" w:w="1814"/>
+          </w:tcPr>
+          <w:p>
+            <w:r>
+              <w:rPr>
+                <w:sz w:val="18"/>
+              </w:rPr>
+              <w:t>/news/{id}</w:t>
+            </w:r>
+          </w:p>
+        </w:tc>
+        <w:tc>
+          <w:tcPr>
             <w:tcW w:type="dxa" w:w="1701"/>
           </w:tcPr>
           <w:p>
@@ -3323,26 +2412,13 @@
               <w:rPr>
                 <w:sz w:val="18"/>
               </w:rPr>
-              <w:t>/news/{id}</w:t>
-            </w:r>
-          </w:p>
-        </w:tc>
-        <w:tc>
-          <w:tcPr>
-            <w:tcW w:type="dxa" w:w="1871"/>
-          </w:tcPr>
-          <w:p>
-            <w:r>
-              <w:rPr>
-                <w:sz w:val="18"/>
-              </w:rPr>
               <w:t>编辑资讯</w:t>
             </w:r>
           </w:p>
         </w:tc>
         <w:tc>
           <w:tcPr>
-            <w:tcW w:type="dxa" w:w="850"/>
+            <w:tcW w:type="dxa" w:w="680"/>
           </w:tcPr>
           <w:p>
             <w:r>
@@ -3355,14 +2431,14 @@
         </w:tc>
         <w:tc>
           <w:tcPr>
-            <w:tcW w:type="dxa" w:w="2835"/>
-          </w:tcPr>
-          <w:p>
-            <w:r>
-              <w:rPr>
-                <w:sz w:val="18"/>
-              </w:rPr>
-              <w:t>Header: X-User-Id, X-User-Role | Body: {title?, content?, coverUrl?, ...}</w:t>
+            <w:tcW w:type="dxa" w:w="3061"/>
+          </w:tcPr>
+          <w:p>
+            <w:r>
+              <w:rPr>
+                <w:sz w:val="18"/>
+              </w:rPr>
+              <w:t>Header: X-User-Id, X-User-Role | Body: {title?, content?, ...}</w:t>
             </w:r>
           </w:p>
         </w:tc>
@@ -3383,6 +2459,19 @@
         </w:tc>
         <w:tc>
           <w:tcPr>
+            <w:tcW w:type="dxa" w:w="1814"/>
+          </w:tcPr>
+          <w:p>
+            <w:r>
+              <w:rPr>
+                <w:sz w:val="18"/>
+              </w:rPr>
+              <w:t>/news/offline/{id}</w:t>
+            </w:r>
+          </w:p>
+        </w:tc>
+        <w:tc>
+          <w:tcPr>
             <w:tcW w:type="dxa" w:w="1701"/>
           </w:tcPr>
           <w:p>
@@ -3390,26 +2479,13 @@
               <w:rPr>
                 <w:sz w:val="18"/>
               </w:rPr>
-              <w:t>/news/offline/{id}</w:t>
-            </w:r>
-          </w:p>
-        </w:tc>
-        <w:tc>
-          <w:tcPr>
-            <w:tcW w:type="dxa" w:w="1871"/>
-          </w:tcPr>
-          <w:p>
-            <w:r>
-              <w:rPr>
-                <w:sz w:val="18"/>
-              </w:rPr>
               <w:t>下架资讯</w:t>
             </w:r>
           </w:p>
         </w:tc>
         <w:tc>
           <w:tcPr>
-            <w:tcW w:type="dxa" w:w="850"/>
+            <w:tcW w:type="dxa" w:w="680"/>
           </w:tcPr>
           <w:p>
             <w:r>
@@ -3422,7 +2498,7 @@
         </w:tc>
         <w:tc>
           <w:tcPr>
-            <w:tcW w:type="dxa" w:w="2835"/>
+            <w:tcW w:type="dxa" w:w="3061"/>
           </w:tcPr>
           <w:p>
             <w:r>
@@ -3436,90 +2512,6 @@
       </w:tr>
     </w:tbl>
     <w:p/>
-    <w:p>
-      <w:pPr>
-        <w:spacing w:before="120" w:after="60"/>
-      </w:pPr>
-      <w:r>
-        <w:rPr>
-          <w:rFonts w:ascii="黑体" w:hAnsi="黑体" w:eastAsia="黑体"/>
-          <w:b/>
-          <w:sz w:val="24"/>
-        </w:rPr>
-        <w:t>3.1.1 资讯列表（公开）</w:t>
-      </w:r>
-    </w:p>
-    <w:p>
-      <w:pPr>
-        <w:spacing w:before="40" w:after="40"/>
-        <w:ind w:firstLine="0"/>
-      </w:pPr>
-      <w:r>
-        <w:rPr>
-          <w:rFonts w:ascii="Courier New" w:hAnsi="Courier New"/>
-          <w:sz w:val="18"/>
-        </w:rPr>
-        <w:t>GET /news/list?page=1&amp;size=10&amp;category=notice</w:t>
-        <w:br/>
-        <w:t>响应: {</w:t>
-        <w:br/>
-        <w:t xml:space="preserve">  "code": 200,</w:t>
-        <w:br/>
-        <w:t xml:space="preserve">  "data": {</w:t>
-        <w:br/>
-        <w:t xml:space="preserve">    "records": [{ "id": 1, "title": "...", "coverUrl": "...", ... }],</w:t>
-        <w:br/>
-        <w:t xml:space="preserve">    "total": 20</w:t>
-        <w:br/>
-        <w:t xml:space="preserve">  }</w:t>
-        <w:br/>
-        <w:t>}</w:t>
-      </w:r>
-    </w:p>
-    <w:p>
-      <w:pPr>
-        <w:spacing w:before="120" w:after="60"/>
-      </w:pPr>
-      <w:r>
-        <w:rPr>
-          <w:rFonts w:ascii="黑体" w:hAnsi="黑体" w:eastAsia="黑体"/>
-          <w:b/>
-          <w:sz w:val="24"/>
-        </w:rPr>
-        <w:t>3.1.2 发布资讯</w:t>
-      </w:r>
-    </w:p>
-    <w:p>
-      <w:pPr>
-        <w:spacing w:before="40" w:after="40"/>
-        <w:ind w:firstLine="0"/>
-      </w:pPr>
-      <w:r>
-        <w:rPr>
-          <w:rFonts w:ascii="Courier New" w:hAnsi="Courier New"/>
-          <w:sz w:val="18"/>
-        </w:rPr>
-        <w:t>POST /news/publish</w:t>
-        <w:br/>
-        <w:t>Header: Authorization: Bearer &lt;teacher-token&gt;</w:t>
-        <w:br/>
-        <w:t>Body: {</w:t>
-        <w:br/>
-        <w:t xml:space="preserve">  "title": "关于期末考试安排的通知",</w:t>
-        <w:br/>
-        <w:t xml:space="preserve">  "content": "本学期期末考试将于...",</w:t>
-        <w:br/>
-        <w:t xml:space="preserve">  "coverUrl": "/uploads/news/cover.jpg",</w:t>
-        <w:br/>
-        <w:t xml:space="preserve">  "source": "教务处",</w:t>
-        <w:br/>
-        <w:t xml:space="preserve">  "category": "notice"</w:t>
-        <w:br/>
-        <w:t>}</w:t>
-        <w:br/>
-        <w:t>响应: { "code": 200, "message": "发布成功" }</w:t>
-      </w:r>
-    </w:p>
     <w:p>
       <w:r>
         <w:br w:type="page"/>
@@ -3535,19 +2527,7 @@
           <w:b/>
           <w:sz w:val="32"/>
         </w:rPr>
-        <w:t>四、论坛服务接口 (forum-service)</w:t>
-      </w:r>
-    </w:p>
-    <w:p>
-      <w:pPr>
-        <w:ind w:firstLine="420"/>
-      </w:pPr>
-      <w:r>
-        <w:rPr>
-          <w:rFonts w:ascii="宋体" w:hAnsi="宋体" w:eastAsia="宋体"/>
-          <w:sz w:val="24"/>
-        </w:rPr>
-        <w:t>论坛服务提供帖子发布/浏览、评论回复、点赞收藏、热门排行、站内通知等功能。</w:t>
+        <w:t>四、论坛服务接口 (forum-service :8084)</w:t>
       </w:r>
     </w:p>
     <w:p>
@@ -3572,7 +2552,7 @@
           <w:rFonts w:ascii="宋体" w:hAnsi="宋体" w:eastAsia="宋体"/>
           <w:sz w:val="24"/>
         </w:rPr>
-        <w:t>Tag: 帖子接口 | Base: /post</w:t>
+        <w:t>Base: /post</w:t>
       </w:r>
     </w:p>
     <w:tbl>
@@ -3609,7 +2589,7 @@
         </w:tc>
         <w:tc>
           <w:tcPr>
-            <w:tcW w:type="dxa" w:w="1701"/>
+            <w:tcW w:type="dxa" w:w="1814"/>
           </w:tcPr>
           <w:p>
             <w:pPr>
@@ -3626,7 +2606,7 @@
         </w:tc>
         <w:tc>
           <w:tcPr>
-            <w:tcW w:type="dxa" w:w="1984"/>
+            <w:tcW w:type="dxa" w:w="1701"/>
           </w:tcPr>
           <w:p>
             <w:pPr>
@@ -3637,13 +2617,13 @@
                 <w:b/>
                 <w:sz w:val="18"/>
               </w:rPr>
-              <w:t>接口说明</w:t>
-            </w:r>
-          </w:p>
-        </w:tc>
-        <w:tc>
-          <w:tcPr>
-            <w:tcW w:type="dxa" w:w="567"/>
+              <w:t>说明</w:t>
+            </w:r>
+          </w:p>
+        </w:tc>
+        <w:tc>
+          <w:tcPr>
+            <w:tcW w:type="dxa" w:w="680"/>
           </w:tcPr>
           <w:p>
             <w:pPr>
@@ -3660,7 +2640,7 @@
         </w:tc>
         <w:tc>
           <w:tcPr>
-            <w:tcW w:type="dxa" w:w="3005"/>
+            <w:tcW w:type="dxa" w:w="3061"/>
           </w:tcPr>
           <w:p>
             <w:pPr>
@@ -3692,6 +2672,19 @@
         </w:tc>
         <w:tc>
           <w:tcPr>
+            <w:tcW w:type="dxa" w:w="1814"/>
+          </w:tcPr>
+          <w:p>
+            <w:r>
+              <w:rPr>
+                <w:sz w:val="18"/>
+              </w:rPr>
+              <w:t>/post/list</w:t>
+            </w:r>
+          </w:p>
+        </w:tc>
+        <w:tc>
+          <w:tcPr>
             <w:tcW w:type="dxa" w:w="1701"/>
           </w:tcPr>
           <w:p>
@@ -3699,26 +2692,13 @@
               <w:rPr>
                 <w:sz w:val="18"/>
               </w:rPr>
-              <w:t>/post/list</w:t>
-            </w:r>
-          </w:p>
-        </w:tc>
-        <w:tc>
-          <w:tcPr>
-            <w:tcW w:type="dxa" w:w="1984"/>
-          </w:tcPr>
-          <w:p>
-            <w:r>
-              <w:rPr>
-                <w:sz w:val="18"/>
-              </w:rPr>
               <w:t>帖子列表（公开，分页+板块+搜索）</w:t>
             </w:r>
           </w:p>
         </w:tc>
         <w:tc>
           <w:tcPr>
-            <w:tcW w:type="dxa" w:w="567"/>
+            <w:tcW w:type="dxa" w:w="680"/>
           </w:tcPr>
           <w:p>
             <w:r>
@@ -3731,7 +2711,7 @@
         </w:tc>
         <w:tc>
           <w:tcPr>
-            <w:tcW w:type="dxa" w:w="3005"/>
+            <w:tcW w:type="dxa" w:w="3061"/>
           </w:tcPr>
           <w:p>
             <w:r>
@@ -3759,6 +2739,19 @@
         </w:tc>
         <w:tc>
           <w:tcPr>
+            <w:tcW w:type="dxa" w:w="1814"/>
+          </w:tcPr>
+          <w:p>
+            <w:r>
+              <w:rPr>
+                <w:sz w:val="18"/>
+              </w:rPr>
+              <w:t>/post/detail/{id}</w:t>
+            </w:r>
+          </w:p>
+        </w:tc>
+        <w:tc>
+          <w:tcPr>
             <w:tcW w:type="dxa" w:w="1701"/>
           </w:tcPr>
           <w:p>
@@ -3766,26 +2759,13 @@
               <w:rPr>
                 <w:sz w:val="18"/>
               </w:rPr>
-              <w:t>/post/detail/{id}</w:t>
-            </w:r>
-          </w:p>
-        </w:tc>
-        <w:tc>
-          <w:tcPr>
-            <w:tcW w:type="dxa" w:w="1984"/>
-          </w:tcPr>
-          <w:p>
-            <w:r>
-              <w:rPr>
-                <w:sz w:val="18"/>
-              </w:rPr>
               <w:t>帖子详情（公开）</w:t>
             </w:r>
           </w:p>
         </w:tc>
         <w:tc>
           <w:tcPr>
-            <w:tcW w:type="dxa" w:w="567"/>
+            <w:tcW w:type="dxa" w:w="680"/>
           </w:tcPr>
           <w:p>
             <w:r>
@@ -3798,7 +2778,7 @@
         </w:tc>
         <w:tc>
           <w:tcPr>
-            <w:tcW w:type="dxa" w:w="3005"/>
+            <w:tcW w:type="dxa" w:w="3061"/>
           </w:tcPr>
           <w:p>
             <w:r>
@@ -3826,6 +2806,19 @@
         </w:tc>
         <w:tc>
           <w:tcPr>
+            <w:tcW w:type="dxa" w:w="1814"/>
+          </w:tcPr>
+          <w:p>
+            <w:r>
+              <w:rPr>
+                <w:sz w:val="18"/>
+              </w:rPr>
+              <w:t>/post</w:t>
+            </w:r>
+          </w:p>
+        </w:tc>
+        <w:tc>
+          <w:tcPr>
             <w:tcW w:type="dxa" w:w="1701"/>
           </w:tcPr>
           <w:p>
@@ -3833,26 +2826,13 @@
               <w:rPr>
                 <w:sz w:val="18"/>
               </w:rPr>
-              <w:t>/post</w:t>
-            </w:r>
-          </w:p>
-        </w:tc>
-        <w:tc>
-          <w:tcPr>
-            <w:tcW w:type="dxa" w:w="1984"/>
-          </w:tcPr>
-          <w:p>
-            <w:r>
-              <w:rPr>
-                <w:sz w:val="18"/>
-              </w:rPr>
               <w:t>发布帖子</w:t>
             </w:r>
           </w:p>
         </w:tc>
         <w:tc>
           <w:tcPr>
-            <w:tcW w:type="dxa" w:w="567"/>
+            <w:tcW w:type="dxa" w:w="680"/>
           </w:tcPr>
           <w:p>
             <w:r>
@@ -3865,14 +2845,14 @@
         </w:tc>
         <w:tc>
           <w:tcPr>
-            <w:tcW w:type="dxa" w:w="3005"/>
-          </w:tcPr>
-          <w:p>
-            <w:r>
-              <w:rPr>
-                <w:sz w:val="18"/>
-              </w:rPr>
-              <w:t>Header: X-User-Id, X-Nickname, X-Username | Body: {title, content, board?, images?}</w:t>
+            <w:tcW w:type="dxa" w:w="3061"/>
+          </w:tcPr>
+          <w:p>
+            <w:r>
+              <w:rPr>
+                <w:sz w:val="18"/>
+              </w:rPr>
+              <w:t>Header: X-User-Id, X-Nickname | Body: {title, content, board?, images?}</w:t>
             </w:r>
           </w:p>
         </w:tc>
@@ -3893,6 +2873,19 @@
         </w:tc>
         <w:tc>
           <w:tcPr>
+            <w:tcW w:type="dxa" w:w="1814"/>
+          </w:tcPr>
+          <w:p>
+            <w:r>
+              <w:rPr>
+                <w:sz w:val="18"/>
+              </w:rPr>
+              <w:t>/post/{id}</w:t>
+            </w:r>
+          </w:p>
+        </w:tc>
+        <w:tc>
+          <w:tcPr>
             <w:tcW w:type="dxa" w:w="1701"/>
           </w:tcPr>
           <w:p>
@@ -3900,26 +2893,13 @@
               <w:rPr>
                 <w:sz w:val="18"/>
               </w:rPr>
-              <w:t>/post/{id}</w:t>
-            </w:r>
-          </w:p>
-        </w:tc>
-        <w:tc>
-          <w:tcPr>
-            <w:tcW w:type="dxa" w:w="1984"/>
-          </w:tcPr>
-          <w:p>
-            <w:r>
-              <w:rPr>
-                <w:sz w:val="18"/>
-              </w:rPr>
               <w:t>删除帖子</w:t>
             </w:r>
           </w:p>
         </w:tc>
         <w:tc>
           <w:tcPr>
-            <w:tcW w:type="dxa" w:w="567"/>
+            <w:tcW w:type="dxa" w:w="680"/>
           </w:tcPr>
           <w:p>
             <w:r>
@@ -3932,7 +2912,7 @@
         </w:tc>
         <w:tc>
           <w:tcPr>
-            <w:tcW w:type="dxa" w:w="3005"/>
+            <w:tcW w:type="dxa" w:w="3061"/>
           </w:tcPr>
           <w:p>
             <w:r>
@@ -3960,6 +2940,19 @@
         </w:tc>
         <w:tc>
           <w:tcPr>
+            <w:tcW w:type="dxa" w:w="1814"/>
+          </w:tcPr>
+          <w:p>
+            <w:r>
+              <w:rPr>
+                <w:sz w:val="18"/>
+              </w:rPr>
+              <w:t>/post/like/{id}</w:t>
+            </w:r>
+          </w:p>
+        </w:tc>
+        <w:tc>
+          <w:tcPr>
             <w:tcW w:type="dxa" w:w="1701"/>
           </w:tcPr>
           <w:p>
@@ -3967,26 +2960,13 @@
               <w:rPr>
                 <w:sz w:val="18"/>
               </w:rPr>
-              <w:t>/post/like/{id}</w:t>
-            </w:r>
-          </w:p>
-        </w:tc>
-        <w:tc>
-          <w:tcPr>
-            <w:tcW w:type="dxa" w:w="1984"/>
-          </w:tcPr>
-          <w:p>
-            <w:r>
-              <w:rPr>
-                <w:sz w:val="18"/>
-              </w:rPr>
-              <w:t>点赞/取消点赞</w:t>
-            </w:r>
-          </w:p>
-        </w:tc>
-        <w:tc>
-          <w:tcPr>
-            <w:tcW w:type="dxa" w:w="567"/>
+              <w:t>点赞/取消点赞（toggle）</w:t>
+            </w:r>
+          </w:p>
+        </w:tc>
+        <w:tc>
+          <w:tcPr>
+            <w:tcW w:type="dxa" w:w="680"/>
           </w:tcPr>
           <w:p>
             <w:r>
@@ -3999,14 +2979,14 @@
         </w:tc>
         <w:tc>
           <w:tcPr>
-            <w:tcW w:type="dxa" w:w="3005"/>
-          </w:tcPr>
-          <w:p>
-            <w:r>
-              <w:rPr>
-                <w:sz w:val="18"/>
-              </w:rPr>
-              <w:t>Header: X-User-Id</w:t>
+            <w:tcW w:type="dxa" w:w="3061"/>
+          </w:tcPr>
+          <w:p>
+            <w:r>
+              <w:rPr>
+                <w:sz w:val="18"/>
+              </w:rPr>
+              <w:t>Header: X-User-Id → 返回最新点赞数</w:t>
             </w:r>
           </w:p>
         </w:tc>
@@ -4027,6 +3007,19 @@
         </w:tc>
         <w:tc>
           <w:tcPr>
+            <w:tcW w:type="dxa" w:w="1814"/>
+          </w:tcPr>
+          <w:p>
+            <w:r>
+              <w:rPr>
+                <w:sz w:val="18"/>
+              </w:rPr>
+              <w:t>/post/favorite/{id}</w:t>
+            </w:r>
+          </w:p>
+        </w:tc>
+        <w:tc>
+          <w:tcPr>
             <w:tcW w:type="dxa" w:w="1701"/>
           </w:tcPr>
           <w:p>
@@ -4034,26 +3027,13 @@
               <w:rPr>
                 <w:sz w:val="18"/>
               </w:rPr>
-              <w:t>/post/favorite/{id}</w:t>
-            </w:r>
-          </w:p>
-        </w:tc>
-        <w:tc>
-          <w:tcPr>
-            <w:tcW w:type="dxa" w:w="1984"/>
-          </w:tcPr>
-          <w:p>
-            <w:r>
-              <w:rPr>
-                <w:sz w:val="18"/>
-              </w:rPr>
-              <w:t>收藏/取消收藏</w:t>
-            </w:r>
-          </w:p>
-        </w:tc>
-        <w:tc>
-          <w:tcPr>
-            <w:tcW w:type="dxa" w:w="567"/>
+              <w:t>收藏/取消收藏（toggle）</w:t>
+            </w:r>
+          </w:p>
+        </w:tc>
+        <w:tc>
+          <w:tcPr>
+            <w:tcW w:type="dxa" w:w="680"/>
           </w:tcPr>
           <w:p>
             <w:r>
@@ -4066,14 +3046,14 @@
         </w:tc>
         <w:tc>
           <w:tcPr>
-            <w:tcW w:type="dxa" w:w="3005"/>
-          </w:tcPr>
-          <w:p>
-            <w:r>
-              <w:rPr>
-                <w:sz w:val="18"/>
-              </w:rPr>
-              <w:t>Header: X-User-Id</w:t>
+            <w:tcW w:type="dxa" w:w="3061"/>
+          </w:tcPr>
+          <w:p>
+            <w:r>
+              <w:rPr>
+                <w:sz w:val="18"/>
+              </w:rPr>
+              <w:t>Header: X-User-Id → 返回 true/false</w:t>
             </w:r>
           </w:p>
         </w:tc>
@@ -4094,6 +3074,19 @@
         </w:tc>
         <w:tc>
           <w:tcPr>
+            <w:tcW w:type="dxa" w:w="1814"/>
+          </w:tcPr>
+          <w:p>
+            <w:r>
+              <w:rPr>
+                <w:sz w:val="18"/>
+              </w:rPr>
+              <w:t>/post/like/{id}/status</w:t>
+            </w:r>
+          </w:p>
+        </w:tc>
+        <w:tc>
+          <w:tcPr>
             <w:tcW w:type="dxa" w:w="1701"/>
           </w:tcPr>
           <w:p>
@@ -4101,26 +3094,13 @@
               <w:rPr>
                 <w:sz w:val="18"/>
               </w:rPr>
-              <w:t>/post/like/{id}/status</w:t>
-            </w:r>
-          </w:p>
-        </w:tc>
-        <w:tc>
-          <w:tcPr>
-            <w:tcW w:type="dxa" w:w="1984"/>
-          </w:tcPr>
-          <w:p>
-            <w:r>
-              <w:rPr>
-                <w:sz w:val="18"/>
-              </w:rPr>
               <w:t>查询是否已点赞</w:t>
             </w:r>
           </w:p>
         </w:tc>
         <w:tc>
           <w:tcPr>
-            <w:tcW w:type="dxa" w:w="567"/>
+            <w:tcW w:type="dxa" w:w="680"/>
           </w:tcPr>
           <w:p>
             <w:r>
@@ -4133,7 +3113,7 @@
         </w:tc>
         <w:tc>
           <w:tcPr>
-            <w:tcW w:type="dxa" w:w="3005"/>
+            <w:tcW w:type="dxa" w:w="3061"/>
           </w:tcPr>
           <w:p>
             <w:r>
@@ -4161,6 +3141,19 @@
         </w:tc>
         <w:tc>
           <w:tcPr>
+            <w:tcW w:type="dxa" w:w="1814"/>
+          </w:tcPr>
+          <w:p>
+            <w:r>
+              <w:rPr>
+                <w:sz w:val="18"/>
+              </w:rPr>
+              <w:t>/post/favorite/{id}/status</w:t>
+            </w:r>
+          </w:p>
+        </w:tc>
+        <w:tc>
+          <w:tcPr>
             <w:tcW w:type="dxa" w:w="1701"/>
           </w:tcPr>
           <w:p>
@@ -4168,26 +3161,13 @@
               <w:rPr>
                 <w:sz w:val="18"/>
               </w:rPr>
-              <w:t>/post/favorite/{id}/status</w:t>
-            </w:r>
-          </w:p>
-        </w:tc>
-        <w:tc>
-          <w:tcPr>
-            <w:tcW w:type="dxa" w:w="1984"/>
-          </w:tcPr>
-          <w:p>
-            <w:r>
-              <w:rPr>
-                <w:sz w:val="18"/>
-              </w:rPr>
               <w:t>查询是否已收藏</w:t>
             </w:r>
           </w:p>
         </w:tc>
         <w:tc>
           <w:tcPr>
-            <w:tcW w:type="dxa" w:w="567"/>
+            <w:tcW w:type="dxa" w:w="680"/>
           </w:tcPr>
           <w:p>
             <w:r>
@@ -4200,7 +3180,7 @@
         </w:tc>
         <w:tc>
           <w:tcPr>
-            <w:tcW w:type="dxa" w:w="3005"/>
+            <w:tcW w:type="dxa" w:w="3061"/>
           </w:tcPr>
           <w:p>
             <w:r>
@@ -4228,6 +3208,19 @@
         </w:tc>
         <w:tc>
           <w:tcPr>
+            <w:tcW w:type="dxa" w:w="1814"/>
+          </w:tcPr>
+          <w:p>
+            <w:r>
+              <w:rPr>
+                <w:sz w:val="18"/>
+              </w:rPr>
+              <w:t>/post/hot</w:t>
+            </w:r>
+          </w:p>
+        </w:tc>
+        <w:tc>
+          <w:tcPr>
             <w:tcW w:type="dxa" w:w="1701"/>
           </w:tcPr>
           <w:p>
@@ -4235,26 +3228,13 @@
               <w:rPr>
                 <w:sz w:val="18"/>
               </w:rPr>
-              <w:t>/post/hot</w:t>
-            </w:r>
-          </w:p>
-        </w:tc>
-        <w:tc>
-          <w:tcPr>
-            <w:tcW w:type="dxa" w:w="1984"/>
-          </w:tcPr>
-          <w:p>
-            <w:r>
-              <w:rPr>
-                <w:sz w:val="18"/>
-              </w:rPr>
-              <w:t>热门帖子 Top N</w:t>
-            </w:r>
-          </w:p>
-        </w:tc>
-        <w:tc>
-          <w:tcPr>
-            <w:tcW w:type="dxa" w:w="567"/>
+              <w:t>热门帖子 Top N（公开）</w:t>
+            </w:r>
+          </w:p>
+        </w:tc>
+        <w:tc>
+          <w:tcPr>
+            <w:tcW w:type="dxa" w:w="680"/>
           </w:tcPr>
           <w:p>
             <w:r>
@@ -4267,7 +3247,7 @@
         </w:tc>
         <w:tc>
           <w:tcPr>
-            <w:tcW w:type="dxa" w:w="3005"/>
+            <w:tcW w:type="dxa" w:w="3061"/>
           </w:tcPr>
           <w:p>
             <w:r>
@@ -4295,6 +3275,19 @@
         </w:tc>
         <w:tc>
           <w:tcPr>
+            <w:tcW w:type="dxa" w:w="1814"/>
+          </w:tcPr>
+          <w:p>
+            <w:r>
+              <w:rPr>
+                <w:sz w:val="18"/>
+              </w:rPr>
+              <w:t>/post/my</w:t>
+            </w:r>
+          </w:p>
+        </w:tc>
+        <w:tc>
+          <w:tcPr>
             <w:tcW w:type="dxa" w:w="1701"/>
           </w:tcPr>
           <w:p>
@@ -4302,26 +3295,13 @@
               <w:rPr>
                 <w:sz w:val="18"/>
               </w:rPr>
-              <w:t>/post/my</w:t>
-            </w:r>
-          </w:p>
-        </w:tc>
-        <w:tc>
-          <w:tcPr>
-            <w:tcW w:type="dxa" w:w="1984"/>
-          </w:tcPr>
-          <w:p>
-            <w:r>
-              <w:rPr>
-                <w:sz w:val="18"/>
-              </w:rPr>
               <w:t>我的帖子（分页）</w:t>
             </w:r>
           </w:p>
         </w:tc>
         <w:tc>
           <w:tcPr>
-            <w:tcW w:type="dxa" w:w="567"/>
+            <w:tcW w:type="dxa" w:w="680"/>
           </w:tcPr>
           <w:p>
             <w:r>
@@ -4334,7 +3314,7 @@
         </w:tc>
         <w:tc>
           <w:tcPr>
-            <w:tcW w:type="dxa" w:w="3005"/>
+            <w:tcW w:type="dxa" w:w="3061"/>
           </w:tcPr>
           <w:p>
             <w:r>
@@ -4348,140 +3328,6 @@
       </w:tr>
     </w:tbl>
     <w:p/>
-    <w:p>
-      <w:pPr>
-        <w:spacing w:before="120" w:after="60"/>
-      </w:pPr>
-      <w:r>
-        <w:rPr>
-          <w:rFonts w:ascii="黑体" w:hAnsi="黑体" w:eastAsia="黑体"/>
-          <w:b/>
-          <w:sz w:val="24"/>
-        </w:rPr>
-        <w:t>4.1.1 帖子列表</w:t>
-      </w:r>
-    </w:p>
-    <w:p>
-      <w:pPr>
-        <w:spacing w:before="40" w:after="40"/>
-        <w:ind w:firstLine="0"/>
-      </w:pPr>
-      <w:r>
-        <w:rPr>
-          <w:rFonts w:ascii="Courier New" w:hAnsi="Courier New"/>
-          <w:sz w:val="18"/>
-        </w:rPr>
-        <w:t>GET /post/list?page=1&amp;size=10&amp;board=study&amp;keyword=考试</w:t>
-        <w:br/>
-        <w:t>响应: {</w:t>
-        <w:br/>
-        <w:t xml:space="preserve">  "code": 200,</w:t>
-        <w:br/>
-        <w:t xml:space="preserve">  "data": {</w:t>
-        <w:br/>
-        <w:t xml:space="preserve">    "records": [{</w:t>
-        <w:br/>
-        <w:t xml:space="preserve">      "id": 1,</w:t>
-        <w:br/>
-        <w:t xml:space="preserve">      "title": "期末考试复习资料分享",</w:t>
-        <w:br/>
-        <w:t xml:space="preserve">      "board": "study",</w:t>
-        <w:br/>
-        <w:t xml:space="preserve">      "authorName": "张三",</w:t>
-        <w:br/>
-        <w:t xml:space="preserve">      "viewCount": 356,</w:t>
-        <w:br/>
-        <w:t xml:space="preserve">      "likeCount": 28,</w:t>
-        <w:br/>
-        <w:t xml:space="preserve">      "commentCount": 5,</w:t>
-        <w:br/>
-        <w:t xml:space="preserve">      "createTime": "2026-06-01T10:30:00"</w:t>
-        <w:br/>
-        <w:t xml:space="preserve">    }],</w:t>
-        <w:br/>
-        <w:t xml:space="preserve">    "total": 6</w:t>
-        <w:br/>
-        <w:t xml:space="preserve">  }</w:t>
-        <w:br/>
-        <w:t>}</w:t>
-      </w:r>
-    </w:p>
-    <w:p>
-      <w:pPr>
-        <w:spacing w:before="120" w:after="60"/>
-      </w:pPr>
-      <w:r>
-        <w:rPr>
-          <w:rFonts w:ascii="黑体" w:hAnsi="黑体" w:eastAsia="黑体"/>
-          <w:b/>
-          <w:sz w:val="24"/>
-        </w:rPr>
-        <w:t>4.1.2 发布帖子</w:t>
-      </w:r>
-    </w:p>
-    <w:p>
-      <w:pPr>
-        <w:spacing w:before="40" w:after="40"/>
-        <w:ind w:firstLine="0"/>
-      </w:pPr>
-      <w:r>
-        <w:rPr>
-          <w:rFonts w:ascii="Courier New" w:hAnsi="Courier New"/>
-          <w:sz w:val="18"/>
-        </w:rPr>
-        <w:t>POST /post</w:t>
-        <w:br/>
-        <w:t>Header: Authorization: Bearer &lt;token&gt;</w:t>
-        <w:br/>
-        <w:t>Body: {</w:t>
-        <w:br/>
-        <w:t xml:space="preserve">  "title": "分享学习经验",</w:t>
-        <w:br/>
-        <w:t xml:space="preserve">  "content": "## 学习心得\n\n1. 坚持每天打卡...",</w:t>
-        <w:br/>
-        <w:t xml:space="preserve">  "board": "study"</w:t>
-        <w:br/>
-        <w:t>}</w:t>
-        <w:br/>
-        <w:t>响应: { "code": 200, "message": "发布成功" }</w:t>
-      </w:r>
-    </w:p>
-    <w:p>
-      <w:pPr>
-        <w:spacing w:before="120" w:after="60"/>
-      </w:pPr>
-      <w:r>
-        <w:rPr>
-          <w:rFonts w:ascii="黑体" w:hAnsi="黑体" w:eastAsia="黑体"/>
-          <w:b/>
-          <w:sz w:val="24"/>
-        </w:rPr>
-        <w:t>4.1.3 点赞/收藏</w:t>
-      </w:r>
-    </w:p>
-    <w:p>
-      <w:pPr>
-        <w:spacing w:before="40" w:after="40"/>
-        <w:ind w:firstLine="0"/>
-      </w:pPr>
-      <w:r>
-        <w:rPr>
-          <w:rFonts w:ascii="Courier New" w:hAnsi="Courier New"/>
-          <w:sz w:val="18"/>
-        </w:rPr>
-        <w:t>POST /post/like/1</w:t>
-        <w:br/>
-        <w:t>Header: Authorization: Bearer &lt;token&gt;</w:t>
-        <w:br/>
-        <w:t>响应: { "code": 200, "data": 29 }   // 返回最新点赞数（toggle 机制）</w:t>
-        <w:br/>
-        <w:br/>
-        <w:t>POST /post/favorite/1</w:t>
-        <w:br/>
-        <w:t>响应: { "code": 200, "data": true }  // true=已收藏, false=已取消</w:t>
-        <w:br/>
-      </w:r>
-    </w:p>
     <w:p>
       <w:pPr>
         <w:spacing w:before="160" w:after="80"/>
@@ -4504,7 +3350,7 @@
           <w:rFonts w:ascii="宋体" w:hAnsi="宋体" w:eastAsia="宋体"/>
           <w:sz w:val="24"/>
         </w:rPr>
-        <w:t>Tag: 回复接口 | Base: /comment</w:t>
+        <w:t>Base: /comment</w:t>
       </w:r>
     </w:p>
     <w:tbl>
@@ -4541,7 +3387,7 @@
         </w:tc>
         <w:tc>
           <w:tcPr>
-            <w:tcW w:type="dxa" w:w="1701"/>
+            <w:tcW w:type="dxa" w:w="1814"/>
           </w:tcPr>
           <w:p>
             <w:pPr>
@@ -4558,7 +3404,7 @@
         </w:tc>
         <w:tc>
           <w:tcPr>
-            <w:tcW w:type="dxa" w:w="1984"/>
+            <w:tcW w:type="dxa" w:w="1701"/>
           </w:tcPr>
           <w:p>
             <w:pPr>
@@ -4569,7 +3415,7 @@
                 <w:b/>
                 <w:sz w:val="18"/>
               </w:rPr>
-              <w:t>接口说明</w:t>
+              <w:t>说明</w:t>
             </w:r>
           </w:p>
         </w:tc>
@@ -4592,7 +3438,7 @@
         </w:tc>
         <w:tc>
           <w:tcPr>
-            <w:tcW w:type="dxa" w:w="2891"/>
+            <w:tcW w:type="dxa" w:w="3061"/>
           </w:tcPr>
           <w:p>
             <w:pPr>
@@ -4624,6 +3470,19 @@
         </w:tc>
         <w:tc>
           <w:tcPr>
+            <w:tcW w:type="dxa" w:w="1814"/>
+          </w:tcPr>
+          <w:p>
+            <w:r>
+              <w:rPr>
+                <w:sz w:val="18"/>
+              </w:rPr>
+              <w:t>/comment</w:t>
+            </w:r>
+          </w:p>
+        </w:tc>
+        <w:tc>
+          <w:tcPr>
             <w:tcW w:type="dxa" w:w="1701"/>
           </w:tcPr>
           <w:p>
@@ -4631,20 +3490,7 @@
               <w:rPr>
                 <w:sz w:val="18"/>
               </w:rPr>
-              <w:t>/comment</w:t>
-            </w:r>
-          </w:p>
-        </w:tc>
-        <w:tc>
-          <w:tcPr>
-            <w:tcW w:type="dxa" w:w="1984"/>
-          </w:tcPr>
-          <w:p>
-            <w:r>
-              <w:rPr>
-                <w:sz w:val="18"/>
-              </w:rPr>
-              <w:t>发表回复</w:t>
+              <w:t>发表回复（支持楼层回复）</w:t>
             </w:r>
           </w:p>
         </w:tc>
@@ -4663,14 +3509,14 @@
         </w:tc>
         <w:tc>
           <w:tcPr>
-            <w:tcW w:type="dxa" w:w="2891"/>
-          </w:tcPr>
-          <w:p>
-            <w:r>
-              <w:rPr>
-                <w:sz w:val="18"/>
-              </w:rPr>
-              <w:t>Query: postId, parentId?, content | Header: X-User-Id, X-Nickname, X-Username</w:t>
+            <w:tcW w:type="dxa" w:w="3061"/>
+          </w:tcPr>
+          <w:p>
+            <w:r>
+              <w:rPr>
+                <w:sz w:val="18"/>
+              </w:rPr>
+              <w:t>Query: postId, parentId?, content | Header: X-User-Id, X-Nickname</w:t>
             </w:r>
           </w:p>
         </w:tc>
@@ -4691,6 +3537,19 @@
         </w:tc>
         <w:tc>
           <w:tcPr>
+            <w:tcW w:type="dxa" w:w="1814"/>
+          </w:tcPr>
+          <w:p>
+            <w:r>
+              <w:rPr>
+                <w:sz w:val="18"/>
+              </w:rPr>
+              <w:t>/comment/list/{postId}</w:t>
+            </w:r>
+          </w:p>
+        </w:tc>
+        <w:tc>
+          <w:tcPr>
             <w:tcW w:type="dxa" w:w="1701"/>
           </w:tcPr>
           <w:p>
@@ -4698,19 +3557,6 @@
               <w:rPr>
                 <w:sz w:val="18"/>
               </w:rPr>
-              <w:t>/comment/list/{postId}</w:t>
-            </w:r>
-          </w:p>
-        </w:tc>
-        <w:tc>
-          <w:tcPr>
-            <w:tcW w:type="dxa" w:w="1984"/>
-          </w:tcPr>
-          <w:p>
-            <w:r>
-              <w:rPr>
-                <w:sz w:val="18"/>
-              </w:rPr>
               <w:t>获取帖子回复列表</w:t>
             </w:r>
           </w:p>
@@ -4730,7 +3576,7 @@
         </w:tc>
         <w:tc>
           <w:tcPr>
-            <w:tcW w:type="dxa" w:w="2891"/>
+            <w:tcW w:type="dxa" w:w="3061"/>
           </w:tcPr>
           <w:p>
             <w:r>
@@ -4758,6 +3604,19 @@
         </w:tc>
         <w:tc>
           <w:tcPr>
+            <w:tcW w:type="dxa" w:w="1814"/>
+          </w:tcPr>
+          <w:p>
+            <w:r>
+              <w:rPr>
+                <w:sz w:val="18"/>
+              </w:rPr>
+              <w:t>/comment/{id}</w:t>
+            </w:r>
+          </w:p>
+        </w:tc>
+        <w:tc>
+          <w:tcPr>
             <w:tcW w:type="dxa" w:w="1701"/>
           </w:tcPr>
           <w:p>
@@ -4765,19 +3624,6 @@
               <w:rPr>
                 <w:sz w:val="18"/>
               </w:rPr>
-              <w:t>/comment/{id}</w:t>
-            </w:r>
-          </w:p>
-        </w:tc>
-        <w:tc>
-          <w:tcPr>
-            <w:tcW w:type="dxa" w:w="1984"/>
-          </w:tcPr>
-          <w:p>
-            <w:r>
-              <w:rPr>
-                <w:sz w:val="18"/>
-              </w:rPr>
               <w:t>删除回复</w:t>
             </w:r>
           </w:p>
@@ -4797,7 +3643,7 @@
         </w:tc>
         <w:tc>
           <w:tcPr>
-            <w:tcW w:type="dxa" w:w="2891"/>
+            <w:tcW w:type="dxa" w:w="3061"/>
           </w:tcPr>
           <w:p>
             <w:r>
@@ -4811,56 +3657,6 @@
       </w:tr>
     </w:tbl>
     <w:p/>
-    <w:p>
-      <w:pPr>
-        <w:spacing w:before="120" w:after="60"/>
-      </w:pPr>
-      <w:r>
-        <w:rPr>
-          <w:rFonts w:ascii="黑体" w:hAnsi="黑体" w:eastAsia="黑体"/>
-          <w:b/>
-          <w:sz w:val="24"/>
-        </w:rPr>
-        <w:t>4.2.1 发表回复（支持楼层回复）</w:t>
-      </w:r>
-    </w:p>
-    <w:p>
-      <w:pPr>
-        <w:spacing w:before="40" w:after="40"/>
-        <w:ind w:firstLine="0"/>
-      </w:pPr>
-      <w:r>
-        <w:rPr>
-          <w:rFonts w:ascii="Courier New" w:hAnsi="Courier New"/>
-          <w:sz w:val="18"/>
-        </w:rPr>
-        <w:t>POST /comment?postId=1&amp;content=感谢分享！&amp;parentId=3</w:t>
-        <w:br/>
-        <w:t>Header: Authorization: Bearer &lt;token&gt;</w:t>
-        <w:br/>
-        <w:t>响应: {</w:t>
-        <w:br/>
-        <w:t xml:space="preserve">  "code": 200,</w:t>
-        <w:br/>
-        <w:t xml:space="preserve">  "data": {</w:t>
-        <w:br/>
-        <w:t xml:space="preserve">    "id": 12,</w:t>
-        <w:br/>
-        <w:t xml:space="preserve">    "postId": 1,</w:t>
-        <w:br/>
-        <w:t xml:space="preserve">    "parentId": 3,     // 0=一级评论, 非0=回复某条评论</w:t>
-        <w:br/>
-        <w:t xml:space="preserve">    "content": "感谢分享！",</w:t>
-        <w:br/>
-        <w:t xml:space="preserve">    "authorName": "新同学",</w:t>
-        <w:br/>
-        <w:t xml:space="preserve">    "createTime": "2026-06-07T15:30:00"</w:t>
-        <w:br/>
-        <w:t xml:space="preserve">  }</w:t>
-        <w:br/>
-        <w:t>}</w:t>
-      </w:r>
-    </w:p>
     <w:p>
       <w:pPr>
         <w:spacing w:before="160" w:after="80"/>
@@ -4883,7 +3679,7 @@
           <w:rFonts w:ascii="宋体" w:hAnsi="宋体" w:eastAsia="宋体"/>
           <w:sz w:val="24"/>
         </w:rPr>
-        <w:t>Tag: 通知接口 | Base: /notification | 需要登录</w:t>
+        <w:t>Base: /notification</w:t>
       </w:r>
     </w:p>
     <w:tbl>
@@ -4920,7 +3716,7 @@
         </w:tc>
         <w:tc>
           <w:tcPr>
-            <w:tcW w:type="dxa" w:w="1701"/>
+            <w:tcW w:type="dxa" w:w="1814"/>
           </w:tcPr>
           <w:p>
             <w:pPr>
@@ -4937,7 +3733,7 @@
         </w:tc>
         <w:tc>
           <w:tcPr>
-            <w:tcW w:type="dxa" w:w="2268"/>
+            <w:tcW w:type="dxa" w:w="1701"/>
           </w:tcPr>
           <w:p>
             <w:pPr>
@@ -4948,7 +3744,7 @@
                 <w:b/>
                 <w:sz w:val="18"/>
               </w:rPr>
-              <w:t>接口说明</w:t>
+              <w:t>说明</w:t>
             </w:r>
           </w:p>
         </w:tc>
@@ -4971,7 +3767,7 @@
         </w:tc>
         <w:tc>
           <w:tcPr>
-            <w:tcW w:type="dxa" w:w="2608"/>
+            <w:tcW w:type="dxa" w:w="3061"/>
           </w:tcPr>
           <w:p>
             <w:pPr>
@@ -5003,6 +3799,19 @@
         </w:tc>
         <w:tc>
           <w:tcPr>
+            <w:tcW w:type="dxa" w:w="1814"/>
+          </w:tcPr>
+          <w:p>
+            <w:r>
+              <w:rPr>
+                <w:sz w:val="18"/>
+              </w:rPr>
+              <w:t>/notification/list</w:t>
+            </w:r>
+          </w:p>
+        </w:tc>
+        <w:tc>
+          <w:tcPr>
             <w:tcW w:type="dxa" w:w="1701"/>
           </w:tcPr>
           <w:p>
@@ -5010,19 +3819,6 @@
               <w:rPr>
                 <w:sz w:val="18"/>
               </w:rPr>
-              <w:t>/notification/list</w:t>
-            </w:r>
-          </w:p>
-        </w:tc>
-        <w:tc>
-          <w:tcPr>
-            <w:tcW w:type="dxa" w:w="2268"/>
-          </w:tcPr>
-          <w:p>
-            <w:r>
-              <w:rPr>
-                <w:sz w:val="18"/>
-              </w:rPr>
               <w:t>通知列表（分页）</w:t>
             </w:r>
           </w:p>
@@ -5042,7 +3838,7 @@
         </w:tc>
         <w:tc>
           <w:tcPr>
-            <w:tcW w:type="dxa" w:w="2608"/>
+            <w:tcW w:type="dxa" w:w="3061"/>
           </w:tcPr>
           <w:p>
             <w:r>
@@ -5070,6 +3866,19 @@
         </w:tc>
         <w:tc>
           <w:tcPr>
+            <w:tcW w:type="dxa" w:w="1814"/>
+          </w:tcPr>
+          <w:p>
+            <w:r>
+              <w:rPr>
+                <w:sz w:val="18"/>
+              </w:rPr>
+              <w:t>/notification/unread</w:t>
+            </w:r>
+          </w:p>
+        </w:tc>
+        <w:tc>
+          <w:tcPr>
             <w:tcW w:type="dxa" w:w="1701"/>
           </w:tcPr>
           <w:p>
@@ -5077,20 +3886,7 @@
               <w:rPr>
                 <w:sz w:val="18"/>
               </w:rPr>
-              <w:t>/notification/unread</w:t>
-            </w:r>
-          </w:p>
-        </w:tc>
-        <w:tc>
-          <w:tcPr>
-            <w:tcW w:type="dxa" w:w="2268"/>
-          </w:tcPr>
-          <w:p>
-            <w:r>
-              <w:rPr>
-                <w:sz w:val="18"/>
-              </w:rPr>
-              <w:t>未读通知数量</w:t>
+              <w:t>未读数量</w:t>
             </w:r>
           </w:p>
         </w:tc>
@@ -5109,14 +3905,14 @@
         </w:tc>
         <w:tc>
           <w:tcPr>
-            <w:tcW w:type="dxa" w:w="2608"/>
-          </w:tcPr>
-          <w:p>
-            <w:r>
-              <w:rPr>
-                <w:sz w:val="18"/>
-              </w:rPr>
-              <w:t>Header: X-User-Id</w:t>
+            <w:tcW w:type="dxa" w:w="3061"/>
+          </w:tcPr>
+          <w:p>
+            <w:r>
+              <w:rPr>
+                <w:sz w:val="18"/>
+              </w:rPr>
+              <w:t>Header: X-User-Id → {"count":N}</w:t>
             </w:r>
           </w:p>
         </w:tc>
@@ -5137,6 +3933,19 @@
         </w:tc>
         <w:tc>
           <w:tcPr>
+            <w:tcW w:type="dxa" w:w="1814"/>
+          </w:tcPr>
+          <w:p>
+            <w:r>
+              <w:rPr>
+                <w:sz w:val="18"/>
+              </w:rPr>
+              <w:t>/notification/read/{id}</w:t>
+            </w:r>
+          </w:p>
+        </w:tc>
+        <w:tc>
+          <w:tcPr>
             <w:tcW w:type="dxa" w:w="1701"/>
           </w:tcPr>
           <w:p>
@@ -5144,19 +3953,6 @@
               <w:rPr>
                 <w:sz w:val="18"/>
               </w:rPr>
-              <w:t>/notification/read/{id}</w:t>
-            </w:r>
-          </w:p>
-        </w:tc>
-        <w:tc>
-          <w:tcPr>
-            <w:tcW w:type="dxa" w:w="2268"/>
-          </w:tcPr>
-          <w:p>
-            <w:r>
-              <w:rPr>
-                <w:sz w:val="18"/>
-              </w:rPr>
               <w:t>标记已读</w:t>
             </w:r>
           </w:p>
@@ -5176,7 +3972,7 @@
         </w:tc>
         <w:tc>
           <w:tcPr>
-            <w:tcW w:type="dxa" w:w="2608"/>
+            <w:tcW w:type="dxa" w:w="3061"/>
           </w:tcPr>
           <w:p>
             <w:r>
@@ -5190,58 +3986,6 @@
       </w:tr>
     </w:tbl>
     <w:p/>
-    <w:p>
-      <w:pPr>
-        <w:spacing w:before="120" w:after="60"/>
-      </w:pPr>
-      <w:r>
-        <w:rPr>
-          <w:rFonts w:ascii="黑体" w:hAnsi="黑体" w:eastAsia="黑体"/>
-          <w:b/>
-          <w:sz w:val="24"/>
-        </w:rPr>
-        <w:t>4.3.1 通知示例</w:t>
-      </w:r>
-    </w:p>
-    <w:p>
-      <w:pPr>
-        <w:spacing w:before="40" w:after="40"/>
-        <w:ind w:firstLine="0"/>
-      </w:pPr>
-      <w:r>
-        <w:rPr>
-          <w:rFonts w:ascii="Courier New" w:hAnsi="Courier New"/>
-          <w:sz w:val="18"/>
-        </w:rPr>
-        <w:t>GET /notification/list?page=1&amp;size=10</w:t>
-        <w:br/>
-        <w:t>响应: {</w:t>
-        <w:br/>
-        <w:t xml:space="preserve">  "data": {</w:t>
-        <w:br/>
-        <w:t xml:space="preserve">    "records": [{</w:t>
-        <w:br/>
-        <w:t xml:space="preserve">      "id": 1,</w:t>
-        <w:br/>
-        <w:t xml:space="preserve">      "type": "reply",           // reply=评论通知</w:t>
-        <w:br/>
-        <w:t xml:space="preserve">      "title": "评论通知",</w:t>
-        <w:br/>
-        <w:t xml:space="preserve">      "content": "张三 回复了你的帖子《期末考试...》",</w:t>
-        <w:br/>
-        <w:t xml:space="preserve">      "relatedId": 1,</w:t>
-        <w:br/>
-        <w:t xml:space="preserve">      "isRead": 0,</w:t>
-        <w:br/>
-        <w:t xml:space="preserve">      "createTime": "2026-06-07T14:20:00"</w:t>
-        <w:br/>
-        <w:t xml:space="preserve">    }]</w:t>
-        <w:br/>
-        <w:t xml:space="preserve">  }</w:t>
-        <w:br/>
-        <w:t>}</w:t>
-      </w:r>
-    </w:p>
     <w:p>
       <w:r>
         <w:br w:type="page"/>
@@ -5257,19 +4001,7 @@
           <w:b/>
           <w:sz w:val="32"/>
         </w:rPr>
-        <w:t>五、失物招领接口 (lost-found-service)</w:t>
-      </w:r>
-    </w:p>
-    <w:p>
-      <w:pPr>
-        <w:ind w:firstLine="420"/>
-      </w:pPr>
-      <w:r>
-        <w:rPr>
-          <w:rFonts w:ascii="宋体" w:hAnsi="宋体" w:eastAsia="宋体"/>
-          <w:sz w:val="24"/>
-        </w:rPr>
-        <w:t>失物招领服务提供寻物启事和招领启事的发布、浏览、管理功能。</w:t>
+        <w:t>五、失物招领接口 (lost-found-service :8085)</w:t>
       </w:r>
     </w:p>
     <w:p>
@@ -5282,7 +4014,7 @@
           <w:b/>
           <w:sz w:val="28"/>
         </w:rPr>
-        <w:t>5.1 失物招领接口 — LostFoundController</w:t>
+        <w:t>5.1 失物招领 — LostFoundController</w:t>
       </w:r>
     </w:p>
     <w:p>
@@ -5294,7 +4026,7 @@
           <w:rFonts w:ascii="宋体" w:hAnsi="宋体" w:eastAsia="宋体"/>
           <w:sz w:val="24"/>
         </w:rPr>
-        <w:t>Tag: 失物招领接口 | Base: /lost-found</w:t>
+        <w:t>Base: /lost-found</w:t>
       </w:r>
     </w:p>
     <w:tbl>
@@ -5348,7 +4080,7 @@
         </w:tc>
         <w:tc>
           <w:tcPr>
-            <w:tcW w:type="dxa" w:w="1984"/>
+            <w:tcW w:type="dxa" w:w="1701"/>
           </w:tcPr>
           <w:p>
             <w:pPr>
@@ -5359,7 +4091,7 @@
                 <w:b/>
                 <w:sz w:val="18"/>
               </w:rPr>
-              <w:t>接口说明</w:t>
+              <w:t>说明</w:t>
             </w:r>
           </w:p>
         </w:tc>
@@ -5382,7 +4114,7 @@
         </w:tc>
         <w:tc>
           <w:tcPr>
-            <w:tcW w:type="dxa" w:w="2778"/>
+            <w:tcW w:type="dxa" w:w="3061"/>
           </w:tcPr>
           <w:p>
             <w:pPr>
@@ -5427,14 +4159,14 @@
         </w:tc>
         <w:tc>
           <w:tcPr>
-            <w:tcW w:type="dxa" w:w="1984"/>
-          </w:tcPr>
-          <w:p>
-            <w:r>
-              <w:rPr>
-                <w:sz w:val="18"/>
-              </w:rPr>
-              <w:t>启事列表（公开，分页+筛选+搜索）</w:t>
+            <w:tcW w:type="dxa" w:w="1701"/>
+          </w:tcPr>
+          <w:p>
+            <w:r>
+              <w:rPr>
+                <w:sz w:val="18"/>
+              </w:rPr>
+              <w:t>启事列表（公开，分页+类型+分类+搜索）</w:t>
             </w:r>
           </w:p>
         </w:tc>
@@ -5453,14 +4185,14 @@
         </w:tc>
         <w:tc>
           <w:tcPr>
-            <w:tcW w:type="dxa" w:w="2778"/>
-          </w:tcPr>
-          <w:p>
-            <w:r>
-              <w:rPr>
-                <w:sz w:val="18"/>
-              </w:rPr>
-              <w:t>Query: page(1), size(10), type?(lost/found), category?, keyword?</w:t>
+            <w:tcW w:type="dxa" w:w="3061"/>
+          </w:tcPr>
+          <w:p>
+            <w:r>
+              <w:rPr>
+                <w:sz w:val="18"/>
+              </w:rPr>
+              <w:t>Query: page(1), size(10), type?, category?, keyword?</w:t>
             </w:r>
           </w:p>
         </w:tc>
@@ -5494,7 +4226,7 @@
         </w:tc>
         <w:tc>
           <w:tcPr>
-            <w:tcW w:type="dxa" w:w="1984"/>
+            <w:tcW w:type="dxa" w:w="1701"/>
           </w:tcPr>
           <w:p>
             <w:r>
@@ -5520,7 +4252,7 @@
         </w:tc>
         <w:tc>
           <w:tcPr>
-            <w:tcW w:type="dxa" w:w="2778"/>
+            <w:tcW w:type="dxa" w:w="3061"/>
           </w:tcPr>
           <w:p>
             <w:r>
@@ -5561,7 +4293,7 @@
         </w:tc>
         <w:tc>
           <w:tcPr>
-            <w:tcW w:type="dxa" w:w="1984"/>
+            <w:tcW w:type="dxa" w:w="1701"/>
           </w:tcPr>
           <w:p>
             <w:r>
@@ -5587,7 +4319,7 @@
         </w:tc>
         <w:tc>
           <w:tcPr>
-            <w:tcW w:type="dxa" w:w="2778"/>
+            <w:tcW w:type="dxa" w:w="3061"/>
           </w:tcPr>
           <w:p>
             <w:r>
@@ -5628,7 +4360,7 @@
         </w:tc>
         <w:tc>
           <w:tcPr>
-            <w:tcW w:type="dxa" w:w="1984"/>
+            <w:tcW w:type="dxa" w:w="1701"/>
           </w:tcPr>
           <w:p>
             <w:r>
@@ -5654,7 +4386,7 @@
         </w:tc>
         <w:tc>
           <w:tcPr>
-            <w:tcW w:type="dxa" w:w="2778"/>
+            <w:tcW w:type="dxa" w:w="3061"/>
           </w:tcPr>
           <w:p>
             <w:r>
@@ -5695,7 +4427,7 @@
         </w:tc>
         <w:tc>
           <w:tcPr>
-            <w:tcW w:type="dxa" w:w="1984"/>
+            <w:tcW w:type="dxa" w:w="1701"/>
           </w:tcPr>
           <w:p>
             <w:r>
@@ -5721,7 +4453,7 @@
         </w:tc>
         <w:tc>
           <w:tcPr>
-            <w:tcW w:type="dxa" w:w="2778"/>
+            <w:tcW w:type="dxa" w:w="3061"/>
           </w:tcPr>
           <w:p>
             <w:r>
@@ -5762,7 +4494,7 @@
         </w:tc>
         <w:tc>
           <w:tcPr>
-            <w:tcW w:type="dxa" w:w="1984"/>
+            <w:tcW w:type="dxa" w:w="1701"/>
           </w:tcPr>
           <w:p>
             <w:r>
@@ -5788,7 +4520,7 @@
         </w:tc>
         <w:tc>
           <w:tcPr>
-            <w:tcW w:type="dxa" w:w="2778"/>
+            <w:tcW w:type="dxa" w:w="3061"/>
           </w:tcPr>
           <w:p>
             <w:r>
@@ -5829,7 +4561,7 @@
         </w:tc>
         <w:tc>
           <w:tcPr>
-            <w:tcW w:type="dxa" w:w="1984"/>
+            <w:tcW w:type="dxa" w:w="1701"/>
           </w:tcPr>
           <w:p>
             <w:r>
@@ -5855,7 +4587,7 @@
         </w:tc>
         <w:tc>
           <w:tcPr>
-            <w:tcW w:type="dxa" w:w="2778"/>
+            <w:tcW w:type="dxa" w:w="3061"/>
           </w:tcPr>
           <w:p>
             <w:r>
@@ -5869,54 +4601,6 @@
       </w:tr>
     </w:tbl>
     <w:p/>
-    <w:p>
-      <w:pPr>
-        <w:spacing w:before="120" w:after="60"/>
-      </w:pPr>
-      <w:r>
-        <w:rPr>
-          <w:rFonts w:ascii="黑体" w:hAnsi="黑体" w:eastAsia="黑体"/>
-          <w:b/>
-          <w:sz w:val="24"/>
-        </w:rPr>
-        <w:t>5.1.1 发布启事</w:t>
-      </w:r>
-    </w:p>
-    <w:p>
-      <w:pPr>
-        <w:spacing w:before="40" w:after="40"/>
-        <w:ind w:firstLine="0"/>
-      </w:pPr>
-      <w:r>
-        <w:rPr>
-          <w:rFonts w:ascii="Courier New" w:hAnsi="Courier New"/>
-          <w:sz w:val="18"/>
-        </w:rPr>
-        <w:t>POST /lost-found</w:t>
-        <w:br/>
-        <w:t>Header: Authorization: Bearer &lt;token&gt;</w:t>
-        <w:br/>
-        <w:t>Body: {</w:t>
-        <w:br/>
-        <w:t xml:space="preserve">  "type": "lost",              // lost=寻物, found=招领</w:t>
-        <w:br/>
-        <w:t xml:space="preserve">  "title": "寻找丢失的校园卡",</w:t>
-        <w:br/>
-        <w:t xml:space="preserve">  "description": "6月5日下午在图书馆遗失...",</w:t>
-        <w:br/>
-        <w:t xml:space="preserve">  "category": "card",</w:t>
-        <w:br/>
-        <w:t xml:space="preserve">  "images": "["/uploads/secondhand/2026-06-07/abc.jpg"]",</w:t>
-        <w:br/>
-        <w:t xml:space="preserve">  "location": "图书馆二楼",</w:t>
-        <w:br/>
-        <w:t xml:space="preserve">  "contact": "微信: zhangsan_wx"</w:t>
-        <w:br/>
-        <w:t>}</w:t>
-        <w:br/>
-        <w:t>响应: { "code": 200, "message": "发布成功" }</w:t>
-      </w:r>
-    </w:p>
     <w:p>
       <w:r>
         <w:br w:type="page"/>
@@ -5932,19 +4616,7 @@
           <w:b/>
           <w:sz w:val="32"/>
         </w:rPr>
-        <w:t>六、二手交易接口 (second-hand-service)</w:t>
-      </w:r>
-    </w:p>
-    <w:p>
-      <w:pPr>
-        <w:ind w:firstLine="420"/>
-      </w:pPr>
-      <w:r>
-        <w:rPr>
-          <w:rFonts w:ascii="宋体" w:hAnsi="宋体" w:eastAsia="宋体"/>
-          <w:sz w:val="24"/>
-        </w:rPr>
-        <w:t>二手交易服务提供商品发布/浏览/收藏/购买/私聊等功能，是系统中最复杂的业务模块。</w:t>
+        <w:t>六、二手交易接口 (second-hand-service :8086)</w:t>
       </w:r>
     </w:p>
     <w:p>
@@ -5957,7 +4629,7 @@
           <w:b/>
           <w:sz w:val="28"/>
         </w:rPr>
-        <w:t>6.1 图片上传接口 — FileUploadController</w:t>
+        <w:t>6.1 图片上传 — FileUploadController</w:t>
       </w:r>
     </w:p>
     <w:p>
@@ -5969,7 +4641,7 @@
           <w:rFonts w:ascii="宋体" w:hAnsi="宋体" w:eastAsia="宋体"/>
           <w:sz w:val="24"/>
         </w:rPr>
-        <w:t>Tag: 图片上传接口 | Base: /second-hand</w:t>
+        <w:t>Base: /second-hand</w:t>
       </w:r>
     </w:p>
     <w:tbl>
@@ -6006,7 +4678,7 @@
         </w:tc>
         <w:tc>
           <w:tcPr>
-            <w:tcW w:type="dxa" w:w="1701"/>
+            <w:tcW w:type="dxa" w:w="1814"/>
           </w:tcPr>
           <w:p>
             <w:pPr>
@@ -6023,7 +4695,7 @@
         </w:tc>
         <w:tc>
           <w:tcPr>
-            <w:tcW w:type="dxa" w:w="2551"/>
+            <w:tcW w:type="dxa" w:w="1701"/>
           </w:tcPr>
           <w:p>
             <w:pPr>
@@ -6034,7 +4706,7 @@
                 <w:b/>
                 <w:sz w:val="18"/>
               </w:rPr>
-              <w:t>接口说明</w:t>
+              <w:t>说明</w:t>
             </w:r>
           </w:p>
         </w:tc>
@@ -6057,7 +4729,7 @@
         </w:tc>
         <w:tc>
           <w:tcPr>
-            <w:tcW w:type="dxa" w:w="2324"/>
+            <w:tcW w:type="dxa" w:w="3061"/>
           </w:tcPr>
           <w:p>
             <w:pPr>
@@ -6089,6 +4761,19 @@
         </w:tc>
         <w:tc>
           <w:tcPr>
+            <w:tcW w:type="dxa" w:w="1814"/>
+          </w:tcPr>
+          <w:p>
+            <w:r>
+              <w:rPr>
+                <w:sz w:val="18"/>
+              </w:rPr>
+              <w:t>/second-hand/upload</w:t>
+            </w:r>
+          </w:p>
+        </w:tc>
+        <w:tc>
+          <w:tcPr>
             <w:tcW w:type="dxa" w:w="1701"/>
           </w:tcPr>
           <w:p>
@@ -6096,20 +4781,7 @@
               <w:rPr>
                 <w:sz w:val="18"/>
               </w:rPr>
-              <w:t>/second-hand/upload</w:t>
-            </w:r>
-          </w:p>
-        </w:tc>
-        <w:tc>
-          <w:tcPr>
-            <w:tcW w:type="dxa" w:w="2551"/>
-          </w:tcPr>
-          <w:p>
-            <w:r>
-              <w:rPr>
-                <w:sz w:val="18"/>
-              </w:rPr>
-              <w:t>上传图片（支持多文件）</w:t>
+              <w:t>上传图片（多文件）</w:t>
             </w:r>
           </w:p>
         </w:tc>
@@ -6128,64 +4800,20 @@
         </w:tc>
         <w:tc>
           <w:tcPr>
-            <w:tcW w:type="dxa" w:w="2324"/>
-          </w:tcPr>
-          <w:p>
-            <w:r>
-              <w:rPr>
-                <w:sz w:val="18"/>
-              </w:rPr>
-              <w:t>FormData: files (multipart, 支持jpg/png/gif/webp/bmp, 单张≤5MB)</w:t>
+            <w:tcW w:type="dxa" w:w="3061"/>
+          </w:tcPr>
+          <w:p>
+            <w:r>
+              <w:rPr>
+                <w:sz w:val="18"/>
+              </w:rPr>
+              <w:t>FormData: files[] (jpg/png/gif/webp/bmp, ≤5MB)</w:t>
             </w:r>
           </w:p>
         </w:tc>
       </w:tr>
     </w:tbl>
     <w:p/>
-    <w:p>
-      <w:pPr>
-        <w:spacing w:before="120" w:after="60"/>
-      </w:pPr>
-      <w:r>
-        <w:rPr>
-          <w:rFonts w:ascii="黑体" w:hAnsi="黑体" w:eastAsia="黑体"/>
-          <w:b/>
-          <w:sz w:val="24"/>
-        </w:rPr>
-        <w:t>6.1.1 图片上传</w:t>
-      </w:r>
-    </w:p>
-    <w:p>
-      <w:pPr>
-        <w:spacing w:before="40" w:after="40"/>
-        <w:ind w:firstLine="0"/>
-      </w:pPr>
-      <w:r>
-        <w:rPr>
-          <w:rFonts w:ascii="Courier New" w:hAnsi="Courier New"/>
-          <w:sz w:val="18"/>
-        </w:rPr>
-        <w:t>POST /second-hand/upload</w:t>
-        <w:br/>
-        <w:t>Content-Type: multipart/form-data</w:t>
-        <w:br/>
-        <w:t>Form: files=@photo1.jpg, files=@photo2.jpg</w:t>
-        <w:br/>
-        <w:t>响应: {</w:t>
-        <w:br/>
-        <w:t xml:space="preserve">  "code": 200,</w:t>
-        <w:br/>
-        <w:t xml:space="preserve">  "data": [</w:t>
-        <w:br/>
-        <w:t xml:space="preserve">    "/uploads/secondhand/2026-06-07/abc123.jpg",</w:t>
-        <w:br/>
-        <w:t xml:space="preserve">    "/uploads/secondhand/2026-06-07/def456.jpg"</w:t>
-        <w:br/>
-        <w:t xml:space="preserve">  ]</w:t>
-        <w:br/>
-        <w:t>}</w:t>
-      </w:r>
-    </w:p>
     <w:p>
       <w:pPr>
         <w:spacing w:before="160" w:after="80"/>
@@ -6208,7 +4836,7 @@
           <w:rFonts w:ascii="宋体" w:hAnsi="宋体" w:eastAsia="宋体"/>
           <w:sz w:val="24"/>
         </w:rPr>
-        <w:t>Tag: 二手交易接口 | Base: /second-hand</w:t>
+        <w:t>Base: /second-hand</w:t>
       </w:r>
     </w:p>
     <w:tbl>
@@ -6262,7 +4890,7 @@
         </w:tc>
         <w:tc>
           <w:tcPr>
-            <w:tcW w:type="dxa" w:w="2154"/>
+            <w:tcW w:type="dxa" w:w="1701"/>
           </w:tcPr>
           <w:p>
             <w:pPr>
@@ -6273,13 +4901,13 @@
                 <w:b/>
                 <w:sz w:val="18"/>
               </w:rPr>
-              <w:t>接口说明</w:t>
-            </w:r>
-          </w:p>
-        </w:tc>
-        <w:tc>
-          <w:tcPr>
-            <w:tcW w:type="dxa" w:w="567"/>
+              <w:t>说明</w:t>
+            </w:r>
+          </w:p>
+        </w:tc>
+        <w:tc>
+          <w:tcPr>
+            <w:tcW w:type="dxa" w:w="680"/>
           </w:tcPr>
           <w:p>
             <w:pPr>
@@ -6296,7 +4924,7 @@
         </w:tc>
         <w:tc>
           <w:tcPr>
-            <w:tcW w:type="dxa" w:w="2721"/>
+            <w:tcW w:type="dxa" w:w="3061"/>
           </w:tcPr>
           <w:p>
             <w:pPr>
@@ -6341,7 +4969,7 @@
         </w:tc>
         <w:tc>
           <w:tcPr>
-            <w:tcW w:type="dxa" w:w="2154"/>
+            <w:tcW w:type="dxa" w:w="1701"/>
           </w:tcPr>
           <w:p>
             <w:r>
@@ -6354,7 +4982,7 @@
         </w:tc>
         <w:tc>
           <w:tcPr>
-            <w:tcW w:type="dxa" w:w="567"/>
+            <w:tcW w:type="dxa" w:w="680"/>
           </w:tcPr>
           <w:p>
             <w:r>
@@ -6367,14 +4995,14 @@
         </w:tc>
         <w:tc>
           <w:tcPr>
-            <w:tcW w:type="dxa" w:w="2721"/>
-          </w:tcPr>
-          <w:p>
-            <w:r>
-              <w:rPr>
-                <w:sz w:val="18"/>
-              </w:rPr>
-              <w:t>Query: page(1), size(10), category?, minPrice?, maxPrice?, keyword?, sortBy?(latest/price_asc/price_desc)</w:t>
+            <w:tcW w:type="dxa" w:w="3061"/>
+          </w:tcPr>
+          <w:p>
+            <w:r>
+              <w:rPr>
+                <w:sz w:val="18"/>
+              </w:rPr>
+              <w:t>Query: page, size, category?, minPrice?, maxPrice?, keyword?, sortBy?</w:t>
             </w:r>
           </w:p>
         </w:tc>
@@ -6408,7 +5036,7 @@
         </w:tc>
         <w:tc>
           <w:tcPr>
-            <w:tcW w:type="dxa" w:w="2154"/>
+            <w:tcW w:type="dxa" w:w="1701"/>
           </w:tcPr>
           <w:p>
             <w:r>
@@ -6421,7 +5049,7 @@
         </w:tc>
         <w:tc>
           <w:tcPr>
-            <w:tcW w:type="dxa" w:w="567"/>
+            <w:tcW w:type="dxa" w:w="680"/>
           </w:tcPr>
           <w:p>
             <w:r>
@@ -6434,7 +5062,7 @@
         </w:tc>
         <w:tc>
           <w:tcPr>
-            <w:tcW w:type="dxa" w:w="2721"/>
+            <w:tcW w:type="dxa" w:w="3061"/>
           </w:tcPr>
           <w:p>
             <w:r>
@@ -6475,7 +5103,7 @@
         </w:tc>
         <w:tc>
           <w:tcPr>
-            <w:tcW w:type="dxa" w:w="2154"/>
+            <w:tcW w:type="dxa" w:w="1701"/>
           </w:tcPr>
           <w:p>
             <w:r>
@@ -6488,7 +5116,7 @@
         </w:tc>
         <w:tc>
           <w:tcPr>
-            <w:tcW w:type="dxa" w:w="567"/>
+            <w:tcW w:type="dxa" w:w="680"/>
           </w:tcPr>
           <w:p>
             <w:r>
@@ -6501,14 +5129,14 @@
         </w:tc>
         <w:tc>
           <w:tcPr>
-            <w:tcW w:type="dxa" w:w="2721"/>
-          </w:tcPr>
-          <w:p>
-            <w:r>
-              <w:rPr>
-                <w:sz w:val="18"/>
-              </w:rPr>
-              <w:t>Header: X-User-Id, X-Username | Body: {title, description, category, images?, price, originalPrice?, condition?, contact?}</w:t>
+            <w:tcW w:type="dxa" w:w="3061"/>
+          </w:tcPr>
+          <w:p>
+            <w:r>
+              <w:rPr>
+                <w:sz w:val="18"/>
+              </w:rPr>
+              <w:t>Header: X-User-Id, X-Username | Body: {title, description, category, images?, price, originalPrice?, goodsCondition?, contact?}</w:t>
             </w:r>
           </w:p>
         </w:tc>
@@ -6542,7 +5170,7 @@
         </w:tc>
         <w:tc>
           <w:tcPr>
-            <w:tcW w:type="dxa" w:w="2154"/>
+            <w:tcW w:type="dxa" w:w="1701"/>
           </w:tcPr>
           <w:p>
             <w:r>
@@ -6555,7 +5183,7 @@
         </w:tc>
         <w:tc>
           <w:tcPr>
-            <w:tcW w:type="dxa" w:w="567"/>
+            <w:tcW w:type="dxa" w:w="680"/>
           </w:tcPr>
           <w:p>
             <w:r>
@@ -6568,7 +5196,7 @@
         </w:tc>
         <w:tc>
           <w:tcPr>
-            <w:tcW w:type="dxa" w:w="2721"/>
+            <w:tcW w:type="dxa" w:w="3061"/>
           </w:tcPr>
           <w:p>
             <w:r>
@@ -6609,20 +5237,20 @@
         </w:tc>
         <w:tc>
           <w:tcPr>
-            <w:tcW w:type="dxa" w:w="2154"/>
-          </w:tcPr>
-          <w:p>
-            <w:r>
-              <w:rPr>
-                <w:sz w:val="18"/>
-              </w:rPr>
-              <w:t>标记已售/下架/上架</w:t>
-            </w:r>
-          </w:p>
-        </w:tc>
-        <w:tc>
-          <w:tcPr>
-            <w:tcW w:type="dxa" w:w="567"/>
+            <w:tcW w:type="dxa" w:w="1701"/>
+          </w:tcPr>
+          <w:p>
+            <w:r>
+              <w:rPr>
+                <w:sz w:val="18"/>
+              </w:rPr>
+              <w:t>标记已售/下架</w:t>
+            </w:r>
+          </w:p>
+        </w:tc>
+        <w:tc>
+          <w:tcPr>
+            <w:tcW w:type="dxa" w:w="680"/>
           </w:tcPr>
           <w:p>
             <w:r>
@@ -6635,7 +5263,7 @@
         </w:tc>
         <w:tc>
           <w:tcPr>
-            <w:tcW w:type="dxa" w:w="2721"/>
+            <w:tcW w:type="dxa" w:w="3061"/>
           </w:tcPr>
           <w:p>
             <w:r>
@@ -6676,20 +5304,20 @@
         </w:tc>
         <w:tc>
           <w:tcPr>
-            <w:tcW w:type="dxa" w:w="2154"/>
-          </w:tcPr>
-          <w:p>
-            <w:r>
-              <w:rPr>
-                <w:sz w:val="18"/>
-              </w:rPr>
-              <w:t>收藏/取消收藏</w:t>
-            </w:r>
-          </w:p>
-        </w:tc>
-        <w:tc>
-          <w:tcPr>
-            <w:tcW w:type="dxa" w:w="567"/>
+            <w:tcW w:type="dxa" w:w="1701"/>
+          </w:tcPr>
+          <w:p>
+            <w:r>
+              <w:rPr>
+                <w:sz w:val="18"/>
+              </w:rPr>
+              <w:t>收藏/取消收藏（toggle）</w:t>
+            </w:r>
+          </w:p>
+        </w:tc>
+        <w:tc>
+          <w:tcPr>
+            <w:tcW w:type="dxa" w:w="680"/>
           </w:tcPr>
           <w:p>
             <w:r>
@@ -6702,14 +5330,14 @@
         </w:tc>
         <w:tc>
           <w:tcPr>
-            <w:tcW w:type="dxa" w:w="2721"/>
-          </w:tcPr>
-          <w:p>
-            <w:r>
-              <w:rPr>
-                <w:sz w:val="18"/>
-              </w:rPr>
-              <w:t>Header: X-User-Id</w:t>
+            <w:tcW w:type="dxa" w:w="3061"/>
+          </w:tcPr>
+          <w:p>
+            <w:r>
+              <w:rPr>
+                <w:sz w:val="18"/>
+              </w:rPr>
+              <w:t>Header: X-User-Id → true/false</w:t>
             </w:r>
           </w:p>
         </w:tc>
@@ -6743,20 +5371,20 @@
         </w:tc>
         <w:tc>
           <w:tcPr>
-            <w:tcW w:type="dxa" w:w="2154"/>
-          </w:tcPr>
-          <w:p>
-            <w:r>
-              <w:rPr>
-                <w:sz w:val="18"/>
-              </w:rPr>
-              <w:t>查询是否已收藏</w:t>
-            </w:r>
-          </w:p>
-        </w:tc>
-        <w:tc>
-          <w:tcPr>
-            <w:tcW w:type="dxa" w:w="567"/>
+            <w:tcW w:type="dxa" w:w="1701"/>
+          </w:tcPr>
+          <w:p>
+            <w:r>
+              <w:rPr>
+                <w:sz w:val="18"/>
+              </w:rPr>
+              <w:t>查询收藏状态</w:t>
+            </w:r>
+          </w:p>
+        </w:tc>
+        <w:tc>
+          <w:tcPr>
+            <w:tcW w:type="dxa" w:w="680"/>
           </w:tcPr>
           <w:p>
             <w:r>
@@ -6769,7 +5397,7 @@
         </w:tc>
         <w:tc>
           <w:tcPr>
-            <w:tcW w:type="dxa" w:w="2721"/>
+            <w:tcW w:type="dxa" w:w="3061"/>
           </w:tcPr>
           <w:p>
             <w:r>
@@ -6810,7 +5438,7 @@
         </w:tc>
         <w:tc>
           <w:tcPr>
-            <w:tcW w:type="dxa" w:w="2154"/>
+            <w:tcW w:type="dxa" w:w="1701"/>
           </w:tcPr>
           <w:p>
             <w:r>
@@ -6823,7 +5451,7 @@
         </w:tc>
         <w:tc>
           <w:tcPr>
-            <w:tcW w:type="dxa" w:w="567"/>
+            <w:tcW w:type="dxa" w:w="680"/>
           </w:tcPr>
           <w:p>
             <w:r>
@@ -6836,7 +5464,7 @@
         </w:tc>
         <w:tc>
           <w:tcPr>
-            <w:tcW w:type="dxa" w:w="2721"/>
+            <w:tcW w:type="dxa" w:w="3061"/>
           </w:tcPr>
           <w:p>
             <w:r>
@@ -6877,20 +5505,20 @@
         </w:tc>
         <w:tc>
           <w:tcPr>
-            <w:tcW w:type="dxa" w:w="2154"/>
-          </w:tcPr>
-          <w:p>
-            <w:r>
-              <w:rPr>
-                <w:sz w:val="18"/>
-              </w:rPr>
-              <w:t>我的发布列表（分页）</w:t>
-            </w:r>
-          </w:p>
-        </w:tc>
-        <w:tc>
-          <w:tcPr>
-            <w:tcW w:type="dxa" w:w="567"/>
+            <w:tcW w:type="dxa" w:w="1701"/>
+          </w:tcPr>
+          <w:p>
+            <w:r>
+              <w:rPr>
+                <w:sz w:val="18"/>
+              </w:rPr>
+              <w:t>我的发布列表</w:t>
+            </w:r>
+          </w:p>
+        </w:tc>
+        <w:tc>
+          <w:tcPr>
+            <w:tcW w:type="dxa" w:w="680"/>
           </w:tcPr>
           <w:p>
             <w:r>
@@ -6903,7 +5531,7 @@
         </w:tc>
         <w:tc>
           <w:tcPr>
-            <w:tcW w:type="dxa" w:w="2721"/>
+            <w:tcW w:type="dxa" w:w="3061"/>
           </w:tcPr>
           <w:p>
             <w:r>
@@ -6917,132 +5545,6 @@
       </w:tr>
     </w:tbl>
     <w:p/>
-    <w:p>
-      <w:pPr>
-        <w:spacing w:before="120" w:after="60"/>
-      </w:pPr>
-      <w:r>
-        <w:rPr>
-          <w:rFonts w:ascii="黑体" w:hAnsi="黑体" w:eastAsia="黑体"/>
-          <w:b/>
-          <w:sz w:val="24"/>
-        </w:rPr>
-        <w:t>6.2.1 商品列表（支持价格筛选和排序）</w:t>
-      </w:r>
-    </w:p>
-    <w:p>
-      <w:pPr>
-        <w:spacing w:before="40" w:after="40"/>
-        <w:ind w:firstLine="0"/>
-      </w:pPr>
-      <w:r>
-        <w:rPr>
-          <w:rFonts w:ascii="Courier New" w:hAnsi="Courier New"/>
-          <w:sz w:val="18"/>
-        </w:rPr>
-        <w:t>GET /second-hand/list?page=1&amp;size=10&amp;category=textbook&amp;minPrice=10&amp;maxPrice=50&amp;sortBy=price_asc</w:t>
-        <w:br/>
-        <w:t>响应: {</w:t>
-        <w:br/>
-        <w:t xml:space="preserve">  "code": 200,</w:t>
-        <w:br/>
-        <w:t xml:space="preserve">  "data": {</w:t>
-        <w:br/>
-        <w:t xml:space="preserve">    "records": [{</w:t>
-        <w:br/>
-        <w:t xml:space="preserve">      "id": 1,</w:t>
-        <w:br/>
-        <w:t xml:space="preserve">      "title": "《操作系统概念》第九版",</w:t>
-        <w:br/>
-        <w:t xml:space="preserve">      "category": "textbook",</w:t>
-        <w:br/>
-        <w:t xml:space="preserve">      "price": 25.00,</w:t>
-        <w:br/>
-        <w:t xml:space="preserve">      "originalPrice": 69.00,</w:t>
-        <w:br/>
-        <w:t xml:space="preserve">      "condition": "like_new",</w:t>
-        <w:br/>
-        <w:t xml:space="preserve">      "status": "active",</w:t>
-        <w:br/>
-        <w:t xml:space="preserve">      "sellerName": "张三",</w:t>
-        <w:br/>
-        <w:t xml:space="preserve">      "viewCount": 156,</w:t>
-        <w:br/>
-        <w:t xml:space="preserve">      "favCount": 12</w:t>
-        <w:br/>
-        <w:t xml:space="preserve">    }],</w:t>
-        <w:br/>
-        <w:t xml:space="preserve">    "total": 4</w:t>
-        <w:br/>
-        <w:t xml:space="preserve">  }</w:t>
-        <w:br/>
-        <w:t>}</w:t>
-      </w:r>
-    </w:p>
-    <w:p>
-      <w:pPr>
-        <w:spacing w:before="120" w:after="60"/>
-      </w:pPr>
-      <w:r>
-        <w:rPr>
-          <w:rFonts w:ascii="黑体" w:hAnsi="黑体" w:eastAsia="黑体"/>
-          <w:b/>
-          <w:sz w:val="24"/>
-        </w:rPr>
-        <w:t>6.2.2 商品详情</w:t>
-      </w:r>
-    </w:p>
-    <w:p>
-      <w:pPr>
-        <w:spacing w:before="40" w:after="40"/>
-        <w:ind w:firstLine="0"/>
-      </w:pPr>
-      <w:r>
-        <w:rPr>
-          <w:rFonts w:ascii="Courier New" w:hAnsi="Courier New"/>
-          <w:sz w:val="18"/>
-        </w:rPr>
-        <w:t>GET /second-hand/detail/1</w:t>
-        <w:br/>
-        <w:t>响应: {</w:t>
-        <w:br/>
-        <w:t xml:space="preserve">  "code": 200,</w:t>
-        <w:br/>
-        <w:t xml:space="preserve">  "data": {</w:t>
-        <w:br/>
-        <w:t xml:space="preserve">    "id": 1,</w:t>
-        <w:br/>
-        <w:t xml:space="preserve">    "title": "《操作系统概念》第九版 九成新",</w:t>
-        <w:br/>
-        <w:t xml:space="preserve">    "description": "大二教材，几乎全新...",</w:t>
-        <w:br/>
-        <w:t xml:space="preserve">    "category": "textbook",</w:t>
-        <w:br/>
-        <w:t xml:space="preserve">    "images": ["/uploads/secondhand/2026-06-01/xxx.jpg"],</w:t>
-        <w:br/>
-        <w:t xml:space="preserve">    "price": 25.00,</w:t>
-        <w:br/>
-        <w:t xml:space="preserve">    "originalPrice": 69.00,</w:t>
-        <w:br/>
-        <w:t xml:space="preserve">    "condition": "like_new",</w:t>
-        <w:br/>
-        <w:t xml:space="preserve">    "status": "active",</w:t>
-        <w:br/>
-        <w:t xml:space="preserve">    "sellerId": 2,</w:t>
-        <w:br/>
-        <w:t xml:space="preserve">    "sellerName": "张三",</w:t>
-        <w:br/>
-        <w:t xml:space="preserve">    "contact": "微信: zhangsan_wx",</w:t>
-        <w:br/>
-        <w:t xml:space="preserve">    "viewCount": 156,</w:t>
-        <w:br/>
-        <w:t xml:space="preserve">    "favCount": 12</w:t>
-        <w:br/>
-        <w:t xml:space="preserve">  }</w:t>
-        <w:br/>
-        <w:t>}</w:t>
-      </w:r>
-    </w:p>
     <w:p>
       <w:pPr>
         <w:spacing w:before="160" w:after="80"/>
@@ -7065,7 +5567,7 @@
           <w:rFonts w:ascii="宋体" w:hAnsi="宋体" w:eastAsia="宋体"/>
           <w:sz w:val="24"/>
         </w:rPr>
-        <w:t>Tag: 订单接口 | Base: /second-hand/order | 需要登录</w:t>
+        <w:t>Base: /second-hand/order</w:t>
       </w:r>
     </w:p>
     <w:tbl>
@@ -7102,7 +5604,7 @@
         </w:tc>
         <w:tc>
           <w:tcPr>
-            <w:tcW w:type="dxa" w:w="1701"/>
+            <w:tcW w:type="dxa" w:w="1814"/>
           </w:tcPr>
           <w:p>
             <w:pPr>
@@ -7119,7 +5621,7 @@
         </w:tc>
         <w:tc>
           <w:tcPr>
-            <w:tcW w:type="dxa" w:w="2154"/>
+            <w:tcW w:type="dxa" w:w="1701"/>
           </w:tcPr>
           <w:p>
             <w:pPr>
@@ -7130,7 +5632,7 @@
                 <w:b/>
                 <w:sz w:val="18"/>
               </w:rPr>
-              <w:t>接口说明</w:t>
+              <w:t>说明</w:t>
             </w:r>
           </w:p>
         </w:tc>
@@ -7153,7 +5655,7 @@
         </w:tc>
         <w:tc>
           <w:tcPr>
-            <w:tcW w:type="dxa" w:w="2721"/>
+            <w:tcW w:type="dxa" w:w="3061"/>
           </w:tcPr>
           <w:p>
             <w:pPr>
@@ -7185,6 +5687,19 @@
         </w:tc>
         <w:tc>
           <w:tcPr>
+            <w:tcW w:type="dxa" w:w="1814"/>
+          </w:tcPr>
+          <w:p>
+            <w:r>
+              <w:rPr>
+                <w:sz w:val="18"/>
+              </w:rPr>
+              <w:t>/second-hand/order</w:t>
+            </w:r>
+          </w:p>
+        </w:tc>
+        <w:tc>
+          <w:tcPr>
             <w:tcW w:type="dxa" w:w="1701"/>
           </w:tcPr>
           <w:p>
@@ -7192,20 +5707,7 @@
               <w:rPr>
                 <w:sz w:val="18"/>
               </w:rPr>
-              <w:t>/second-hand/order</w:t>
-            </w:r>
-          </w:p>
-        </w:tc>
-        <w:tc>
-          <w:tcPr>
-            <w:tcW w:type="dxa" w:w="2154"/>
-          </w:tcPr>
-          <w:p>
-            <w:r>
-              <w:rPr>
-                <w:sz w:val="18"/>
-              </w:rPr>
-              <w:t>创建订单（购买商品）</w:t>
+              <w:t>创建订单（购买，自动标记已售）</w:t>
             </w:r>
           </w:p>
         </w:tc>
@@ -7224,7 +5726,7 @@
         </w:tc>
         <w:tc>
           <w:tcPr>
-            <w:tcW w:type="dxa" w:w="2721"/>
+            <w:tcW w:type="dxa" w:w="3061"/>
           </w:tcPr>
           <w:p>
             <w:r>
@@ -7252,6 +5754,19 @@
         </w:tc>
         <w:tc>
           <w:tcPr>
+            <w:tcW w:type="dxa" w:w="1814"/>
+          </w:tcPr>
+          <w:p>
+            <w:r>
+              <w:rPr>
+                <w:sz w:val="18"/>
+              </w:rPr>
+              <w:t>/second-hand/order/my</w:t>
+            </w:r>
+          </w:p>
+        </w:tc>
+        <w:tc>
+          <w:tcPr>
             <w:tcW w:type="dxa" w:w="1701"/>
           </w:tcPr>
           <w:p>
@@ -7259,19 +5774,6 @@
               <w:rPr>
                 <w:sz w:val="18"/>
               </w:rPr>
-              <w:t>/second-hand/order/my</w:t>
-            </w:r>
-          </w:p>
-        </w:tc>
-        <w:tc>
-          <w:tcPr>
-            <w:tcW w:type="dxa" w:w="2154"/>
-          </w:tcPr>
-          <w:p>
-            <w:r>
-              <w:rPr>
-                <w:sz w:val="18"/>
-              </w:rPr>
               <w:t>我的购买记录</w:t>
             </w:r>
           </w:p>
@@ -7291,7 +5793,7 @@
         </w:tc>
         <w:tc>
           <w:tcPr>
-            <w:tcW w:type="dxa" w:w="2721"/>
+            <w:tcW w:type="dxa" w:w="3061"/>
           </w:tcPr>
           <w:p>
             <w:r>
@@ -7305,64 +5807,6 @@
       </w:tr>
     </w:tbl>
     <w:p/>
-    <w:p>
-      <w:pPr>
-        <w:spacing w:before="120" w:after="60"/>
-      </w:pPr>
-      <w:r>
-        <w:rPr>
-          <w:rFonts w:ascii="黑体" w:hAnsi="黑体" w:eastAsia="黑体"/>
-          <w:b/>
-          <w:sz w:val="24"/>
-        </w:rPr>
-        <w:t>6.3.1 创建订单（购买）</w:t>
-      </w:r>
-    </w:p>
-    <w:p>
-      <w:pPr>
-        <w:spacing w:before="40" w:after="40"/>
-        <w:ind w:firstLine="0"/>
-      </w:pPr>
-      <w:r>
-        <w:rPr>
-          <w:rFonts w:ascii="Courier New" w:hAnsi="Courier New"/>
-          <w:sz w:val="18"/>
-        </w:rPr>
-        <w:t>POST /second-hand/order</w:t>
-        <w:br/>
-        <w:t>Header: Authorization: Bearer &lt;token&gt;</w:t>
-        <w:br/>
-        <w:t>Body: { "goodsId": 1 }</w:t>
-        <w:br/>
-        <w:t>响应: {</w:t>
-        <w:br/>
-        <w:t xml:space="preserve">  "code": 200,</w:t>
-        <w:br/>
-        <w:t xml:space="preserve">  "data": {</w:t>
-        <w:br/>
-        <w:t xml:space="preserve">    "id": 1,</w:t>
-        <w:br/>
-        <w:t xml:space="preserve">    "buyerId": 3,</w:t>
-        <w:br/>
-        <w:t xml:space="preserve">    "goodsId": 1,</w:t>
-        <w:br/>
-        <w:t xml:space="preserve">    "goodsTitle": "《操作系统概念》第九版",</w:t>
-        <w:br/>
-        <w:t xml:space="preserve">    "amount": 25.00,</w:t>
-        <w:br/>
-        <w:t xml:space="preserve">    "sellerName": "张三",</w:t>
-        <w:br/>
-        <w:t xml:space="preserve">    "status": "paid",</w:t>
-        <w:br/>
-        <w:t xml:space="preserve">    "createTime": "2026-06-07T16:00:00"</w:t>
-        <w:br/>
-        <w:t xml:space="preserve">  }</w:t>
-        <w:br/>
-        <w:t>}</w:t>
-        <w:br/>
-        <w:t>说明: 订单创建后，商品自动标记为"已售"(sold)状态。</w:t>
-      </w:r>
-    </w:p>
     <w:p>
       <w:pPr>
         <w:spacing w:before="160" w:after="80"/>
@@ -7385,7 +5829,7 @@
           <w:rFonts w:ascii="宋体" w:hAnsi="宋体" w:eastAsia="宋体"/>
           <w:sz w:val="24"/>
         </w:rPr>
-        <w:t>Tag: 私聊接口 | Base: /second-hand/message | 需要登录</w:t>
+        <w:t>Base: /second-hand/message</w:t>
       </w:r>
     </w:p>
     <w:tbl>
@@ -7422,7 +5866,7 @@
         </w:tc>
         <w:tc>
           <w:tcPr>
-            <w:tcW w:type="dxa" w:w="1701"/>
+            <w:tcW w:type="dxa" w:w="1814"/>
           </w:tcPr>
           <w:p>
             <w:pPr>
@@ -7439,7 +5883,7 @@
         </w:tc>
         <w:tc>
           <w:tcPr>
-            <w:tcW w:type="dxa" w:w="1984"/>
+            <w:tcW w:type="dxa" w:w="1701"/>
           </w:tcPr>
           <w:p>
             <w:pPr>
@@ -7450,7 +5894,7 @@
                 <w:b/>
                 <w:sz w:val="18"/>
               </w:rPr>
-              <w:t>接口说明</w:t>
+              <w:t>说明</w:t>
             </w:r>
           </w:p>
         </w:tc>
@@ -7473,7 +5917,7 @@
         </w:tc>
         <w:tc>
           <w:tcPr>
-            <w:tcW w:type="dxa" w:w="2891"/>
+            <w:tcW w:type="dxa" w:w="3061"/>
           </w:tcPr>
           <w:p>
             <w:pPr>
@@ -7505,6 +5949,19 @@
         </w:tc>
         <w:tc>
           <w:tcPr>
+            <w:tcW w:type="dxa" w:w="1814"/>
+          </w:tcPr>
+          <w:p>
+            <w:r>
+              <w:rPr>
+                <w:sz w:val="18"/>
+              </w:rPr>
+              <w:t>/second-hand/message</w:t>
+            </w:r>
+          </w:p>
+        </w:tc>
+        <w:tc>
+          <w:tcPr>
             <w:tcW w:type="dxa" w:w="1701"/>
           </w:tcPr>
           <w:p>
@@ -7512,19 +5969,6 @@
               <w:rPr>
                 <w:sz w:val="18"/>
               </w:rPr>
-              <w:t>/second-hand/message</w:t>
-            </w:r>
-          </w:p>
-        </w:tc>
-        <w:tc>
-          <w:tcPr>
-            <w:tcW w:type="dxa" w:w="1984"/>
-          </w:tcPr>
-          <w:p>
-            <w:r>
-              <w:rPr>
-                <w:sz w:val="18"/>
-              </w:rPr>
               <w:t>发送消息</w:t>
             </w:r>
           </w:p>
@@ -7544,14 +5988,14 @@
         </w:tc>
         <w:tc>
           <w:tcPr>
-            <w:tcW w:type="dxa" w:w="2891"/>
-          </w:tcPr>
-          <w:p>
-            <w:r>
-              <w:rPr>
-                <w:sz w:val="18"/>
-              </w:rPr>
-              <w:t>Header: X-User-Id, X-Nickname, X-Username | Body: {goodsId, receiverId, content}</w:t>
+            <w:tcW w:type="dxa" w:w="3061"/>
+          </w:tcPr>
+          <w:p>
+            <w:r>
+              <w:rPr>
+                <w:sz w:val="18"/>
+              </w:rPr>
+              <w:t>Header: X-User-Id | Body: {goodsId, receiverId, content}</w:t>
             </w:r>
           </w:p>
         </w:tc>
@@ -7572,6 +6016,19 @@
         </w:tc>
         <w:tc>
           <w:tcPr>
+            <w:tcW w:type="dxa" w:w="1814"/>
+          </w:tcPr>
+          <w:p>
+            <w:r>
+              <w:rPr>
+                <w:sz w:val="18"/>
+              </w:rPr>
+              <w:t>/second-hand/message/conversations</w:t>
+            </w:r>
+          </w:p>
+        </w:tc>
+        <w:tc>
+          <w:tcPr>
             <w:tcW w:type="dxa" w:w="1701"/>
           </w:tcPr>
           <w:p>
@@ -7579,20 +6036,7 @@
               <w:rPr>
                 <w:sz w:val="18"/>
               </w:rPr>
-              <w:t>/second-hand/message/conversations</w:t>
-            </w:r>
-          </w:p>
-        </w:tc>
-        <w:tc>
-          <w:tcPr>
-            <w:tcW w:type="dxa" w:w="1984"/>
-          </w:tcPr>
-          <w:p>
-            <w:r>
-              <w:rPr>
-                <w:sz w:val="18"/>
-              </w:rPr>
-              <w:t>对话列表（按商品分组）</w:t>
+              <w:t>对话列表（按商品分组+未读数）</w:t>
             </w:r>
           </w:p>
         </w:tc>
@@ -7611,7 +6055,7 @@
         </w:tc>
         <w:tc>
           <w:tcPr>
-            <w:tcW w:type="dxa" w:w="2891"/>
+            <w:tcW w:type="dxa" w:w="3061"/>
           </w:tcPr>
           <w:p>
             <w:r>
@@ -7639,6 +6083,19 @@
         </w:tc>
         <w:tc>
           <w:tcPr>
+            <w:tcW w:type="dxa" w:w="1814"/>
+          </w:tcPr>
+          <w:p>
+            <w:r>
+              <w:rPr>
+                <w:sz w:val="18"/>
+              </w:rPr>
+              <w:t>/second-hand/message/list</w:t>
+            </w:r>
+          </w:p>
+        </w:tc>
+        <w:tc>
+          <w:tcPr>
             <w:tcW w:type="dxa" w:w="1701"/>
           </w:tcPr>
           <w:p>
@@ -7646,20 +6103,7 @@
               <w:rPr>
                 <w:sz w:val="18"/>
               </w:rPr>
-              <w:t>/second-hand/message/list</w:t>
-            </w:r>
-          </w:p>
-        </w:tc>
-        <w:tc>
-          <w:tcPr>
-            <w:tcW w:type="dxa" w:w="1984"/>
-          </w:tcPr>
-          <w:p>
-            <w:r>
-              <w:rPr>
-                <w:sz w:val="18"/>
-              </w:rPr>
-              <w:t>聊天记录</w:t>
+              <w:t>聊天记录（自动标记已读）</w:t>
             </w:r>
           </w:p>
         </w:tc>
@@ -7678,7 +6122,7 @@
         </w:tc>
         <w:tc>
           <w:tcPr>
-            <w:tcW w:type="dxa" w:w="2891"/>
+            <w:tcW w:type="dxa" w:w="3061"/>
           </w:tcPr>
           <w:p>
             <w:r>
@@ -7706,6 +6150,19 @@
         </w:tc>
         <w:tc>
           <w:tcPr>
+            <w:tcW w:type="dxa" w:w="1814"/>
+          </w:tcPr>
+          <w:p>
+            <w:r>
+              <w:rPr>
+                <w:sz w:val="18"/>
+              </w:rPr>
+              <w:t>/second-hand/message/unread</w:t>
+            </w:r>
+          </w:p>
+        </w:tc>
+        <w:tc>
+          <w:tcPr>
             <w:tcW w:type="dxa" w:w="1701"/>
           </w:tcPr>
           <w:p>
@@ -7713,20 +6170,7 @@
               <w:rPr>
                 <w:sz w:val="18"/>
               </w:rPr>
-              <w:t>/second-hand/message/unread</w:t>
-            </w:r>
-          </w:p>
-        </w:tc>
-        <w:tc>
-          <w:tcPr>
-            <w:tcW w:type="dxa" w:w="1984"/>
-          </w:tcPr>
-          <w:p>
-            <w:r>
-              <w:rPr>
-                <w:sz w:val="18"/>
-              </w:rPr>
-              <w:t>未读消息总数</w:t>
+              <w:t>未读消息总数（红点角标）</w:t>
             </w:r>
           </w:p>
         </w:tc>
@@ -7745,73 +6189,20 @@
         </w:tc>
         <w:tc>
           <w:tcPr>
-            <w:tcW w:type="dxa" w:w="2891"/>
-          </w:tcPr>
-          <w:p>
-            <w:r>
-              <w:rPr>
-                <w:sz w:val="18"/>
-              </w:rPr>
-              <w:t>Header: X-User-Id</w:t>
+            <w:tcW w:type="dxa" w:w="3061"/>
+          </w:tcPr>
+          <w:p>
+            <w:r>
+              <w:rPr>
+                <w:sz w:val="18"/>
+              </w:rPr>
+              <w:t>Header: X-User-Id → {"count":N}</w:t>
             </w:r>
           </w:p>
         </w:tc>
       </w:tr>
     </w:tbl>
     <w:p/>
-    <w:p>
-      <w:pPr>
-        <w:spacing w:before="120" w:after="60"/>
-      </w:pPr>
-      <w:r>
-        <w:rPr>
-          <w:rFonts w:ascii="黑体" w:hAnsi="黑体" w:eastAsia="黑体"/>
-          <w:b/>
-          <w:sz w:val="24"/>
-        </w:rPr>
-        <w:t>6.4.1 发送消息 / 聊天记录</w:t>
-      </w:r>
-    </w:p>
-    <w:p>
-      <w:pPr>
-        <w:spacing w:before="40" w:after="40"/>
-        <w:ind w:firstLine="0"/>
-      </w:pPr>
-      <w:r>
-        <w:rPr>
-          <w:rFonts w:ascii="Courier New" w:hAnsi="Courier New"/>
-          <w:sz w:val="18"/>
-        </w:rPr>
-        <w:t>POST /second-hand/message</w:t>
-        <w:br/>
-        <w:t>Body: { "goodsId": 1, "receiverId": 2, "content": "你好，这书还在吗？" }</w:t>
-        <w:br/>
-        <w:br/>
-        <w:t>GET /second-hand/message/list?goodsId=1&amp;withUserId=2</w:t>
-        <w:br/>
-        <w:t>响应: {</w:t>
-        <w:br/>
-        <w:t xml:space="preserve">  "data": [</w:t>
-        <w:br/>
-        <w:t xml:space="preserve">    { "id": 1, "goodsId": 1, "senderId": 3, "senderName": "李四",</w:t>
-        <w:br/>
-        <w:t xml:space="preserve">      "receiverId": 2, "content": "你好，这书还在吗？", "isRead": 1,</w:t>
-        <w:br/>
-        <w:t xml:space="preserve">      "createTime": "2026-06-07T16:10:00" },</w:t>
-        <w:br/>
-        <w:t xml:space="preserve">    { "id": 2, "goodsId": 1, "senderId": 2, "senderName": "张三",</w:t>
-        <w:br/>
-        <w:t xml:space="preserve">      "content": "在的，九成新", "isRead": 0,</w:t>
-        <w:br/>
-        <w:t xml:space="preserve">      "createTime": "2026-06-07T16:12:00" }</w:t>
-        <w:br/>
-        <w:t xml:space="preserve">  ]</w:t>
-        <w:br/>
-        <w:t>}</w:t>
-        <w:br/>
-        <w:t>说明: 拉取聊天记录时自动将接收到的消息标记为已读。</w:t>
-      </w:r>
-    </w:p>
     <w:p>
       <w:r>
         <w:br w:type="page"/>
@@ -7827,19 +6218,7 @@
           <w:b/>
           <w:sz w:val="32"/>
         </w:rPr>
-        <w:t>七、报修投诉接口 (complaint-service)</w:t>
-      </w:r>
-    </w:p>
-    <w:p>
-      <w:pPr>
-        <w:ind w:firstLine="420"/>
-      </w:pPr>
-      <w:r>
-        <w:rPr>
-          <w:rFonts w:ascii="宋体" w:hAnsi="宋体" w:eastAsia="宋体"/>
-          <w:sz w:val="24"/>
-        </w:rPr>
-        <w:t>报修投诉服务提供工单提交、状态流转、管理员处理和用户评价功能。</w:t>
+        <w:t>七、报修投诉接口 (complaint-service :8087)</w:t>
       </w:r>
     </w:p>
     <w:p>
@@ -7852,7 +6231,7 @@
           <w:b/>
           <w:sz w:val="28"/>
         </w:rPr>
-        <w:t>7.1 报修投诉接口 — ComplaintController</w:t>
+        <w:t>7.1 报修投诉 — ComplaintController</w:t>
       </w:r>
     </w:p>
     <w:p>
@@ -7864,7 +6243,7 @@
           <w:rFonts w:ascii="宋体" w:hAnsi="宋体" w:eastAsia="宋体"/>
           <w:sz w:val="24"/>
         </w:rPr>
-        <w:t>Tag: 报修投诉接口 | Base: /complaint</w:t>
+        <w:t>Base: /complaint</w:t>
       </w:r>
     </w:p>
     <w:tbl>
@@ -7918,7 +6297,7 @@
         </w:tc>
         <w:tc>
           <w:tcPr>
-            <w:tcW w:type="dxa" w:w="2154"/>
+            <w:tcW w:type="dxa" w:w="1701"/>
           </w:tcPr>
           <w:p>
             <w:pPr>
@@ -7929,7 +6308,7 @@
                 <w:b/>
                 <w:sz w:val="18"/>
               </w:rPr>
-              <w:t>接口说明</w:t>
+              <w:t>说明</w:t>
             </w:r>
           </w:p>
         </w:tc>
@@ -7952,7 +6331,7 @@
         </w:tc>
         <w:tc>
           <w:tcPr>
-            <w:tcW w:type="dxa" w:w="2608"/>
+            <w:tcW w:type="dxa" w:w="3061"/>
           </w:tcPr>
           <w:p>
             <w:pPr>
@@ -7997,7 +6376,7 @@
         </w:tc>
         <w:tc>
           <w:tcPr>
-            <w:tcW w:type="dxa" w:w="2154"/>
+            <w:tcW w:type="dxa" w:w="1701"/>
           </w:tcPr>
           <w:p>
             <w:r>
@@ -8023,14 +6402,14 @@
         </w:tc>
         <w:tc>
           <w:tcPr>
-            <w:tcW w:type="dxa" w:w="2608"/>
-          </w:tcPr>
-          <w:p>
-            <w:r>
-              <w:rPr>
-                <w:sz w:val="18"/>
-              </w:rPr>
-              <w:t>Header: X-User-Id | Query: page(1), size(10), status?(pending/processing/done/rejected)</w:t>
+            <w:tcW w:type="dxa" w:w="3061"/>
+          </w:tcPr>
+          <w:p>
+            <w:r>
+              <w:rPr>
+                <w:sz w:val="18"/>
+              </w:rPr>
+              <w:t>Header: X-User-Id | Query: page(1), size(10), status?</w:t>
             </w:r>
           </w:p>
         </w:tc>
@@ -8064,7 +6443,7 @@
         </w:tc>
         <w:tc>
           <w:tcPr>
-            <w:tcW w:type="dxa" w:w="2154"/>
+            <w:tcW w:type="dxa" w:w="1701"/>
           </w:tcPr>
           <w:p>
             <w:r>
@@ -8090,7 +6469,7 @@
         </w:tc>
         <w:tc>
           <w:tcPr>
-            <w:tcW w:type="dxa" w:w="2608"/>
+            <w:tcW w:type="dxa" w:w="3061"/>
           </w:tcPr>
           <w:p>
             <w:r>
@@ -8131,7 +6510,7 @@
         </w:tc>
         <w:tc>
           <w:tcPr>
-            <w:tcW w:type="dxa" w:w="2154"/>
+            <w:tcW w:type="dxa" w:w="1701"/>
           </w:tcPr>
           <w:p>
             <w:r>
@@ -8157,14 +6536,14 @@
         </w:tc>
         <w:tc>
           <w:tcPr>
-            <w:tcW w:type="dxa" w:w="2608"/>
-          </w:tcPr>
-          <w:p>
-            <w:r>
-              <w:rPr>
-                <w:sz w:val="18"/>
-              </w:rPr>
-              <w:t>Query: page(1), size(10), type?, status?</w:t>
+            <w:tcW w:type="dxa" w:w="3061"/>
+          </w:tcPr>
+          <w:p>
+            <w:r>
+              <w:rPr>
+                <w:sz w:val="18"/>
+              </w:rPr>
+              <w:t>Query: page, size, type?, status?</w:t>
             </w:r>
           </w:p>
         </w:tc>
@@ -8198,7 +6577,7 @@
         </w:tc>
         <w:tc>
           <w:tcPr>
-            <w:tcW w:type="dxa" w:w="2154"/>
+            <w:tcW w:type="dxa" w:w="1701"/>
           </w:tcPr>
           <w:p>
             <w:r>
@@ -8224,7 +6603,7 @@
         </w:tc>
         <w:tc>
           <w:tcPr>
-            <w:tcW w:type="dxa" w:w="2608"/>
+            <w:tcW w:type="dxa" w:w="3061"/>
           </w:tcPr>
           <w:p>
             <w:r>
@@ -8265,7 +6644,7 @@
         </w:tc>
         <w:tc>
           <w:tcPr>
-            <w:tcW w:type="dxa" w:w="2154"/>
+            <w:tcW w:type="dxa" w:w="1701"/>
           </w:tcPr>
           <w:p>
             <w:r>
@@ -8291,7 +6670,7 @@
         </w:tc>
         <w:tc>
           <w:tcPr>
-            <w:tcW w:type="dxa" w:w="2608"/>
+            <w:tcW w:type="dxa" w:w="3061"/>
           </w:tcPr>
           <w:p>
             <w:r>
@@ -8305,114 +6684,6 @@
       </w:tr>
     </w:tbl>
     <w:p/>
-    <w:p>
-      <w:pPr>
-        <w:spacing w:before="120" w:after="60"/>
-      </w:pPr>
-      <w:r>
-        <w:rPr>
-          <w:rFonts w:ascii="黑体" w:hAnsi="黑体" w:eastAsia="黑体"/>
-          <w:b/>
-          <w:sz w:val="24"/>
-        </w:rPr>
-        <w:t>7.1.1 提交工单</w:t>
-      </w:r>
-    </w:p>
-    <w:p>
-      <w:pPr>
-        <w:spacing w:before="40" w:after="40"/>
-        <w:ind w:firstLine="0"/>
-      </w:pPr>
-      <w:r>
-        <w:rPr>
-          <w:rFonts w:ascii="Courier New" w:hAnsi="Courier New"/>
-          <w:sz w:val="18"/>
-        </w:rPr>
-        <w:t>POST /complaint</w:t>
-        <w:br/>
-        <w:t>Header: Authorization: Bearer &lt;token&gt;</w:t>
-        <w:br/>
-        <w:t>Body: {</w:t>
-        <w:br/>
-        <w:t xml:space="preserve">  "type": "repair",            // repair=报修, complaint=投诉, suggest=建议</w:t>
-        <w:br/>
-        <w:t xml:space="preserve">  "title": "图书馆三楼空调故障",</w:t>
-        <w:br/>
-        <w:t xml:space="preserve">  "description": "空调不制冷，室内温度很高...",</w:t>
-        <w:br/>
-        <w:t xml:space="preserve">  "location": "图书馆三楼自习区",</w:t>
-        <w:br/>
-        <w:t xml:space="preserve">  "images": "["/uploads/complaint/xxx.jpg"]"</w:t>
-        <w:br/>
-        <w:t>}</w:t>
-        <w:br/>
-        <w:t>响应: { "code": 200, "message": "提交成功" }</w:t>
-      </w:r>
-    </w:p>
-    <w:p>
-      <w:pPr>
-        <w:spacing w:before="120" w:after="60"/>
-      </w:pPr>
-      <w:r>
-        <w:rPr>
-          <w:rFonts w:ascii="黑体" w:hAnsi="黑体" w:eastAsia="黑体"/>
-          <w:b/>
-          <w:sz w:val="24"/>
-        </w:rPr>
-        <w:t>7.1.2 管理员处理工单</w:t>
-      </w:r>
-    </w:p>
-    <w:p>
-      <w:pPr>
-        <w:spacing w:before="40" w:after="40"/>
-        <w:ind w:firstLine="0"/>
-      </w:pPr>
-      <w:r>
-        <w:rPr>
-          <w:rFonts w:ascii="Courier New" w:hAnsi="Courier New"/>
-          <w:sz w:val="18"/>
-        </w:rPr>
-        <w:t>PUT /complaint/admin/handle/1?status=processing&amp;reply=已安排维修人员，预计明天处理</w:t>
-        <w:br/>
-        <w:t>Header: Authorization: Bearer &lt;admin-token&gt;</w:t>
-        <w:br/>
-        <w:t>响应: { "code": 200, "message": "处理成功" }</w:t>
-        <w:br/>
-        <w:br/>
-        <w:t># 状态流转: pending → processing → done/rejected</w:t>
-        <w:br/>
-      </w:r>
-    </w:p>
-    <w:p>
-      <w:pPr>
-        <w:spacing w:before="120" w:after="60"/>
-      </w:pPr>
-      <w:r>
-        <w:rPr>
-          <w:rFonts w:ascii="黑体" w:hAnsi="黑体" w:eastAsia="黑体"/>
-          <w:b/>
-          <w:sz w:val="24"/>
-        </w:rPr>
-        <w:t>7.1.3 用户评价</w:t>
-      </w:r>
-    </w:p>
-    <w:p>
-      <w:pPr>
-        <w:spacing w:before="40" w:after="40"/>
-        <w:ind w:firstLine="0"/>
-      </w:pPr>
-      <w:r>
-        <w:rPr>
-          <w:rFonts w:ascii="Courier New" w:hAnsi="Courier New"/>
-          <w:sz w:val="18"/>
-        </w:rPr>
-        <w:t>PUT /complaint/rate/1?rating=5&amp;feedback=维修很快，满意！</w:t>
-        <w:br/>
-        <w:t>Header: Authorization: Bearer &lt;token&gt;</w:t>
-        <w:br/>
-        <w:t>响应: { "code": 200, "message": "评价成功" }</w:t>
-      </w:r>
-    </w:p>
     <w:p>
       <w:r>
         <w:br w:type="page"/>
@@ -8452,14 +6723,13 @@
         <w:tblLook w:firstColumn="1" w:firstRow="1" w:lastColumn="0" w:lastRow="0" w:noHBand="0" w:noVBand="1" w:val="04A0"/>
       </w:tblPr>
       <w:tblGrid>
-        <w:gridCol w:w="2880"/>
-        <w:gridCol w:w="2880"/>
-        <w:gridCol w:w="2880"/>
+        <w:gridCol w:w="4320"/>
+        <w:gridCol w:w="4320"/>
       </w:tblGrid>
       <w:tr>
         <w:tc>
           <w:tcPr>
-            <w:tcW w:type="dxa" w:w="1134"/>
+            <w:tcW w:type="dxa" w:w="1701"/>
           </w:tcPr>
           <w:p>
             <w:pPr>
@@ -8476,7 +6746,7 @@
         </w:tc>
         <w:tc>
           <w:tcPr>
-            <w:tcW w:type="dxa" w:w="2268"/>
+            <w:tcW w:type="dxa" w:w="6236"/>
           </w:tcPr>
           <w:p>
             <w:pPr>
@@ -8491,28 +6761,11 @@
             </w:r>
           </w:p>
         </w:tc>
-        <w:tc>
-          <w:tcPr>
-            <w:tcW w:type="dxa" w:w="4535"/>
-          </w:tcPr>
-          <w:p>
-            <w:pPr>
-              <w:jc w:val="center"/>
-            </w:pPr>
-            <w:r>
-              <w:rPr>
-                <w:b/>
-                <w:sz w:val="18"/>
-              </w:rPr>
-              <w:t>说明</w:t>
-            </w:r>
-          </w:p>
-        </w:tc>
       </w:tr>
       <w:tr>
         <w:tc>
           <w:tcPr>
-            <w:tcW w:type="dxa" w:w="1134"/>
+            <w:tcW w:type="dxa" w:w="1701"/>
           </w:tcPr>
           <w:p>
             <w:r>
@@ -8525,27 +6778,14 @@
         </w:tc>
         <w:tc>
           <w:tcPr>
-            <w:tcW w:type="dxa" w:w="2268"/>
-          </w:tcPr>
-          <w:p>
-            <w:r>
-              <w:rPr>
-                <w:sz w:val="18"/>
-              </w:rPr>
-              <w:t>OK</w:t>
-            </w:r>
-          </w:p>
-        </w:tc>
-        <w:tc>
-          <w:tcPr>
-            <w:tcW w:type="dxa" w:w="4535"/>
-          </w:tcPr>
-          <w:p>
-            <w:r>
-              <w:rPr>
-                <w:sz w:val="18"/>
-              </w:rPr>
-              <w:t>请求成功</w:t>
+            <w:tcW w:type="dxa" w:w="6236"/>
+          </w:tcPr>
+          <w:p>
+            <w:r>
+              <w:rPr>
+                <w:sz w:val="18"/>
+              </w:rPr>
+              <w:t>OK — 请求成功</w:t>
             </w:r>
           </w:p>
         </w:tc>
@@ -8553,7 +6793,7 @@
       <w:tr>
         <w:tc>
           <w:tcPr>
-            <w:tcW w:type="dxa" w:w="1134"/>
+            <w:tcW w:type="dxa" w:w="1701"/>
           </w:tcPr>
           <w:p>
             <w:r>
@@ -8566,27 +6806,14 @@
         </w:tc>
         <w:tc>
           <w:tcPr>
-            <w:tcW w:type="dxa" w:w="2268"/>
-          </w:tcPr>
-          <w:p>
-            <w:r>
-              <w:rPr>
-                <w:sz w:val="18"/>
-              </w:rPr>
-              <w:t>Bad Request</w:t>
-            </w:r>
-          </w:p>
-        </w:tc>
-        <w:tc>
-          <w:tcPr>
-            <w:tcW w:type="dxa" w:w="4535"/>
-          </w:tcPr>
-          <w:p>
-            <w:r>
-              <w:rPr>
-                <w:sz w:val="18"/>
-              </w:rPr>
-              <w:t>请求参数错误（校验失败）</w:t>
+            <w:tcW w:type="dxa" w:w="6236"/>
+          </w:tcPr>
+          <w:p>
+            <w:r>
+              <w:rPr>
+                <w:sz w:val="18"/>
+              </w:rPr>
+              <w:t>Bad Request — 参数校验失败</w:t>
             </w:r>
           </w:p>
         </w:tc>
@@ -8594,7 +6821,7 @@
       <w:tr>
         <w:tc>
           <w:tcPr>
-            <w:tcW w:type="dxa" w:w="1134"/>
+            <w:tcW w:type="dxa" w:w="1701"/>
           </w:tcPr>
           <w:p>
             <w:r>
@@ -8607,27 +6834,14 @@
         </w:tc>
         <w:tc>
           <w:tcPr>
-            <w:tcW w:type="dxa" w:w="2268"/>
-          </w:tcPr>
-          <w:p>
-            <w:r>
-              <w:rPr>
-                <w:sz w:val="18"/>
-              </w:rPr>
-              <w:t>Unauthorized</w:t>
-            </w:r>
-          </w:p>
-        </w:tc>
-        <w:tc>
-          <w:tcPr>
-            <w:tcW w:type="dxa" w:w="4535"/>
-          </w:tcPr>
-          <w:p>
-            <w:r>
-              <w:rPr>
-                <w:sz w:val="18"/>
-              </w:rPr>
-              <w:t>未登录或 Token 已过期/失效</w:t>
+            <w:tcW w:type="dxa" w:w="6236"/>
+          </w:tcPr>
+          <w:p>
+            <w:r>
+              <w:rPr>
+                <w:sz w:val="18"/>
+              </w:rPr>
+              <w:t>Unauthorized — 未登录或 Token 失效</w:t>
             </w:r>
           </w:p>
         </w:tc>
@@ -8635,7 +6849,7 @@
       <w:tr>
         <w:tc>
           <w:tcPr>
-            <w:tcW w:type="dxa" w:w="1134"/>
+            <w:tcW w:type="dxa" w:w="1701"/>
           </w:tcPr>
           <w:p>
             <w:r>
@@ -8648,27 +6862,14 @@
         </w:tc>
         <w:tc>
           <w:tcPr>
-            <w:tcW w:type="dxa" w:w="2268"/>
-          </w:tcPr>
-          <w:p>
-            <w:r>
-              <w:rPr>
-                <w:sz w:val="18"/>
-              </w:rPr>
-              <w:t>Forbidden</w:t>
-            </w:r>
-          </w:p>
-        </w:tc>
-        <w:tc>
-          <w:tcPr>
-            <w:tcW w:type="dxa" w:w="4535"/>
-          </w:tcPr>
-          <w:p>
-            <w:r>
-              <w:rPr>
-                <w:sz w:val="18"/>
-              </w:rPr>
-              <w:t>角色权限不足（如学生访问管理接口）</w:t>
+            <w:tcW w:type="dxa" w:w="6236"/>
+          </w:tcPr>
+          <w:p>
+            <w:r>
+              <w:rPr>
+                <w:sz w:val="18"/>
+              </w:rPr>
+              <w:t>Forbidden — 角色权限不足</w:t>
             </w:r>
           </w:p>
         </w:tc>
@@ -8676,7 +6877,7 @@
       <w:tr>
         <w:tc>
           <w:tcPr>
-            <w:tcW w:type="dxa" w:w="1134"/>
+            <w:tcW w:type="dxa" w:w="1701"/>
           </w:tcPr>
           <w:p>
             <w:r>
@@ -8689,27 +6890,14 @@
         </w:tc>
         <w:tc>
           <w:tcPr>
-            <w:tcW w:type="dxa" w:w="2268"/>
-          </w:tcPr>
-          <w:p>
-            <w:r>
-              <w:rPr>
-                <w:sz w:val="18"/>
-              </w:rPr>
-              <w:t>Not Found</w:t>
-            </w:r>
-          </w:p>
-        </w:tc>
-        <w:tc>
-          <w:tcPr>
-            <w:tcW w:type="dxa" w:w="4535"/>
-          </w:tcPr>
-          <w:p>
-            <w:r>
-              <w:rPr>
-                <w:sz w:val="18"/>
-              </w:rPr>
-              <w:t>资源不存在</w:t>
+            <w:tcW w:type="dxa" w:w="6236"/>
+          </w:tcPr>
+          <w:p>
+            <w:r>
+              <w:rPr>
+                <w:sz w:val="18"/>
+              </w:rPr>
+              <w:t>Not Found — 资源不存在</w:t>
             </w:r>
           </w:p>
         </w:tc>
@@ -8717,7 +6905,7 @@
       <w:tr>
         <w:tc>
           <w:tcPr>
-            <w:tcW w:type="dxa" w:w="1134"/>
+            <w:tcW w:type="dxa" w:w="1701"/>
           </w:tcPr>
           <w:p>
             <w:r>
@@ -8730,27 +6918,14 @@
         </w:tc>
         <w:tc>
           <w:tcPr>
-            <w:tcW w:type="dxa" w:w="2268"/>
-          </w:tcPr>
-          <w:p>
-            <w:r>
-              <w:rPr>
-                <w:sz w:val="18"/>
-              </w:rPr>
-              <w:t>Internal Server Error</w:t>
-            </w:r>
-          </w:p>
-        </w:tc>
-        <w:tc>
-          <w:tcPr>
-            <w:tcW w:type="dxa" w:w="4535"/>
-          </w:tcPr>
-          <w:p>
-            <w:r>
-              <w:rPr>
-                <w:sz w:val="18"/>
-              </w:rPr>
-              <w:t>服务器内部异常</w:t>
+            <w:tcW w:type="dxa" w:w="6236"/>
+          </w:tcPr>
+          <w:p>
+            <w:r>
+              <w:rPr>
+                <w:sz w:val="18"/>
+              </w:rPr>
+              <w:t>Internal Server Error — 服务异常</w:t>
             </w:r>
           </w:p>
         </w:tc>
@@ -8767,19 +6942,293 @@
           <w:b/>
           <w:sz w:val="28"/>
         </w:rPr>
-        <w:t>8.2 分页请求规范</w:t>
+        <w:t>8.2 枚举值</w:t>
       </w:r>
     </w:p>
+    <w:tbl>
+      <w:tblPr>
+        <w:tblStyle w:val="TableGrid"/>
+        <w:tblW w:type="auto" w:w="0"/>
+        <w:jc w:val="center"/>
+        <w:tblLook w:firstColumn="1" w:firstRow="1" w:lastColumn="0" w:lastRow="0" w:noHBand="0" w:noVBand="1" w:val="04A0"/>
+      </w:tblPr>
+      <w:tblGrid>
+        <w:gridCol w:w="4320"/>
+        <w:gridCol w:w="4320"/>
+      </w:tblGrid>
+      <w:tr>
+        <w:tc>
+          <w:tcPr>
+            <w:tcW w:type="dxa" w:w="1984"/>
+          </w:tcPr>
+          <w:p>
+            <w:pPr>
+              <w:jc w:val="center"/>
+            </w:pPr>
+            <w:r>
+              <w:rPr>
+                <w:b/>
+                <w:sz w:val="18"/>
+              </w:rPr>
+              <w:t>枚举</w:t>
+            </w:r>
+          </w:p>
+        </w:tc>
+        <w:tc>
+          <w:tcPr>
+            <w:tcW w:type="dxa" w:w="5953"/>
+          </w:tcPr>
+          <w:p>
+            <w:pPr>
+              <w:jc w:val="center"/>
+            </w:pPr>
+            <w:r>
+              <w:rPr>
+                <w:b/>
+                <w:sz w:val="18"/>
+              </w:rPr>
+              <w:t>可选值</w:t>
+            </w:r>
+          </w:p>
+        </w:tc>
+      </w:tr>
+      <w:tr>
+        <w:tc>
+          <w:tcPr>
+            <w:tcW w:type="dxa" w:w="1984"/>
+          </w:tcPr>
+          <w:p>
+            <w:r>
+              <w:rPr>
+                <w:sz w:val="18"/>
+              </w:rPr>
+              <w:t>角色 role</w:t>
+            </w:r>
+          </w:p>
+        </w:tc>
+        <w:tc>
+          <w:tcPr>
+            <w:tcW w:type="dxa" w:w="5953"/>
+          </w:tcPr>
+          <w:p>
+            <w:r>
+              <w:rPr>
+                <w:sz w:val="18"/>
+              </w:rPr>
+              <w:t>student / teacher / admin</w:t>
+            </w:r>
+          </w:p>
+        </w:tc>
+      </w:tr>
+      <w:tr>
+        <w:tc>
+          <w:tcPr>
+            <w:tcW w:type="dxa" w:w="1984"/>
+          </w:tcPr>
+          <w:p>
+            <w:r>
+              <w:rPr>
+                <w:sz w:val="18"/>
+              </w:rPr>
+              <w:t>帖子板块 board</w:t>
+            </w:r>
+          </w:p>
+        </w:tc>
+        <w:tc>
+          <w:tcPr>
+            <w:tcW w:type="dxa" w:w="5953"/>
+          </w:tcPr>
+          <w:p>
+            <w:r>
+              <w:rPr>
+                <w:sz w:val="18"/>
+              </w:rPr>
+              <w:t>study / job / life / tech / other</w:t>
+            </w:r>
+          </w:p>
+        </w:tc>
+      </w:tr>
+      <w:tr>
+        <w:tc>
+          <w:tcPr>
+            <w:tcW w:type="dxa" w:w="1984"/>
+          </w:tcPr>
+          <w:p>
+            <w:r>
+              <w:rPr>
+                <w:sz w:val="18"/>
+              </w:rPr>
+              <w:t>商品分类 category</w:t>
+            </w:r>
+          </w:p>
+        </w:tc>
+        <w:tc>
+          <w:tcPr>
+            <w:tcW w:type="dxa" w:w="5953"/>
+          </w:tcPr>
+          <w:p>
+            <w:r>
+              <w:rPr>
+                <w:sz w:val="18"/>
+              </w:rPr>
+              <w:t>textbook / digital / living / clothing / other</w:t>
+            </w:r>
+          </w:p>
+        </w:tc>
+      </w:tr>
+      <w:tr>
+        <w:tc>
+          <w:tcPr>
+            <w:tcW w:type="dxa" w:w="1984"/>
+          </w:tcPr>
+          <w:p>
+            <w:r>
+              <w:rPr>
+                <w:sz w:val="18"/>
+              </w:rPr>
+              <w:t>商品成色 goods_condition</w:t>
+            </w:r>
+          </w:p>
+        </w:tc>
+        <w:tc>
+          <w:tcPr>
+            <w:tcW w:type="dxa" w:w="5953"/>
+          </w:tcPr>
+          <w:p>
+            <w:r>
+              <w:rPr>
+                <w:sz w:val="18"/>
+              </w:rPr>
+              <w:t>new / like_new / good / fair</w:t>
+            </w:r>
+          </w:p>
+        </w:tc>
+      </w:tr>
+      <w:tr>
+        <w:tc>
+          <w:tcPr>
+            <w:tcW w:type="dxa" w:w="1984"/>
+          </w:tcPr>
+          <w:p>
+            <w:r>
+              <w:rPr>
+                <w:sz w:val="18"/>
+              </w:rPr>
+              <w:t>商品状态 status</w:t>
+            </w:r>
+          </w:p>
+        </w:tc>
+        <w:tc>
+          <w:tcPr>
+            <w:tcW w:type="dxa" w:w="5953"/>
+          </w:tcPr>
+          <w:p>
+            <w:r>
+              <w:rPr>
+                <w:sz w:val="18"/>
+              </w:rPr>
+              <w:t>active / sold / removed</w:t>
+            </w:r>
+          </w:p>
+        </w:tc>
+      </w:tr>
+      <w:tr>
+        <w:tc>
+          <w:tcPr>
+            <w:tcW w:type="dxa" w:w="1984"/>
+          </w:tcPr>
+          <w:p>
+            <w:r>
+              <w:rPr>
+                <w:sz w:val="18"/>
+              </w:rPr>
+              <w:t>工单类型 type</w:t>
+            </w:r>
+          </w:p>
+        </w:tc>
+        <w:tc>
+          <w:tcPr>
+            <w:tcW w:type="dxa" w:w="5953"/>
+          </w:tcPr>
+          <w:p>
+            <w:r>
+              <w:rPr>
+                <w:sz w:val="18"/>
+              </w:rPr>
+              <w:t>repair / complaint / suggest</w:t>
+            </w:r>
+          </w:p>
+        </w:tc>
+      </w:tr>
+      <w:tr>
+        <w:tc>
+          <w:tcPr>
+            <w:tcW w:type="dxa" w:w="1984"/>
+          </w:tcPr>
+          <w:p>
+            <w:r>
+              <w:rPr>
+                <w:sz w:val="18"/>
+              </w:rPr>
+              <w:t>工单状态</w:t>
+            </w:r>
+          </w:p>
+        </w:tc>
+        <w:tc>
+          <w:tcPr>
+            <w:tcW w:type="dxa" w:w="5953"/>
+          </w:tcPr>
+          <w:p>
+            <w:r>
+              <w:rPr>
+                <w:sz w:val="18"/>
+              </w:rPr>
+              <w:t>pending → processing → done / rejected</w:t>
+            </w:r>
+          </w:p>
+        </w:tc>
+      </w:tr>
+      <w:tr>
+        <w:tc>
+          <w:tcPr>
+            <w:tcW w:type="dxa" w:w="1984"/>
+          </w:tcPr>
+          <w:p>
+            <w:r>
+              <w:rPr>
+                <w:sz w:val="18"/>
+              </w:rPr>
+              <w:t>失物招领 type</w:t>
+            </w:r>
+          </w:p>
+        </w:tc>
+        <w:tc>
+          <w:tcPr>
+            <w:tcW w:type="dxa" w:w="5953"/>
+          </w:tcPr>
+          <w:p>
+            <w:r>
+              <w:rPr>
+                <w:sz w:val="18"/>
+              </w:rPr>
+              <w:t>lost / found</w:t>
+            </w:r>
+          </w:p>
+        </w:tc>
+      </w:tr>
+    </w:tbl>
+    <w:p/>
     <w:p>
       <w:pPr>
-        <w:ind w:firstLine="420"/>
+        <w:spacing w:before="160" w:after="80"/>
       </w:pPr>
       <w:r>
         <w:rPr>
-          <w:rFonts w:ascii="宋体" w:hAnsi="宋体" w:eastAsia="宋体"/>
-          <w:sz w:val="24"/>
+          <w:rFonts w:ascii="黑体" w:hAnsi="黑体" w:eastAsia="黑体"/>
+          <w:b/>
+          <w:sz w:val="28"/>
         </w:rPr>
-        <w:t>所有列表接口统一使用 MyBatis-Plus 分页，请求参数和响应格式一致：</w:t>
+        <w:t>8.3 分页规范</w:t>
       </w:r>
     </w:p>
     <w:p>
@@ -8794,26 +7243,7 @@
         </w:rPr>
         <w:t>请求: GET /xxx/list?page=1&amp;size=10</w:t>
         <w:br/>
-        <w:t>page: 页码（从1开始）</w:t>
-        <w:br/>
-        <w:t>size: 每页条数（默认10）</w:t>
-        <w:br/>
-        <w:br/>
-        <w:t>响应 data:</w:t>
-        <w:br/>
-        <w:t>{</w:t>
-        <w:br/>
-        <w:t xml:space="preserve">  "records": [...],   // 当前页数据</w:t>
-        <w:br/>
-        <w:t xml:space="preserve">  "total": 100,       // 总记录数</w:t>
-        <w:br/>
-        <w:t xml:space="preserve">  "size": 10,         // 每页条数</w:t>
-        <w:br/>
-        <w:t xml:space="preserve">  "current": 1,       // 当前页码</w:t>
-        <w:br/>
-        <w:t xml:space="preserve">  "pages": 10         // 总页数</w:t>
-        <w:br/>
-        <w:t>}</w:t>
+        <w:t>响应 data: { "records":[...], "total":100, "size":10, "current":1, "pages":10 }</w:t>
       </w:r>
     </w:p>
     <w:p>
@@ -8826,427 +7256,7 @@
           <w:b/>
           <w:sz w:val="28"/>
         </w:rPr>
-        <w:t>8.3 枚举值说明</w:t>
-      </w:r>
-    </w:p>
-    <w:tbl>
-      <w:tblPr>
-        <w:tblStyle w:val="TableGrid"/>
-        <w:tblW w:type="auto" w:w="0"/>
-        <w:jc w:val="center"/>
-        <w:tblLook w:firstColumn="1" w:firstRow="1" w:lastColumn="0" w:lastRow="0" w:noHBand="0" w:noVBand="1" w:val="04A0"/>
-      </w:tblPr>
-      <w:tblGrid>
-        <w:gridCol w:w="2880"/>
-        <w:gridCol w:w="2880"/>
-        <w:gridCol w:w="2880"/>
-      </w:tblGrid>
-      <w:tr>
-        <w:tc>
-          <w:tcPr>
-            <w:tcW w:type="dxa" w:w="1701"/>
-          </w:tcPr>
-          <w:p>
-            <w:pPr>
-              <w:jc w:val="center"/>
-            </w:pPr>
-            <w:r>
-              <w:rPr>
-                <w:b/>
-                <w:sz w:val="18"/>
-              </w:rPr>
-              <w:t>枚举名</w:t>
-            </w:r>
-          </w:p>
-        </w:tc>
-        <w:tc>
-          <w:tcPr>
-            <w:tcW w:type="dxa" w:w="2835"/>
-          </w:tcPr>
-          <w:p>
-            <w:pPr>
-              <w:jc w:val="center"/>
-            </w:pPr>
-            <w:r>
-              <w:rPr>
-                <w:b/>
-                <w:sz w:val="18"/>
-              </w:rPr>
-              <w:t>可选值</w:t>
-            </w:r>
-          </w:p>
-        </w:tc>
-        <w:tc>
-          <w:tcPr>
-            <w:tcW w:type="dxa" w:w="3402"/>
-          </w:tcPr>
-          <w:p>
-            <w:pPr>
-              <w:jc w:val="center"/>
-            </w:pPr>
-            <w:r>
-              <w:rPr>
-                <w:b/>
-                <w:sz w:val="18"/>
-              </w:rPr>
-              <w:t>说明</w:t>
-            </w:r>
-          </w:p>
-        </w:tc>
-      </w:tr>
-      <w:tr>
-        <w:tc>
-          <w:tcPr>
-            <w:tcW w:type="dxa" w:w="1701"/>
-          </w:tcPr>
-          <w:p>
-            <w:r>
-              <w:rPr>
-                <w:sz w:val="18"/>
-              </w:rPr>
-              <w:t>角色 (role)</w:t>
-            </w:r>
-          </w:p>
-        </w:tc>
-        <w:tc>
-          <w:tcPr>
-            <w:tcW w:type="dxa" w:w="2835"/>
-          </w:tcPr>
-          <w:p>
-            <w:r>
-              <w:rPr>
-                <w:sz w:val="18"/>
-              </w:rPr>
-              <w:t>student, teacher, admin</w:t>
-            </w:r>
-          </w:p>
-        </w:tc>
-        <w:tc>
-          <w:tcPr>
-            <w:tcW w:type="dxa" w:w="3402"/>
-          </w:tcPr>
-          <w:p>
-            <w:r>
-              <w:rPr>
-                <w:sz w:val="18"/>
-              </w:rPr>
-              <w:t>学生/教师/管理员</w:t>
-            </w:r>
-          </w:p>
-        </w:tc>
-      </w:tr>
-      <w:tr>
-        <w:tc>
-          <w:tcPr>
-            <w:tcW w:type="dxa" w:w="1701"/>
-          </w:tcPr>
-          <w:p>
-            <w:r>
-              <w:rPr>
-                <w:sz w:val="18"/>
-              </w:rPr>
-              <w:t>帖子板块 (board)</w:t>
-            </w:r>
-          </w:p>
-        </w:tc>
-        <w:tc>
-          <w:tcPr>
-            <w:tcW w:type="dxa" w:w="2835"/>
-          </w:tcPr>
-          <w:p>
-            <w:r>
-              <w:rPr>
-                <w:sz w:val="18"/>
-              </w:rPr>
-              <w:t>study, job, life, tech, other</w:t>
-            </w:r>
-          </w:p>
-        </w:tc>
-        <w:tc>
-          <w:tcPr>
-            <w:tcW w:type="dxa" w:w="3402"/>
-          </w:tcPr>
-          <w:p>
-            <w:r>
-              <w:rPr>
-                <w:sz w:val="18"/>
-              </w:rPr>
-              <w:t>学习/求职/生活/技术/闲聊</w:t>
-            </w:r>
-          </w:p>
-        </w:tc>
-      </w:tr>
-      <w:tr>
-        <w:tc>
-          <w:tcPr>
-            <w:tcW w:type="dxa" w:w="1701"/>
-          </w:tcPr>
-          <w:p>
-            <w:r>
-              <w:rPr>
-                <w:sz w:val="18"/>
-              </w:rPr>
-              <w:t>商品分类 (category)</w:t>
-            </w:r>
-          </w:p>
-        </w:tc>
-        <w:tc>
-          <w:tcPr>
-            <w:tcW w:type="dxa" w:w="2835"/>
-          </w:tcPr>
-          <w:p>
-            <w:r>
-              <w:rPr>
-                <w:sz w:val="18"/>
-              </w:rPr>
-              <w:t>textbook, digital, living, clothing, other</w:t>
-            </w:r>
-          </w:p>
-        </w:tc>
-        <w:tc>
-          <w:tcPr>
-            <w:tcW w:type="dxa" w:w="3402"/>
-          </w:tcPr>
-          <w:p>
-            <w:r>
-              <w:rPr>
-                <w:sz w:val="18"/>
-              </w:rPr>
-              <w:t>教材/数码/生活用品/衣物/其他</w:t>
-            </w:r>
-          </w:p>
-        </w:tc>
-      </w:tr>
-      <w:tr>
-        <w:tc>
-          <w:tcPr>
-            <w:tcW w:type="dxa" w:w="1701"/>
-          </w:tcPr>
-          <w:p>
-            <w:r>
-              <w:rPr>
-                <w:sz w:val="18"/>
-              </w:rPr>
-              <w:t>商品成色</w:t>
-            </w:r>
-          </w:p>
-        </w:tc>
-        <w:tc>
-          <w:tcPr>
-            <w:tcW w:type="dxa" w:w="2835"/>
-          </w:tcPr>
-          <w:p>
-            <w:r>
-              <w:rPr>
-                <w:sz w:val="18"/>
-              </w:rPr>
-              <w:t>new, like_new, good, fair</w:t>
-            </w:r>
-          </w:p>
-        </w:tc>
-        <w:tc>
-          <w:tcPr>
-            <w:tcW w:type="dxa" w:w="3402"/>
-          </w:tcPr>
-          <w:p>
-            <w:r>
-              <w:rPr>
-                <w:sz w:val="18"/>
-              </w:rPr>
-              <w:t>全新/几乎全新/良好/一般</w:t>
-            </w:r>
-          </w:p>
-        </w:tc>
-      </w:tr>
-      <w:tr>
-        <w:tc>
-          <w:tcPr>
-            <w:tcW w:type="dxa" w:w="1701"/>
-          </w:tcPr>
-          <w:p>
-            <w:r>
-              <w:rPr>
-                <w:sz w:val="18"/>
-              </w:rPr>
-              <w:t>商品状态</w:t>
-            </w:r>
-          </w:p>
-        </w:tc>
-        <w:tc>
-          <w:tcPr>
-            <w:tcW w:type="dxa" w:w="2835"/>
-          </w:tcPr>
-          <w:p>
-            <w:r>
-              <w:rPr>
-                <w:sz w:val="18"/>
-              </w:rPr>
-              <w:t>active, sold, removed</w:t>
-            </w:r>
-          </w:p>
-        </w:tc>
-        <w:tc>
-          <w:tcPr>
-            <w:tcW w:type="dxa" w:w="3402"/>
-          </w:tcPr>
-          <w:p>
-            <w:r>
-              <w:rPr>
-                <w:sz w:val="18"/>
-              </w:rPr>
-              <w:t>在售/已售/已下架</w:t>
-            </w:r>
-          </w:p>
-        </w:tc>
-      </w:tr>
-      <w:tr>
-        <w:tc>
-          <w:tcPr>
-            <w:tcW w:type="dxa" w:w="1701"/>
-          </w:tcPr>
-          <w:p>
-            <w:r>
-              <w:rPr>
-                <w:sz w:val="18"/>
-              </w:rPr>
-              <w:t>工单类型 (type)</w:t>
-            </w:r>
-          </w:p>
-        </w:tc>
-        <w:tc>
-          <w:tcPr>
-            <w:tcW w:type="dxa" w:w="2835"/>
-          </w:tcPr>
-          <w:p>
-            <w:r>
-              <w:rPr>
-                <w:sz w:val="18"/>
-              </w:rPr>
-              <w:t>repair, complaint, suggest</w:t>
-            </w:r>
-          </w:p>
-        </w:tc>
-        <w:tc>
-          <w:tcPr>
-            <w:tcW w:type="dxa" w:w="3402"/>
-          </w:tcPr>
-          <w:p>
-            <w:r>
-              <w:rPr>
-                <w:sz w:val="18"/>
-              </w:rPr>
-              <w:t>报修/投诉/建议</w:t>
-            </w:r>
-          </w:p>
-        </w:tc>
-      </w:tr>
-      <w:tr>
-        <w:tc>
-          <w:tcPr>
-            <w:tcW w:type="dxa" w:w="1701"/>
-          </w:tcPr>
-          <w:p>
-            <w:r>
-              <w:rPr>
-                <w:sz w:val="18"/>
-              </w:rPr>
-              <w:t>工单状态</w:t>
-            </w:r>
-          </w:p>
-        </w:tc>
-        <w:tc>
-          <w:tcPr>
-            <w:tcW w:type="dxa" w:w="2835"/>
-          </w:tcPr>
-          <w:p>
-            <w:r>
-              <w:rPr>
-                <w:sz w:val="18"/>
-              </w:rPr>
-              <w:t>pending, processing, done, rejected</w:t>
-            </w:r>
-          </w:p>
-        </w:tc>
-        <w:tc>
-          <w:tcPr>
-            <w:tcW w:type="dxa" w:w="3402"/>
-          </w:tcPr>
-          <w:p>
-            <w:r>
-              <w:rPr>
-                <w:sz w:val="18"/>
-              </w:rPr>
-              <w:t>待处理/处理中/已完成/已驳回</w:t>
-            </w:r>
-          </w:p>
-        </w:tc>
-      </w:tr>
-      <w:tr>
-        <w:tc>
-          <w:tcPr>
-            <w:tcW w:type="dxa" w:w="1701"/>
-          </w:tcPr>
-          <w:p>
-            <w:r>
-              <w:rPr>
-                <w:sz w:val="18"/>
-              </w:rPr>
-              <w:t>失物招领类型</w:t>
-            </w:r>
-          </w:p>
-        </w:tc>
-        <w:tc>
-          <w:tcPr>
-            <w:tcW w:type="dxa" w:w="2835"/>
-          </w:tcPr>
-          <w:p>
-            <w:r>
-              <w:rPr>
-                <w:sz w:val="18"/>
-              </w:rPr>
-              <w:t>lost, found</w:t>
-            </w:r>
-          </w:p>
-        </w:tc>
-        <w:tc>
-          <w:tcPr>
-            <w:tcW w:type="dxa" w:w="3402"/>
-          </w:tcPr>
-          <w:p>
-            <w:r>
-              <w:rPr>
-                <w:sz w:val="18"/>
-              </w:rPr>
-              <w:t>寻物启事/招领启事</w:t>
-            </w:r>
-          </w:p>
-        </w:tc>
-      </w:tr>
-    </w:tbl>
-    <w:p/>
-    <w:p>
-      <w:pPr>
-        <w:spacing w:before="160" w:after="80"/>
-      </w:pPr>
-      <w:r>
-        <w:rPr>
-          <w:rFonts w:ascii="黑体" w:hAnsi="黑体" w:eastAsia="黑体"/>
-          <w:b/>
-          <w:sz w:val="28"/>
-        </w:rPr>
-        <w:t>8.4 Knife4j 配置说明</w:t>
-      </w:r>
-    </w:p>
-    <w:p>
-      <w:pPr>
-        <w:ind w:firstLine="420"/>
-      </w:pPr>
-      <w:r>
-        <w:rPr>
-          <w:rFonts w:ascii="宋体" w:hAnsi="宋体" w:eastAsia="宋体"/>
-          <w:sz w:val="24"/>
-        </w:rPr>
-        <w:t>每个微服务均集成了 Knife4j (Swagger 增强) 接口文档，配置如下：</w:t>
+        <w:t>8.4 SpringDoc OpenAPI 配置</w:t>
       </w:r>
     </w:p>
     <w:p>
@@ -9259,28 +7269,26 @@
           <w:rFonts w:ascii="Courier New" w:hAnsi="Courier New"/>
           <w:sz w:val="18"/>
         </w:rPr>
-        <w:t># application.yml (各服务通用配置)</w:t>
-        <w:br/>
-        <w:t>knife4j:</w:t>
-        <w:br/>
-        <w:t xml:space="preserve">  enable: true</w:t>
+        <w:t># application.yml</w:t>
         <w:br/>
         <w:t>springdoc:</w:t>
         <w:br/>
         <w:t xml:space="preserve">  swagger-ui:</w:t>
         <w:br/>
-        <w:t xml:space="preserve">    path: /doc.html     # Swagger UI 访问路径</w:t>
+        <w:t xml:space="preserve">    path: /doc.html</w:t>
+        <w:br/>
+        <w:t xml:space="preserve">    enabled: true</w:t>
         <w:br/>
         <w:br/>
-        <w:t># Maven 依赖 (父 POM 中定义)</w:t>
+        <w:t># Maven (父 POM)</w:t>
         <w:br/>
         <w:t>&lt;dependency&gt;</w:t>
         <w:br/>
-        <w:t xml:space="preserve">    &lt;groupId&gt;com.github.xiaoymin&lt;/groupId&gt;</w:t>
+        <w:t xml:space="preserve">    &lt;groupId&gt;org.springdoc&lt;/groupId&gt;</w:t>
         <w:br/>
-        <w:t xml:space="preserve">    &lt;artifactId&gt;knife4j-openapi3-jakarta-spring-boot-starter&lt;/artifactId&gt;</w:t>
+        <w:t xml:space="preserve">    &lt;artifactId&gt;springdoc-openapi-starter-webmvc-ui&lt;/artifactId&gt;</w:t>
         <w:br/>
-        <w:t xml:space="preserve">    &lt;version&gt;4.3.0&lt;/version&gt;</w:t>
+        <w:t xml:space="preserve">    &lt;version&gt;2.2.0&lt;/version&gt;</w:t>
         <w:br/>
         <w:t>&lt;/dependency&gt;</w:t>
       </w:r>
@@ -9294,67 +7302,7 @@
           <w:rFonts w:ascii="宋体" w:hAnsi="宋体" w:eastAsia="宋体"/>
           <w:sz w:val="24"/>
         </w:rPr>
-        <w:t>启动服务后，访问 http://服务地址:端口/doc.html 即可进入 Knife4j 在线 API 文档界面，支持：</w:t>
-      </w:r>
-    </w:p>
-    <w:p>
-      <w:pPr>
-        <w:ind w:left="567" w:firstLine="0"/>
-      </w:pPr>
-      <w:r>
-        <w:rPr>
-          <w:rFonts w:ascii="宋体" w:hAnsi="宋体" w:eastAsia="宋体"/>
-          <w:sz w:val="24"/>
-        </w:rPr>
-        <w:t>• 在线查看所有接口列表，按 Tag 分组展示</w:t>
-      </w:r>
-    </w:p>
-    <w:p>
-      <w:pPr>
-        <w:ind w:left="567" w:firstLine="0"/>
-      </w:pPr>
-      <w:r>
-        <w:rPr>
-          <w:rFonts w:ascii="宋体" w:hAnsi="宋体" w:eastAsia="宋体"/>
-          <w:sz w:val="24"/>
-        </w:rPr>
-        <w:t>• 查看每个接口的请求参数、响应结构、数据类型</w:t>
-      </w:r>
-    </w:p>
-    <w:p>
-      <w:pPr>
-        <w:ind w:left="567" w:firstLine="0"/>
-      </w:pPr>
-      <w:r>
-        <w:rPr>
-          <w:rFonts w:ascii="宋体" w:hAnsi="宋体" w:eastAsia="宋体"/>
-          <w:sz w:val="24"/>
-        </w:rPr>
-        <w:t>• 在线调试：填写参数后直接发送请求，查看实时响应</w:t>
-      </w:r>
-    </w:p>
-    <w:p>
-      <w:pPr>
-        <w:ind w:left="567" w:firstLine="0"/>
-      </w:pPr>
-      <w:r>
-        <w:rPr>
-          <w:rFonts w:ascii="宋体" w:hAnsi="宋体" w:eastAsia="宋体"/>
-          <w:sz w:val="24"/>
-        </w:rPr>
-        <w:t>• 导出 OpenAPI 3.0 JSON 规范文档 (访问 /v3/api-docs)</w:t>
-      </w:r>
-    </w:p>
-    <w:p>
-      <w:pPr>
-        <w:ind w:left="567" w:firstLine="0"/>
-      </w:pPr>
-      <w:r>
-        <w:rPr>
-          <w:rFonts w:ascii="宋体" w:hAnsi="宋体" w:eastAsia="宋体"/>
-          <w:sz w:val="24"/>
-        </w:rPr>
-        <w:t>• 支持全局参数设置（如统一添加 Authorization Header）</w:t>
+        <w:t>访问 http://服务:端口/doc.html 进入 Swagger UI 界面，支持在线查看接口、参数和响应结构，并可直接发送测试请求。</w:t>
       </w:r>
     </w:p>
     <w:p>
@@ -9385,7 +7333,7 @@
           <w:b/>
           <w:sz w:val="28"/>
         </w:rPr>
-        <w:t>A. 接口统计汇总</w:t>
+        <w:t>A. 接口统计</w:t>
       </w:r>
     </w:p>
     <w:tbl>
@@ -10439,415 +8387,7 @@
           <w:b/>
           <w:sz w:val="28"/>
         </w:rPr>
-        <w:t>B. 请求/响应头规范</w:t>
-      </w:r>
-    </w:p>
-    <w:tbl>
-      <w:tblPr>
-        <w:tblStyle w:val="TableGrid"/>
-        <w:tblW w:type="auto" w:w="0"/>
-        <w:jc w:val="center"/>
-        <w:tblLook w:firstColumn="1" w:firstRow="1" w:lastColumn="0" w:lastRow="0" w:noHBand="0" w:noVBand="1" w:val="04A0"/>
-      </w:tblPr>
-      <w:tblGrid>
-        <w:gridCol w:w="2880"/>
-        <w:gridCol w:w="2880"/>
-        <w:gridCol w:w="2880"/>
-      </w:tblGrid>
-      <w:tr>
-        <w:tc>
-          <w:tcPr>
-            <w:tcW w:type="dxa" w:w="1984"/>
-          </w:tcPr>
-          <w:p>
-            <w:pPr>
-              <w:jc w:val="center"/>
-            </w:pPr>
-            <w:r>
-              <w:rPr>
-                <w:b/>
-                <w:sz w:val="18"/>
-              </w:rPr>
-              <w:t>Header 名称</w:t>
-            </w:r>
-          </w:p>
-        </w:tc>
-        <w:tc>
-          <w:tcPr>
-            <w:tcW w:type="dxa" w:w="1134"/>
-          </w:tcPr>
-          <w:p>
-            <w:pPr>
-              <w:jc w:val="center"/>
-            </w:pPr>
-            <w:r>
-              <w:rPr>
-                <w:b/>
-                <w:sz w:val="18"/>
-              </w:rPr>
-              <w:t>方向</w:t>
-            </w:r>
-          </w:p>
-        </w:tc>
-        <w:tc>
-          <w:tcPr>
-            <w:tcW w:type="dxa" w:w="4819"/>
-          </w:tcPr>
-          <w:p>
-            <w:pPr>
-              <w:jc w:val="center"/>
-            </w:pPr>
-            <w:r>
-              <w:rPr>
-                <w:b/>
-                <w:sz w:val="18"/>
-              </w:rPr>
-              <w:t>说明</w:t>
-            </w:r>
-          </w:p>
-        </w:tc>
-      </w:tr>
-      <w:tr>
-        <w:tc>
-          <w:tcPr>
-            <w:tcW w:type="dxa" w:w="1984"/>
-          </w:tcPr>
-          <w:p>
-            <w:r>
-              <w:rPr>
-                <w:sz w:val="18"/>
-              </w:rPr>
-              <w:t>Authorization</w:t>
-            </w:r>
-          </w:p>
-        </w:tc>
-        <w:tc>
-          <w:tcPr>
-            <w:tcW w:type="dxa" w:w="1134"/>
-          </w:tcPr>
-          <w:p>
-            <w:r>
-              <w:rPr>
-                <w:sz w:val="18"/>
-              </w:rPr>
-              <w:t>请求</w:t>
-            </w:r>
-          </w:p>
-        </w:tc>
-        <w:tc>
-          <w:tcPr>
-            <w:tcW w:type="dxa" w:w="4819"/>
-          </w:tcPr>
-          <w:p>
-            <w:r>
-              <w:rPr>
-                <w:sz w:val="18"/>
-              </w:rPr>
-              <w:t>Bearer &lt;jwt_token&gt;，认证令牌</w:t>
-            </w:r>
-          </w:p>
-        </w:tc>
-      </w:tr>
-      <w:tr>
-        <w:tc>
-          <w:tcPr>
-            <w:tcW w:type="dxa" w:w="1984"/>
-          </w:tcPr>
-          <w:p>
-            <w:r>
-              <w:rPr>
-                <w:sz w:val="18"/>
-              </w:rPr>
-              <w:t>Content-Type</w:t>
-            </w:r>
-          </w:p>
-        </w:tc>
-        <w:tc>
-          <w:tcPr>
-            <w:tcW w:type="dxa" w:w="1134"/>
-          </w:tcPr>
-          <w:p>
-            <w:r>
-              <w:rPr>
-                <w:sz w:val="18"/>
-              </w:rPr>
-              <w:t>请求</w:t>
-            </w:r>
-          </w:p>
-        </w:tc>
-        <w:tc>
-          <w:tcPr>
-            <w:tcW w:type="dxa" w:w="4819"/>
-          </w:tcPr>
-          <w:p>
-            <w:r>
-              <w:rPr>
-                <w:sz w:val="18"/>
-              </w:rPr>
-              <w:t>application/json 或 multipart/form-data(上传)</w:t>
-            </w:r>
-          </w:p>
-        </w:tc>
-      </w:tr>
-      <w:tr>
-        <w:tc>
-          <w:tcPr>
-            <w:tcW w:type="dxa" w:w="1984"/>
-          </w:tcPr>
-          <w:p>
-            <w:r>
-              <w:rPr>
-                <w:sz w:val="18"/>
-              </w:rPr>
-              <w:t>X-User-Id</w:t>
-            </w:r>
-          </w:p>
-        </w:tc>
-        <w:tc>
-          <w:tcPr>
-            <w:tcW w:type="dxa" w:w="1134"/>
-          </w:tcPr>
-          <w:p>
-            <w:r>
-              <w:rPr>
-                <w:sz w:val="18"/>
-              </w:rPr>
-              <w:t>内部转发</w:t>
-            </w:r>
-          </w:p>
-        </w:tc>
-        <w:tc>
-          <w:tcPr>
-            <w:tcW w:type="dxa" w:w="4819"/>
-          </w:tcPr>
-          <w:p>
-            <w:r>
-              <w:rPr>
-                <w:sz w:val="18"/>
-              </w:rPr>
-              <w:t>网关注入：用户ID</w:t>
-            </w:r>
-          </w:p>
-        </w:tc>
-      </w:tr>
-      <w:tr>
-        <w:tc>
-          <w:tcPr>
-            <w:tcW w:type="dxa" w:w="1984"/>
-          </w:tcPr>
-          <w:p>
-            <w:r>
-              <w:rPr>
-                <w:sz w:val="18"/>
-              </w:rPr>
-              <w:t>X-Username</w:t>
-            </w:r>
-          </w:p>
-        </w:tc>
-        <w:tc>
-          <w:tcPr>
-            <w:tcW w:type="dxa" w:w="1134"/>
-          </w:tcPr>
-          <w:p>
-            <w:r>
-              <w:rPr>
-                <w:sz w:val="18"/>
-              </w:rPr>
-              <w:t>内部转发</w:t>
-            </w:r>
-          </w:p>
-        </w:tc>
-        <w:tc>
-          <w:tcPr>
-            <w:tcW w:type="dxa" w:w="4819"/>
-          </w:tcPr>
-          <w:p>
-            <w:r>
-              <w:rPr>
-                <w:sz w:val="18"/>
-              </w:rPr>
-              <w:t>网关注入：用户名</w:t>
-            </w:r>
-          </w:p>
-        </w:tc>
-      </w:tr>
-      <w:tr>
-        <w:tc>
-          <w:tcPr>
-            <w:tcW w:type="dxa" w:w="1984"/>
-          </w:tcPr>
-          <w:p>
-            <w:r>
-              <w:rPr>
-                <w:sz w:val="18"/>
-              </w:rPr>
-              <w:t>X-Nickname</w:t>
-            </w:r>
-          </w:p>
-        </w:tc>
-        <w:tc>
-          <w:tcPr>
-            <w:tcW w:type="dxa" w:w="1134"/>
-          </w:tcPr>
-          <w:p>
-            <w:r>
-              <w:rPr>
-                <w:sz w:val="18"/>
-              </w:rPr>
-              <w:t>内部转发</w:t>
-            </w:r>
-          </w:p>
-        </w:tc>
-        <w:tc>
-          <w:tcPr>
-            <w:tcW w:type="dxa" w:w="4819"/>
-          </w:tcPr>
-          <w:p>
-            <w:r>
-              <w:rPr>
-                <w:sz w:val="18"/>
-              </w:rPr>
-              <w:t>网关注入：昵称（URL编码）</w:t>
-            </w:r>
-          </w:p>
-        </w:tc>
-      </w:tr>
-      <w:tr>
-        <w:tc>
-          <w:tcPr>
-            <w:tcW w:type="dxa" w:w="1984"/>
-          </w:tcPr>
-          <w:p>
-            <w:r>
-              <w:rPr>
-                <w:sz w:val="18"/>
-              </w:rPr>
-              <w:t>X-User-Role</w:t>
-            </w:r>
-          </w:p>
-        </w:tc>
-        <w:tc>
-          <w:tcPr>
-            <w:tcW w:type="dxa" w:w="1134"/>
-          </w:tcPr>
-          <w:p>
-            <w:r>
-              <w:rPr>
-                <w:sz w:val="18"/>
-              </w:rPr>
-              <w:t>内部转发</w:t>
-            </w:r>
-          </w:p>
-        </w:tc>
-        <w:tc>
-          <w:tcPr>
-            <w:tcW w:type="dxa" w:w="4819"/>
-          </w:tcPr>
-          <w:p>
-            <w:r>
-              <w:rPr>
-                <w:sz w:val="18"/>
-              </w:rPr>
-              <w:t>网关注入：角色 (student/teacher/admin)</w:t>
-            </w:r>
-          </w:p>
-        </w:tc>
-      </w:tr>
-      <w:tr>
-        <w:tc>
-          <w:tcPr>
-            <w:tcW w:type="dxa" w:w="1984"/>
-          </w:tcPr>
-          <w:p>
-            <w:r>
-              <w:rPr>
-                <w:sz w:val="18"/>
-              </w:rPr>
-              <w:t>X-Trace-Id</w:t>
-            </w:r>
-          </w:p>
-        </w:tc>
-        <w:tc>
-          <w:tcPr>
-            <w:tcW w:type="dxa" w:w="1134"/>
-          </w:tcPr>
-          <w:p>
-            <w:r>
-              <w:rPr>
-                <w:sz w:val="18"/>
-              </w:rPr>
-              <w:t>请求/响应</w:t>
-            </w:r>
-          </w:p>
-        </w:tc>
-        <w:tc>
-          <w:tcPr>
-            <w:tcW w:type="dxa" w:w="4819"/>
-          </w:tcPr>
-          <w:p>
-            <w:r>
-              <w:rPr>
-                <w:sz w:val="18"/>
-              </w:rPr>
-              <w:t>全链路追踪ID (TraceIdFilter 生成)</w:t>
-            </w:r>
-          </w:p>
-        </w:tc>
-      </w:tr>
-      <w:tr>
-        <w:tc>
-          <w:tcPr>
-            <w:tcW w:type="dxa" w:w="1984"/>
-          </w:tcPr>
-          <w:p>
-            <w:r>
-              <w:rPr>
-                <w:sz w:val="18"/>
-              </w:rPr>
-              <w:t>Access-Control-Allow-Origin</w:t>
-            </w:r>
-          </w:p>
-        </w:tc>
-        <w:tc>
-          <w:tcPr>
-            <w:tcW w:type="dxa" w:w="1134"/>
-          </w:tcPr>
-          <w:p>
-            <w:r>
-              <w:rPr>
-                <w:sz w:val="18"/>
-              </w:rPr>
-              <w:t>响应</w:t>
-            </w:r>
-          </w:p>
-        </w:tc>
-        <w:tc>
-          <w:tcPr>
-            <w:tcW w:type="dxa" w:w="4819"/>
-          </w:tcPr>
-          <w:p>
-            <w:r>
-              <w:rPr>
-                <w:sz w:val="18"/>
-              </w:rPr>
-              <w:t>CORS 跨域头</w:t>
-            </w:r>
-          </w:p>
-        </w:tc>
-      </w:tr>
-    </w:tbl>
-    <w:p/>
-    <w:p>
-      <w:pPr>
-        <w:spacing w:before="160" w:after="80"/>
-      </w:pPr>
-      <w:r>
-        <w:rPr>
-          <w:rFonts w:ascii="黑体" w:hAnsi="黑体" w:eastAsia="黑体"/>
-          <w:b/>
-          <w:sz w:val="28"/>
-        </w:rPr>
-        <w:t>C. 常见错误响应示例</w:t>
+        <w:t>B. 常见错误响应</w:t>
       </w:r>
     </w:p>
     <w:p>
@@ -10860,35 +8400,17 @@
           <w:rFonts w:ascii="Courier New" w:hAnsi="Courier New"/>
           <w:sz w:val="18"/>
         </w:rPr>
-        <w:t>// 401 - 未登录</w:t>
+        <w:t>401: {"code":401,"message":"未登录，请先登录"}</w:t>
         <w:br/>
-        <w:t>{ "code": 401, "message": "未登录，请先登录", "data": null }</w:t>
+        <w:t>401: {"code":401,"message":"登录已过期，请重新登录"}</w:t>
         <w:br/>
+        <w:t>403: {"code":403,"message":"仅管理员可操作"}</w:t>
         <w:br/>
-        <w:t>// 401 - Token 过期</w:t>
+        <w:t>404: {"code":404,"message":"帖子不存在"}</w:t>
         <w:br/>
-        <w:t>{ "code": 401, "message": "登录已过期，请重新登录", "data": null }</w:t>
+        <w:t>400: {"code":400,"message":"仅支持 JPG/PNG/GIF/WebP/BMP 格式"}</w:t>
         <w:br/>
-        <w:br/>
-        <w:t>// 403 - 权限不足</w:t>
-        <w:br/>
-        <w:t>{ "code": 403, "message": "仅管理员可操作", "data": null }</w:t>
-        <w:br/>
-        <w:br/>
-        <w:t>// 404 - 资源不存在</w:t>
-        <w:br/>
-        <w:t>{ "code": 404, "message": "帖子不存在", "data": null }</w:t>
-        <w:br/>
-        <w:br/>
-        <w:t>// 400 - 参数错误</w:t>
-        <w:br/>
-        <w:t>{ "code": 400, "message": "仅支持 JPG/PNG/GIF/WebP/BMP 格式", "data": null }</w:t>
-        <w:br/>
-        <w:br/>
-        <w:t>// 500 - 服务异常</w:t>
-        <w:br/>
-        <w:t>{ "code": 500, "message": "图片上传失败，请稍后重试", "data": null }</w:t>
-        <w:br/>
+        <w:t>500: {"code":500,"message":"服务器内部错误，请稍后重试"}</w:t>
       </w:r>
     </w:p>
     <w:sectPr>
